--- a/отчетпз2а.docx
+++ b/отчетпз2а.docx
@@ -487,7 +487,6 @@
           <w:szCs w:val="28"/>
         </w:rPr>
       </w:pPr>
-      <w:proofErr w:type="gramStart"/>
       <w:r>
         <w:rPr>
           <w:rFonts w:ascii="Times New Roman" w:hAnsi="Times New Roman" w:cs="Times New Roman"/>
@@ -520,7 +519,6 @@
         </w:rPr>
         <w:tab/>
       </w:r>
-      <w:proofErr w:type="gramEnd"/>
       <w:r>
         <w:rPr>
           <w:rFonts w:ascii="Times New Roman" w:hAnsi="Times New Roman" w:cs="Times New Roman"/>
@@ -936,7 +934,6 @@
         <w:t xml:space="preserve"> </w:t>
       </w:r>
       <w:proofErr w:type="spellStart"/>
-      <w:proofErr w:type="gramStart"/>
       <w:r>
         <w:rPr>
           <w:rFonts w:ascii="Courier New" w:eastAsia="Times New Roman" w:hAnsi="Courier New" w:cs="Courier New"/>
@@ -960,20 +957,7 @@
           <w:szCs w:val="24"/>
           <w:lang w:val="en-US"/>
         </w:rPr>
-        <w:t>(</w:t>
-      </w:r>
-      <w:proofErr w:type="gramEnd"/>
-      <w:r>
-        <w:rPr>
-          <w:rFonts w:ascii="Courier New" w:eastAsia="Times New Roman" w:hAnsi="Courier New" w:cs="Courier New"/>
-          <w:i/>
-          <w:iCs/>
-          <w:color w:val="000000"/>
-          <w:sz w:val="24"/>
-          <w:szCs w:val="24"/>
-          <w:lang w:val="en-US"/>
-        </w:rPr>
-        <w:t>) {</w:t>
+        <w:t>() {</w:t>
       </w:r>
     </w:p>
     <w:p>
@@ -1084,7 +1068,6 @@
         <w:t xml:space="preserve">    let limit = </w:t>
       </w:r>
       <w:proofErr w:type="spellStart"/>
-      <w:proofErr w:type="gramStart"/>
       <w:r>
         <w:rPr>
           <w:rFonts w:ascii="Courier New" w:eastAsia="Times New Roman" w:hAnsi="Courier New" w:cs="Courier New"/>
@@ -1098,47 +1081,19 @@
         <w:t>array.isEmpty</w:t>
       </w:r>
       <w:proofErr w:type="spellEnd"/>
-      <w:proofErr w:type="gramEnd"/>
-      <w:r>
-        <w:rPr>
-          <w:rFonts w:ascii="Courier New" w:eastAsia="Times New Roman" w:hAnsi="Courier New" w:cs="Courier New"/>
-          <w:i/>
-          <w:iCs/>
-          <w:color w:val="000000"/>
-          <w:sz w:val="24"/>
-          <w:szCs w:val="24"/>
-          <w:lang w:val="en-US"/>
-        </w:rPr>
-        <w:t xml:space="preserve"> ? </w:t>
-      </w:r>
-      <w:proofErr w:type="gramStart"/>
-      <w:r>
-        <w:rPr>
-          <w:rFonts w:ascii="Courier New" w:eastAsia="Times New Roman" w:hAnsi="Courier New" w:cs="Courier New"/>
-          <w:i/>
-          <w:iCs/>
-          <w:color w:val="000000"/>
-          <w:sz w:val="24"/>
-          <w:szCs w:val="24"/>
-          <w:lang w:val="en-US"/>
-        </w:rPr>
-        <w:t>0 :</w:t>
-      </w:r>
-      <w:proofErr w:type="gramEnd"/>
-      <w:r>
-        <w:rPr>
-          <w:rFonts w:ascii="Courier New" w:eastAsia="Times New Roman" w:hAnsi="Courier New" w:cs="Courier New"/>
-          <w:i/>
-          <w:iCs/>
-          <w:color w:val="000000"/>
-          <w:sz w:val="24"/>
-          <w:szCs w:val="24"/>
-          <w:lang w:val="en-US"/>
-        </w:rPr>
-        <w:t xml:space="preserve"> </w:t>
+      <w:r>
+        <w:rPr>
+          <w:rFonts w:ascii="Courier New" w:eastAsia="Times New Roman" w:hAnsi="Courier New" w:cs="Courier New"/>
+          <w:i/>
+          <w:iCs/>
+          <w:color w:val="000000"/>
+          <w:sz w:val="24"/>
+          <w:szCs w:val="24"/>
+          <w:lang w:val="en-US"/>
+        </w:rPr>
+        <w:t xml:space="preserve"> ? 0 : </w:t>
       </w:r>
       <w:proofErr w:type="spellStart"/>
-      <w:proofErr w:type="gramStart"/>
       <w:r>
         <w:rPr>
           <w:rFonts w:ascii="Courier New" w:eastAsia="Times New Roman" w:hAnsi="Courier New" w:cs="Courier New"/>
@@ -1152,7 +1107,6 @@
         <w:t>array.count</w:t>
       </w:r>
       <w:proofErr w:type="spellEnd"/>
-      <w:proofErr w:type="gramEnd"/>
     </w:p>
     <w:p>
       <w:pPr>
@@ -1232,59 +1186,7 @@
           <w:szCs w:val="24"/>
           <w:lang w:val="en-US"/>
         </w:rPr>
-        <w:t xml:space="preserve">        guard </w:t>
-      </w:r>
-      <w:proofErr w:type="gramStart"/>
-      <w:r>
-        <w:rPr>
-          <w:rFonts w:ascii="Courier New" w:eastAsia="Times New Roman" w:hAnsi="Courier New" w:cs="Courier New"/>
-          <w:i/>
-          <w:iCs/>
-          <w:color w:val="000000"/>
-          <w:sz w:val="24"/>
-          <w:szCs w:val="24"/>
-          <w:lang w:val="en-US"/>
-        </w:rPr>
-        <w:t>num !</w:t>
-      </w:r>
-      <w:proofErr w:type="gramEnd"/>
-      <w:r>
-        <w:rPr>
-          <w:rFonts w:ascii="Courier New" w:eastAsia="Times New Roman" w:hAnsi="Courier New" w:cs="Courier New"/>
-          <w:i/>
-          <w:iCs/>
-          <w:color w:val="000000"/>
-          <w:sz w:val="24"/>
-          <w:szCs w:val="24"/>
-          <w:lang w:val="en-US"/>
-        </w:rPr>
-        <w:t xml:space="preserve">= 0 else </w:t>
-      </w:r>
-      <w:proofErr w:type="gramStart"/>
-      <w:r>
-        <w:rPr>
-          <w:rFonts w:ascii="Courier New" w:eastAsia="Times New Roman" w:hAnsi="Courier New" w:cs="Courier New"/>
-          <w:i/>
-          <w:iCs/>
-          <w:color w:val="000000"/>
-          <w:sz w:val="24"/>
-          <w:szCs w:val="24"/>
-          <w:lang w:val="en-US"/>
-        </w:rPr>
-        <w:t>{ continue</w:t>
-      </w:r>
-      <w:proofErr w:type="gramEnd"/>
-      <w:r>
-        <w:rPr>
-          <w:rFonts w:ascii="Courier New" w:eastAsia="Times New Roman" w:hAnsi="Courier New" w:cs="Courier New"/>
-          <w:i/>
-          <w:iCs/>
-          <w:color w:val="000000"/>
-          <w:sz w:val="24"/>
-          <w:szCs w:val="24"/>
-          <w:lang w:val="en-US"/>
-        </w:rPr>
-        <w:t xml:space="preserve"> }</w:t>
+        <w:t>        guard num != 0 else { continue }</w:t>
       </w:r>
     </w:p>
     <w:p>
@@ -1989,7 +1891,6 @@
         <w:t xml:space="preserve">    </w:t>
       </w:r>
       <w:proofErr w:type="spellStart"/>
-      <w:proofErr w:type="gramStart"/>
       <w:r>
         <w:rPr>
           <w:rFonts w:ascii="Courier New" w:eastAsia="Times New Roman" w:hAnsi="Courier New" w:cs="Courier New"/>
@@ -2003,44 +1904,17 @@
         <w:t>array.forEach</w:t>
       </w:r>
       <w:proofErr w:type="spellEnd"/>
-      <w:proofErr w:type="gramEnd"/>
-      <w:r>
-        <w:rPr>
-          <w:rFonts w:ascii="Courier New" w:eastAsia="Times New Roman" w:hAnsi="Courier New" w:cs="Courier New"/>
-          <w:i/>
-          <w:iCs/>
-          <w:color w:val="000000"/>
-          <w:sz w:val="24"/>
-          <w:szCs w:val="24"/>
-          <w:lang w:val="en-US"/>
-        </w:rPr>
-        <w:t xml:space="preserve"> </w:t>
-      </w:r>
-      <w:proofErr w:type="gramStart"/>
-      <w:r>
-        <w:rPr>
-          <w:rFonts w:ascii="Courier New" w:eastAsia="Times New Roman" w:hAnsi="Courier New" w:cs="Courier New"/>
-          <w:i/>
-          <w:iCs/>
-          <w:color w:val="000000"/>
-          <w:sz w:val="24"/>
-          <w:szCs w:val="24"/>
-          <w:lang w:val="en-US"/>
-        </w:rPr>
-        <w:t>{ item</w:t>
-      </w:r>
-      <w:proofErr w:type="gramEnd"/>
-      <w:r>
-        <w:rPr>
-          <w:rFonts w:ascii="Courier New" w:eastAsia="Times New Roman" w:hAnsi="Courier New" w:cs="Courier New"/>
-          <w:i/>
-          <w:iCs/>
-          <w:color w:val="000000"/>
-          <w:sz w:val="24"/>
-          <w:szCs w:val="24"/>
-          <w:lang w:val="en-US"/>
-        </w:rPr>
-        <w:t xml:space="preserve"> in</w:t>
+      <w:r>
+        <w:rPr>
+          <w:rFonts w:ascii="Courier New" w:eastAsia="Times New Roman" w:hAnsi="Courier New" w:cs="Courier New"/>
+          <w:i/>
+          <w:iCs/>
+          <w:color w:val="000000"/>
+          <w:sz w:val="24"/>
+          <w:szCs w:val="24"/>
+          <w:lang w:val="en-US"/>
+        </w:rPr>
+        <w:t xml:space="preserve"> { item in</w:t>
       </w:r>
     </w:p>
     <w:p>
@@ -2694,7 +2568,6 @@
         <w:t xml:space="preserve">    </w:t>
       </w:r>
       <w:proofErr w:type="spellStart"/>
-      <w:proofErr w:type="gramStart"/>
       <w:r>
         <w:rPr>
           <w:rFonts w:ascii="Courier New" w:eastAsia="Times New Roman" w:hAnsi="Courier New" w:cs="Courier New"/>
@@ -2708,123 +2581,44 @@
         <w:t>numbers.forEach</w:t>
       </w:r>
       <w:proofErr w:type="spellEnd"/>
-      <w:proofErr w:type="gramEnd"/>
-      <w:r>
-        <w:rPr>
-          <w:rFonts w:ascii="Courier New" w:eastAsia="Times New Roman" w:hAnsi="Courier New" w:cs="Courier New"/>
-          <w:i/>
-          <w:iCs/>
-          <w:color w:val="000000"/>
-          <w:sz w:val="24"/>
-          <w:szCs w:val="24"/>
-          <w:lang w:val="en-US"/>
-        </w:rPr>
-        <w:t xml:space="preserve"> </w:t>
-      </w:r>
-      <w:proofErr w:type="gramStart"/>
-      <w:r>
-        <w:rPr>
-          <w:rFonts w:ascii="Courier New" w:eastAsia="Times New Roman" w:hAnsi="Courier New" w:cs="Courier New"/>
-          <w:i/>
-          <w:iCs/>
-          <w:color w:val="000000"/>
-          <w:sz w:val="24"/>
-          <w:szCs w:val="24"/>
-          <w:lang w:val="en-US"/>
-        </w:rPr>
-        <w:t>{ num</w:t>
-      </w:r>
-      <w:proofErr w:type="gramEnd"/>
-      <w:r>
-        <w:rPr>
-          <w:rFonts w:ascii="Courier New" w:eastAsia="Times New Roman" w:hAnsi="Courier New" w:cs="Courier New"/>
-          <w:i/>
-          <w:iCs/>
-          <w:color w:val="000000"/>
-          <w:sz w:val="24"/>
-          <w:szCs w:val="24"/>
-          <w:lang w:val="en-US"/>
-        </w:rPr>
-        <w:t xml:space="preserve"> in</w:t>
-      </w:r>
-    </w:p>
-    <w:p>
-      <w:pPr>
-        <w:spacing w:after="0" w:line="240" w:lineRule="auto"/>
-        <w:ind w:firstLine="709"/>
-        <w:rPr>
-          <w:rFonts w:ascii="Courier New" w:eastAsia="Times New Roman" w:hAnsi="Courier New" w:cs="Courier New"/>
-          <w:i/>
-          <w:iCs/>
-          <w:color w:val="000000"/>
-          <w:sz w:val="24"/>
-          <w:szCs w:val="24"/>
-          <w:lang w:val="en-US"/>
-        </w:rPr>
-      </w:pPr>
-      <w:r>
-        <w:rPr>
-          <w:rFonts w:ascii="Courier New" w:eastAsia="Times New Roman" w:hAnsi="Courier New" w:cs="Courier New"/>
-          <w:i/>
-          <w:iCs/>
-          <w:color w:val="000000"/>
-          <w:sz w:val="24"/>
-          <w:szCs w:val="24"/>
-          <w:lang w:val="en-US"/>
-        </w:rPr>
-        <w:t xml:space="preserve">        let multiplier = num &gt; </w:t>
-      </w:r>
-      <w:proofErr w:type="gramStart"/>
-      <w:r>
-        <w:rPr>
-          <w:rFonts w:ascii="Courier New" w:eastAsia="Times New Roman" w:hAnsi="Courier New" w:cs="Courier New"/>
-          <w:i/>
-          <w:iCs/>
-          <w:color w:val="000000"/>
-          <w:sz w:val="24"/>
-          <w:szCs w:val="24"/>
-          <w:lang w:val="en-US"/>
-        </w:rPr>
-        <w:t>0 ?</w:t>
-      </w:r>
-      <w:proofErr w:type="gramEnd"/>
-      <w:r>
-        <w:rPr>
-          <w:rFonts w:ascii="Courier New" w:eastAsia="Times New Roman" w:hAnsi="Courier New" w:cs="Courier New"/>
-          <w:i/>
-          <w:iCs/>
-          <w:color w:val="000000"/>
-          <w:sz w:val="24"/>
-          <w:szCs w:val="24"/>
-          <w:lang w:val="en-US"/>
-        </w:rPr>
-        <w:t xml:space="preserve"> </w:t>
-      </w:r>
-      <w:proofErr w:type="gramStart"/>
-      <w:r>
-        <w:rPr>
-          <w:rFonts w:ascii="Courier New" w:eastAsia="Times New Roman" w:hAnsi="Courier New" w:cs="Courier New"/>
-          <w:i/>
-          <w:iCs/>
-          <w:color w:val="000000"/>
-          <w:sz w:val="24"/>
-          <w:szCs w:val="24"/>
-          <w:lang w:val="en-US"/>
-        </w:rPr>
-        <w:t>2 :</w:t>
-      </w:r>
-      <w:proofErr w:type="gramEnd"/>
-      <w:r>
-        <w:rPr>
-          <w:rFonts w:ascii="Courier New" w:eastAsia="Times New Roman" w:hAnsi="Courier New" w:cs="Courier New"/>
-          <w:i/>
-          <w:iCs/>
-          <w:color w:val="000000"/>
-          <w:sz w:val="24"/>
-          <w:szCs w:val="24"/>
-          <w:lang w:val="en-US"/>
-        </w:rPr>
-        <w:t xml:space="preserve"> 1</w:t>
+      <w:r>
+        <w:rPr>
+          <w:rFonts w:ascii="Courier New" w:eastAsia="Times New Roman" w:hAnsi="Courier New" w:cs="Courier New"/>
+          <w:i/>
+          <w:iCs/>
+          <w:color w:val="000000"/>
+          <w:sz w:val="24"/>
+          <w:szCs w:val="24"/>
+          <w:lang w:val="en-US"/>
+        </w:rPr>
+        <w:t xml:space="preserve"> { num in</w:t>
+      </w:r>
+    </w:p>
+    <w:p>
+      <w:pPr>
+        <w:spacing w:after="0" w:line="240" w:lineRule="auto"/>
+        <w:ind w:firstLine="709"/>
+        <w:rPr>
+          <w:rFonts w:ascii="Courier New" w:eastAsia="Times New Roman" w:hAnsi="Courier New" w:cs="Courier New"/>
+          <w:i/>
+          <w:iCs/>
+          <w:color w:val="000000"/>
+          <w:sz w:val="24"/>
+          <w:szCs w:val="24"/>
+          <w:lang w:val="en-US"/>
+        </w:rPr>
+      </w:pPr>
+      <w:r>
+        <w:rPr>
+          <w:rFonts w:ascii="Courier New" w:eastAsia="Times New Roman" w:hAnsi="Courier New" w:cs="Courier New"/>
+          <w:i/>
+          <w:iCs/>
+          <w:color w:val="000000"/>
+          <w:sz w:val="24"/>
+          <w:szCs w:val="24"/>
+          <w:lang w:val="en-US"/>
+        </w:rPr>
+        <w:t>        let multiplier = num &gt; 0 ? 2 : 1</w:t>
       </w:r>
     </w:p>
     <w:p>
@@ -2904,33 +2698,7 @@
           <w:szCs w:val="24"/>
           <w:lang w:val="en-US"/>
         </w:rPr>
-        <w:t xml:space="preserve"> in </w:t>
-      </w:r>
-      <w:proofErr w:type="gramStart"/>
-      <w:r>
-        <w:rPr>
-          <w:rFonts w:ascii="Courier New" w:eastAsia="Times New Roman" w:hAnsi="Courier New" w:cs="Courier New"/>
-          <w:i/>
-          <w:iCs/>
-          <w:color w:val="000000"/>
-          <w:sz w:val="24"/>
-          <w:szCs w:val="24"/>
-          <w:lang w:val="en-US"/>
-        </w:rPr>
-        <w:t>0..</w:t>
-      </w:r>
-      <w:proofErr w:type="gramEnd"/>
-      <w:r>
-        <w:rPr>
-          <w:rFonts w:ascii="Courier New" w:eastAsia="Times New Roman" w:hAnsi="Courier New" w:cs="Courier New"/>
-          <w:i/>
-          <w:iCs/>
-          <w:color w:val="000000"/>
-          <w:sz w:val="24"/>
-          <w:szCs w:val="24"/>
-          <w:lang w:val="en-US"/>
-        </w:rPr>
-        <w:t>&lt;abs(num) {</w:t>
+        <w:t xml:space="preserve"> in 0..&lt;abs(num) {</w:t>
       </w:r>
     </w:p>
     <w:p>
@@ -3672,33 +3440,7 @@
           <w:szCs w:val="24"/>
           <w:lang w:val="en-US"/>
         </w:rPr>
-        <w:t xml:space="preserve">    </w:t>
-      </w:r>
-      <w:proofErr w:type="gramStart"/>
-      <w:r>
-        <w:rPr>
-          <w:rFonts w:ascii="Courier New" w:eastAsia="Times New Roman" w:hAnsi="Courier New" w:cs="Courier New"/>
-          <w:i/>
-          <w:iCs/>
-          <w:color w:val="000000"/>
-          <w:sz w:val="24"/>
-          <w:szCs w:val="24"/>
-          <w:lang w:val="en-US"/>
-        </w:rPr>
-        <w:t>print(</w:t>
-      </w:r>
-      <w:proofErr w:type="gramEnd"/>
-      <w:r>
-        <w:rPr>
-          <w:rFonts w:ascii="Courier New" w:eastAsia="Times New Roman" w:hAnsi="Courier New" w:cs="Courier New"/>
-          <w:i/>
-          <w:iCs/>
-          <w:color w:val="000000"/>
-          <w:sz w:val="24"/>
-          <w:szCs w:val="24"/>
-          <w:lang w:val="en-US"/>
-        </w:rPr>
-        <w:t>"Sum: \(sum), Status: \(status), Result: \(result)")</w:t>
+        <w:t>    print("Sum: \(sum), Status: \(status), Result: \(result)")</w:t>
       </w:r>
     </w:p>
     <w:p>
@@ -4038,7 +3780,7 @@
           <w:sz w:val="28"/>
           <w:szCs w:val="28"/>
         </w:rPr>
-        <w:t xml:space="preserve">Рисунок </w:t>
+        <w:t xml:space="preserve">Рисунок 2 – </w:t>
       </w:r>
       <w:r>
         <w:rPr>
@@ -4048,7 +3790,7 @@
           <w:sz w:val="28"/>
           <w:szCs w:val="28"/>
         </w:rPr>
-        <w:t>2</w:t>
+        <w:t>Блок-схема алгор</w:t>
       </w:r>
       <w:r>
         <w:rPr>
@@ -4058,37 +3800,7 @@
           <w:sz w:val="28"/>
           <w:szCs w:val="28"/>
         </w:rPr>
-        <w:t xml:space="preserve"> – </w:t>
-      </w:r>
-      <w:r>
-        <w:rPr>
-          <w:rFonts w:ascii="Times New Roman" w:eastAsia="Times New Roman" w:hAnsi="Times New Roman" w:cs="Times New Roman"/>
-          <w:noProof/>
-          <w:color w:val="000000"/>
-          <w:sz w:val="28"/>
-          <w:szCs w:val="28"/>
-        </w:rPr>
-        <w:t>Блок-схема алгор</w:t>
-      </w:r>
-      <w:r>
-        <w:rPr>
-          <w:rFonts w:ascii="Times New Roman" w:eastAsia="Times New Roman" w:hAnsi="Times New Roman" w:cs="Times New Roman"/>
-          <w:noProof/>
-          <w:color w:val="000000"/>
-          <w:sz w:val="28"/>
-          <w:szCs w:val="28"/>
-        </w:rPr>
-        <w:t>итма</w:t>
-      </w:r>
-      <w:r>
-        <w:rPr>
-          <w:rFonts w:ascii="Times New Roman" w:eastAsia="Times New Roman" w:hAnsi="Times New Roman" w:cs="Times New Roman"/>
-          <w:noProof/>
-          <w:color w:val="000000"/>
-          <w:sz w:val="28"/>
-          <w:szCs w:val="28"/>
-        </w:rPr>
-        <w:t xml:space="preserve"> продолжение</w:t>
+        <w:t>итма продолжение</w:t>
       </w:r>
     </w:p>
     <w:p>
@@ -4186,27 +3898,7 @@
           <w:sz w:val="28"/>
           <w:szCs w:val="28"/>
         </w:rPr>
-        <w:t xml:space="preserve">Рисунок </w:t>
-      </w:r>
-      <w:r>
-        <w:rPr>
-          <w:rFonts w:ascii="Times New Roman" w:eastAsia="Times New Roman" w:hAnsi="Times New Roman" w:cs="Times New Roman"/>
-          <w:noProof/>
-          <w:color w:val="000000"/>
-          <w:sz w:val="28"/>
-          <w:szCs w:val="28"/>
-        </w:rPr>
-        <w:t>3</w:t>
-      </w:r>
-      <w:r>
-        <w:rPr>
-          <w:rFonts w:ascii="Times New Roman" w:eastAsia="Times New Roman" w:hAnsi="Times New Roman" w:cs="Times New Roman"/>
-          <w:noProof/>
-          <w:color w:val="000000"/>
-          <w:sz w:val="28"/>
-          <w:szCs w:val="28"/>
-        </w:rPr>
-        <w:t xml:space="preserve"> – </w:t>
+        <w:t xml:space="preserve">Рисунок 3 – </w:t>
       </w:r>
       <w:r>
         <w:rPr>
@@ -4324,27 +4016,7 @@
           <w:sz w:val="28"/>
           <w:szCs w:val="28"/>
         </w:rPr>
-        <w:t xml:space="preserve">Рисунок </w:t>
-      </w:r>
-      <w:r>
-        <w:rPr>
-          <w:rFonts w:ascii="Times New Roman" w:eastAsia="Times New Roman" w:hAnsi="Times New Roman" w:cs="Times New Roman"/>
-          <w:noProof/>
-          <w:color w:val="000000"/>
-          <w:sz w:val="28"/>
-          <w:szCs w:val="28"/>
-        </w:rPr>
-        <w:t>4</w:t>
-      </w:r>
-      <w:r>
-        <w:rPr>
-          <w:rFonts w:ascii="Times New Roman" w:eastAsia="Times New Roman" w:hAnsi="Times New Roman" w:cs="Times New Roman"/>
-          <w:noProof/>
-          <w:color w:val="000000"/>
-          <w:sz w:val="28"/>
-          <w:szCs w:val="28"/>
-        </w:rPr>
-        <w:t xml:space="preserve"> – </w:t>
+        <w:t xml:space="preserve">Рисунок 4 – </w:t>
       </w:r>
       <w:r>
         <w:rPr>
@@ -4495,7 +4167,7 @@
           <w:sz w:val="28"/>
           <w:szCs w:val="28"/>
         </w:rPr>
-        <w:t>2</w:t>
+        <w:t>5</w:t>
       </w:r>
       <w:r>
         <w:rPr>
@@ -4593,7 +4265,6 @@
       <w:pPr>
         <w:spacing w:after="0" w:line="240" w:lineRule="auto"/>
         <w:ind w:firstLine="709"/>
-        <w:jc w:val="both"/>
         <w:rPr>
           <w:rFonts w:ascii="Courier New" w:eastAsia="Times New Roman" w:hAnsi="Courier New" w:cs="Courier New"/>
           <w:i/>
@@ -4631,7 +4302,6 @@
         <w:t xml:space="preserve"> </w:t>
       </w:r>
       <w:proofErr w:type="spellStart"/>
-      <w:proofErr w:type="gramStart"/>
       <w:r>
         <w:rPr>
           <w:rFonts w:ascii="Courier New" w:eastAsia="Times New Roman" w:hAnsi="Courier New" w:cs="Courier New"/>
@@ -4655,83 +4325,1309 @@
           <w:szCs w:val="24"/>
           <w:lang w:val="en-US"/>
         </w:rPr>
-        <w:t>(</w:t>
-      </w:r>
-      <w:proofErr w:type="gramEnd"/>
-      <w:r>
-        <w:rPr>
-          <w:rFonts w:ascii="Courier New" w:eastAsia="Times New Roman" w:hAnsi="Courier New" w:cs="Courier New"/>
-          <w:i/>
-          <w:iCs/>
-          <w:color w:val="000000"/>
-          <w:sz w:val="24"/>
-          <w:szCs w:val="24"/>
-          <w:lang w:val="en-US"/>
-        </w:rPr>
-        <w:t>) {</w:t>
-      </w:r>
-    </w:p>
-    <w:p>
-      <w:pPr>
-        <w:spacing w:after="0" w:line="240" w:lineRule="auto"/>
-        <w:ind w:firstLine="709"/>
-        <w:jc w:val="both"/>
-        <w:rPr>
-          <w:rFonts w:ascii="Courier New" w:eastAsia="Times New Roman" w:hAnsi="Courier New" w:cs="Courier New"/>
-          <w:i/>
-          <w:iCs/>
-          <w:color w:val="000000"/>
-          <w:sz w:val="24"/>
-          <w:szCs w:val="24"/>
-          <w:lang w:val="en-US"/>
-        </w:rPr>
-      </w:pPr>
-      <w:r>
-        <w:rPr>
-          <w:rFonts w:ascii="Courier New" w:eastAsia="Times New Roman" w:hAnsi="Courier New" w:cs="Courier New"/>
-          <w:i/>
-          <w:iCs/>
-          <w:color w:val="000000"/>
-          <w:sz w:val="24"/>
-          <w:szCs w:val="24"/>
-          <w:lang w:val="en-US"/>
-        </w:rPr>
-        <w:t xml:space="preserve">    let array = [1, 2, -3, 4, 0]      // 1</w:t>
-      </w:r>
-    </w:p>
-    <w:p>
-      <w:pPr>
-        <w:spacing w:after="0" w:line="240" w:lineRule="auto"/>
-        <w:ind w:firstLine="709"/>
-        <w:jc w:val="both"/>
-        <w:rPr>
-          <w:rFonts w:ascii="Courier New" w:eastAsia="Times New Roman" w:hAnsi="Courier New" w:cs="Courier New"/>
-          <w:i/>
-          <w:iCs/>
-          <w:color w:val="000000"/>
-          <w:sz w:val="24"/>
-          <w:szCs w:val="24"/>
-          <w:lang w:val="en-US"/>
-        </w:rPr>
-      </w:pPr>
-      <w:r>
-        <w:rPr>
-          <w:rFonts w:ascii="Courier New" w:eastAsia="Times New Roman" w:hAnsi="Courier New" w:cs="Courier New"/>
-          <w:i/>
-          <w:iCs/>
-          <w:color w:val="000000"/>
-          <w:sz w:val="24"/>
-          <w:szCs w:val="24"/>
-          <w:lang w:val="en-US"/>
-        </w:rPr>
-        <w:t xml:space="preserve">    var sum = 0                      // 2</w:t>
-      </w:r>
-    </w:p>
-    <w:p>
-      <w:pPr>
-        <w:spacing w:after="0" w:line="240" w:lineRule="auto"/>
-        <w:ind w:firstLine="709"/>
-        <w:jc w:val="both"/>
+        <w:t>() {</w:t>
+      </w:r>
+    </w:p>
+    <w:p>
+      <w:pPr>
+        <w:spacing w:after="0" w:line="240" w:lineRule="auto"/>
+        <w:ind w:firstLine="709"/>
+        <w:rPr>
+          <w:rFonts w:ascii="Courier New" w:eastAsia="Times New Roman" w:hAnsi="Courier New" w:cs="Courier New"/>
+          <w:i/>
+          <w:iCs/>
+          <w:color w:val="000000"/>
+          <w:sz w:val="24"/>
+          <w:szCs w:val="24"/>
+          <w:lang w:val="en-US"/>
+        </w:rPr>
+      </w:pPr>
+    </w:p>
+    <w:p>
+      <w:pPr>
+        <w:spacing w:after="0" w:line="240" w:lineRule="auto"/>
+        <w:ind w:firstLine="709"/>
+        <w:rPr>
+          <w:rFonts w:ascii="Courier New" w:eastAsia="Times New Roman" w:hAnsi="Courier New" w:cs="Courier New"/>
+          <w:i/>
+          <w:iCs/>
+          <w:color w:val="000000"/>
+          <w:sz w:val="24"/>
+          <w:szCs w:val="24"/>
+          <w:lang w:val="en-US"/>
+        </w:rPr>
+      </w:pPr>
+      <w:r>
+        <w:rPr>
+          <w:rFonts w:ascii="Courier New" w:eastAsia="Times New Roman" w:hAnsi="Courier New" w:cs="Courier New"/>
+          <w:i/>
+          <w:iCs/>
+          <w:color w:val="000000"/>
+          <w:sz w:val="24"/>
+          <w:szCs w:val="24"/>
+          <w:lang w:val="en-US"/>
+        </w:rPr>
+        <w:t xml:space="preserve">    let array = [1, 2, -3, 4, 0]          // N1</w:t>
+      </w:r>
+    </w:p>
+    <w:p>
+      <w:pPr>
+        <w:spacing w:after="0" w:line="240" w:lineRule="auto"/>
+        <w:ind w:firstLine="709"/>
+        <w:rPr>
+          <w:rFonts w:ascii="Courier New" w:eastAsia="Times New Roman" w:hAnsi="Courier New" w:cs="Courier New"/>
+          <w:i/>
+          <w:iCs/>
+          <w:color w:val="000000"/>
+          <w:sz w:val="24"/>
+          <w:szCs w:val="24"/>
+          <w:lang w:val="en-US"/>
+        </w:rPr>
+      </w:pPr>
+      <w:r>
+        <w:rPr>
+          <w:rFonts w:ascii="Courier New" w:eastAsia="Times New Roman" w:hAnsi="Courier New" w:cs="Courier New"/>
+          <w:i/>
+          <w:iCs/>
+          <w:color w:val="000000"/>
+          <w:sz w:val="24"/>
+          <w:szCs w:val="24"/>
+          <w:lang w:val="en-US"/>
+        </w:rPr>
+        <w:t xml:space="preserve">    var sum = 0                           // N2</w:t>
+      </w:r>
+    </w:p>
+    <w:p>
+      <w:pPr>
+        <w:spacing w:after="0" w:line="240" w:lineRule="auto"/>
+        <w:ind w:firstLine="709"/>
+        <w:rPr>
+          <w:rFonts w:ascii="Courier New" w:eastAsia="Times New Roman" w:hAnsi="Courier New" w:cs="Courier New"/>
+          <w:i/>
+          <w:iCs/>
+          <w:color w:val="000000"/>
+          <w:sz w:val="24"/>
+          <w:szCs w:val="24"/>
+          <w:lang w:val="en-US"/>
+        </w:rPr>
+      </w:pPr>
+    </w:p>
+    <w:p>
+      <w:pPr>
+        <w:spacing w:after="0" w:line="240" w:lineRule="auto"/>
+        <w:ind w:firstLine="709"/>
+        <w:rPr>
+          <w:rFonts w:ascii="Courier New" w:eastAsia="Times New Roman" w:hAnsi="Courier New" w:cs="Courier New"/>
+          <w:i/>
+          <w:iCs/>
+          <w:color w:val="000000"/>
+          <w:sz w:val="24"/>
+          <w:szCs w:val="24"/>
+          <w:lang w:val="en-US"/>
+        </w:rPr>
+      </w:pPr>
+      <w:r>
+        <w:rPr>
+          <w:rFonts w:ascii="Courier New" w:eastAsia="Times New Roman" w:hAnsi="Courier New" w:cs="Courier New"/>
+          <w:i/>
+          <w:iCs/>
+          <w:color w:val="000000"/>
+          <w:sz w:val="24"/>
+          <w:szCs w:val="24"/>
+          <w:lang w:val="en-US"/>
+        </w:rPr>
+        <w:t xml:space="preserve">    let limit = </w:t>
+      </w:r>
+      <w:proofErr w:type="spellStart"/>
+      <w:r>
+        <w:rPr>
+          <w:rFonts w:ascii="Courier New" w:eastAsia="Times New Roman" w:hAnsi="Courier New" w:cs="Courier New"/>
+          <w:i/>
+          <w:iCs/>
+          <w:color w:val="000000"/>
+          <w:sz w:val="24"/>
+          <w:szCs w:val="24"/>
+          <w:lang w:val="en-US"/>
+        </w:rPr>
+        <w:t>array.isEmpty</w:t>
+      </w:r>
+      <w:proofErr w:type="spellEnd"/>
+      <w:r>
+        <w:rPr>
+          <w:rFonts w:ascii="Courier New" w:eastAsia="Times New Roman" w:hAnsi="Courier New" w:cs="Courier New"/>
+          <w:i/>
+          <w:iCs/>
+          <w:color w:val="000000"/>
+          <w:sz w:val="24"/>
+          <w:szCs w:val="24"/>
+          <w:lang w:val="en-US"/>
+        </w:rPr>
+        <w:t xml:space="preserve"> ? 0 : </w:t>
+      </w:r>
+      <w:proofErr w:type="spellStart"/>
+      <w:r>
+        <w:rPr>
+          <w:rFonts w:ascii="Courier New" w:eastAsia="Times New Roman" w:hAnsi="Courier New" w:cs="Courier New"/>
+          <w:i/>
+          <w:iCs/>
+          <w:color w:val="000000"/>
+          <w:sz w:val="24"/>
+          <w:szCs w:val="24"/>
+          <w:lang w:val="en-US"/>
+        </w:rPr>
+        <w:t>array.count</w:t>
+      </w:r>
+      <w:proofErr w:type="spellEnd"/>
+    </w:p>
+    <w:p>
+      <w:pPr>
+        <w:spacing w:after="0" w:line="240" w:lineRule="auto"/>
+        <w:ind w:firstLine="709"/>
+        <w:rPr>
+          <w:rFonts w:ascii="Courier New" w:eastAsia="Times New Roman" w:hAnsi="Courier New" w:cs="Courier New"/>
+          <w:i/>
+          <w:iCs/>
+          <w:color w:val="000000"/>
+          <w:sz w:val="24"/>
+          <w:szCs w:val="24"/>
+          <w:lang w:val="en-US"/>
+        </w:rPr>
+      </w:pPr>
+      <w:r>
+        <w:rPr>
+          <w:rFonts w:ascii="Courier New" w:eastAsia="Times New Roman" w:hAnsi="Courier New" w:cs="Courier New"/>
+          <w:i/>
+          <w:iCs/>
+          <w:color w:val="000000"/>
+          <w:sz w:val="24"/>
+          <w:szCs w:val="24"/>
+          <w:lang w:val="en-US"/>
+        </w:rPr>
+        <w:t xml:space="preserve">    // N3, CL1</w:t>
+      </w:r>
+    </w:p>
+    <w:p>
+      <w:pPr>
+        <w:spacing w:after="0" w:line="240" w:lineRule="auto"/>
+        <w:ind w:firstLine="709"/>
+        <w:rPr>
+          <w:rFonts w:ascii="Courier New" w:eastAsia="Times New Roman" w:hAnsi="Courier New" w:cs="Courier New"/>
+          <w:i/>
+          <w:iCs/>
+          <w:color w:val="000000"/>
+          <w:sz w:val="24"/>
+          <w:szCs w:val="24"/>
+          <w:lang w:val="en-US"/>
+        </w:rPr>
+      </w:pPr>
+    </w:p>
+    <w:p>
+      <w:pPr>
+        <w:spacing w:after="0" w:line="240" w:lineRule="auto"/>
+        <w:ind w:firstLine="709"/>
+        <w:rPr>
+          <w:rFonts w:ascii="Courier New" w:eastAsia="Times New Roman" w:hAnsi="Courier New" w:cs="Courier New"/>
+          <w:i/>
+          <w:iCs/>
+          <w:color w:val="000000"/>
+          <w:sz w:val="24"/>
+          <w:szCs w:val="24"/>
+          <w:lang w:val="en-US"/>
+        </w:rPr>
+      </w:pPr>
+      <w:r>
+        <w:rPr>
+          <w:rFonts w:ascii="Courier New" w:eastAsia="Times New Roman" w:hAnsi="Courier New" w:cs="Courier New"/>
+          <w:i/>
+          <w:iCs/>
+          <w:color w:val="000000"/>
+          <w:sz w:val="24"/>
+          <w:szCs w:val="24"/>
+          <w:lang w:val="en-US"/>
+        </w:rPr>
+        <w:t xml:space="preserve">    for num in array {</w:t>
+      </w:r>
+    </w:p>
+    <w:p>
+      <w:pPr>
+        <w:spacing w:after="0" w:line="240" w:lineRule="auto"/>
+        <w:ind w:firstLine="709"/>
+        <w:rPr>
+          <w:rFonts w:ascii="Courier New" w:eastAsia="Times New Roman" w:hAnsi="Courier New" w:cs="Courier New"/>
+          <w:i/>
+          <w:iCs/>
+          <w:color w:val="000000"/>
+          <w:sz w:val="24"/>
+          <w:szCs w:val="24"/>
+          <w:lang w:val="en-US"/>
+        </w:rPr>
+      </w:pPr>
+      <w:r>
+        <w:rPr>
+          <w:rFonts w:ascii="Courier New" w:eastAsia="Times New Roman" w:hAnsi="Courier New" w:cs="Courier New"/>
+          <w:i/>
+          <w:iCs/>
+          <w:color w:val="000000"/>
+          <w:sz w:val="24"/>
+          <w:szCs w:val="24"/>
+          <w:lang w:val="en-US"/>
+        </w:rPr>
+        <w:t xml:space="preserve">        // N4, CL2</w:t>
+      </w:r>
+    </w:p>
+    <w:p>
+      <w:pPr>
+        <w:spacing w:after="0" w:line="240" w:lineRule="auto"/>
+        <w:ind w:firstLine="709"/>
+        <w:rPr>
+          <w:rFonts w:ascii="Courier New" w:eastAsia="Times New Roman" w:hAnsi="Courier New" w:cs="Courier New"/>
+          <w:i/>
+          <w:iCs/>
+          <w:color w:val="000000"/>
+          <w:sz w:val="24"/>
+          <w:szCs w:val="24"/>
+          <w:lang w:val="en-US"/>
+        </w:rPr>
+      </w:pPr>
+    </w:p>
+    <w:p>
+      <w:pPr>
+        <w:spacing w:after="0" w:line="240" w:lineRule="auto"/>
+        <w:ind w:firstLine="709"/>
+        <w:rPr>
+          <w:rFonts w:ascii="Courier New" w:eastAsia="Times New Roman" w:hAnsi="Courier New" w:cs="Courier New"/>
+          <w:i/>
+          <w:iCs/>
+          <w:color w:val="000000"/>
+          <w:sz w:val="24"/>
+          <w:szCs w:val="24"/>
+          <w:lang w:val="en-US"/>
+        </w:rPr>
+      </w:pPr>
+      <w:r>
+        <w:rPr>
+          <w:rFonts w:ascii="Courier New" w:eastAsia="Times New Roman" w:hAnsi="Courier New" w:cs="Courier New"/>
+          <w:i/>
+          <w:iCs/>
+          <w:color w:val="000000"/>
+          <w:sz w:val="24"/>
+          <w:szCs w:val="24"/>
+          <w:lang w:val="en-US"/>
+        </w:rPr>
+        <w:t xml:space="preserve">        guard num != 0 else { continue }</w:t>
+      </w:r>
+    </w:p>
+    <w:p>
+      <w:pPr>
+        <w:spacing w:after="0" w:line="240" w:lineRule="auto"/>
+        <w:ind w:firstLine="709"/>
+        <w:rPr>
+          <w:rFonts w:ascii="Courier New" w:eastAsia="Times New Roman" w:hAnsi="Courier New" w:cs="Courier New"/>
+          <w:i/>
+          <w:iCs/>
+          <w:color w:val="000000"/>
+          <w:sz w:val="24"/>
+          <w:szCs w:val="24"/>
+          <w:lang w:val="en-US"/>
+        </w:rPr>
+      </w:pPr>
+      <w:r>
+        <w:rPr>
+          <w:rFonts w:ascii="Courier New" w:eastAsia="Times New Roman" w:hAnsi="Courier New" w:cs="Courier New"/>
+          <w:i/>
+          <w:iCs/>
+          <w:color w:val="000000"/>
+          <w:sz w:val="24"/>
+          <w:szCs w:val="24"/>
+          <w:lang w:val="en-US"/>
+        </w:rPr>
+        <w:t xml:space="preserve">        // N5, CL3</w:t>
+      </w:r>
+    </w:p>
+    <w:p>
+      <w:pPr>
+        <w:spacing w:after="0" w:line="240" w:lineRule="auto"/>
+        <w:ind w:firstLine="709"/>
+        <w:rPr>
+          <w:rFonts w:ascii="Courier New" w:eastAsia="Times New Roman" w:hAnsi="Courier New" w:cs="Courier New"/>
+          <w:i/>
+          <w:iCs/>
+          <w:color w:val="000000"/>
+          <w:sz w:val="24"/>
+          <w:szCs w:val="24"/>
+          <w:lang w:val="en-US"/>
+        </w:rPr>
+      </w:pPr>
+      <w:r>
+        <w:rPr>
+          <w:rFonts w:ascii="Courier New" w:eastAsia="Times New Roman" w:hAnsi="Courier New" w:cs="Courier New"/>
+          <w:i/>
+          <w:iCs/>
+          <w:color w:val="000000"/>
+          <w:sz w:val="24"/>
+          <w:szCs w:val="24"/>
+          <w:lang w:val="en-US"/>
+        </w:rPr>
+        <w:t xml:space="preserve">        // continue НЕ </w:t>
+      </w:r>
+      <w:proofErr w:type="spellStart"/>
+      <w:r>
+        <w:rPr>
+          <w:rFonts w:ascii="Courier New" w:eastAsia="Times New Roman" w:hAnsi="Courier New" w:cs="Courier New"/>
+          <w:i/>
+          <w:iCs/>
+          <w:color w:val="000000"/>
+          <w:sz w:val="24"/>
+          <w:szCs w:val="24"/>
+          <w:lang w:val="en-US"/>
+        </w:rPr>
+        <w:t>считаем</w:t>
+      </w:r>
+      <w:proofErr w:type="spellEnd"/>
+    </w:p>
+    <w:p>
+      <w:pPr>
+        <w:spacing w:after="0" w:line="240" w:lineRule="auto"/>
+        <w:ind w:firstLine="709"/>
+        <w:rPr>
+          <w:rFonts w:ascii="Courier New" w:eastAsia="Times New Roman" w:hAnsi="Courier New" w:cs="Courier New"/>
+          <w:i/>
+          <w:iCs/>
+          <w:color w:val="000000"/>
+          <w:sz w:val="24"/>
+          <w:szCs w:val="24"/>
+          <w:lang w:val="en-US"/>
+        </w:rPr>
+      </w:pPr>
+    </w:p>
+    <w:p>
+      <w:pPr>
+        <w:spacing w:after="0" w:line="240" w:lineRule="auto"/>
+        <w:ind w:firstLine="709"/>
+        <w:rPr>
+          <w:rFonts w:ascii="Courier New" w:eastAsia="Times New Roman" w:hAnsi="Courier New" w:cs="Courier New"/>
+          <w:i/>
+          <w:iCs/>
+          <w:color w:val="000000"/>
+          <w:sz w:val="24"/>
+          <w:szCs w:val="24"/>
+          <w:lang w:val="en-US"/>
+        </w:rPr>
+      </w:pPr>
+      <w:r>
+        <w:rPr>
+          <w:rFonts w:ascii="Courier New" w:eastAsia="Times New Roman" w:hAnsi="Courier New" w:cs="Courier New"/>
+          <w:i/>
+          <w:iCs/>
+          <w:color w:val="000000"/>
+          <w:sz w:val="24"/>
+          <w:szCs w:val="24"/>
+          <w:lang w:val="en-US"/>
+        </w:rPr>
+        <w:t xml:space="preserve">        if num &gt; 0 {</w:t>
+      </w:r>
+    </w:p>
+    <w:p>
+      <w:pPr>
+        <w:spacing w:after="0" w:line="240" w:lineRule="auto"/>
+        <w:ind w:firstLine="709"/>
+        <w:rPr>
+          <w:rFonts w:ascii="Courier New" w:eastAsia="Times New Roman" w:hAnsi="Courier New" w:cs="Courier New"/>
+          <w:i/>
+          <w:iCs/>
+          <w:color w:val="000000"/>
+          <w:sz w:val="24"/>
+          <w:szCs w:val="24"/>
+          <w:lang w:val="en-US"/>
+        </w:rPr>
+      </w:pPr>
+      <w:r>
+        <w:rPr>
+          <w:rFonts w:ascii="Courier New" w:eastAsia="Times New Roman" w:hAnsi="Courier New" w:cs="Courier New"/>
+          <w:i/>
+          <w:iCs/>
+          <w:color w:val="000000"/>
+          <w:sz w:val="24"/>
+          <w:szCs w:val="24"/>
+          <w:lang w:val="en-US"/>
+        </w:rPr>
+        <w:t xml:space="preserve">            // N6, CL4</w:t>
+      </w:r>
+    </w:p>
+    <w:p>
+      <w:pPr>
+        <w:spacing w:after="0" w:line="240" w:lineRule="auto"/>
+        <w:ind w:firstLine="709"/>
+        <w:rPr>
+          <w:rFonts w:ascii="Courier New" w:eastAsia="Times New Roman" w:hAnsi="Courier New" w:cs="Courier New"/>
+          <w:i/>
+          <w:iCs/>
+          <w:color w:val="000000"/>
+          <w:sz w:val="24"/>
+          <w:szCs w:val="24"/>
+          <w:lang w:val="en-US"/>
+        </w:rPr>
+      </w:pPr>
+    </w:p>
+    <w:p>
+      <w:pPr>
+        <w:spacing w:after="0" w:line="240" w:lineRule="auto"/>
+        <w:ind w:firstLine="709"/>
+        <w:rPr>
+          <w:rFonts w:ascii="Courier New" w:eastAsia="Times New Roman" w:hAnsi="Courier New" w:cs="Courier New"/>
+          <w:i/>
+          <w:iCs/>
+          <w:color w:val="000000"/>
+          <w:sz w:val="24"/>
+          <w:szCs w:val="24"/>
+          <w:lang w:val="en-US"/>
+        </w:rPr>
+      </w:pPr>
+      <w:r>
+        <w:rPr>
+          <w:rFonts w:ascii="Courier New" w:eastAsia="Times New Roman" w:hAnsi="Courier New" w:cs="Courier New"/>
+          <w:i/>
+          <w:iCs/>
+          <w:color w:val="000000"/>
+          <w:sz w:val="24"/>
+          <w:szCs w:val="24"/>
+          <w:lang w:val="en-US"/>
+        </w:rPr>
+        <w:t xml:space="preserve">            var temp = num                // N7</w:t>
+      </w:r>
+    </w:p>
+    <w:p>
+      <w:pPr>
+        <w:spacing w:after="0" w:line="240" w:lineRule="auto"/>
+        <w:ind w:firstLine="709"/>
+        <w:rPr>
+          <w:rFonts w:ascii="Courier New" w:eastAsia="Times New Roman" w:hAnsi="Courier New" w:cs="Courier New"/>
+          <w:i/>
+          <w:iCs/>
+          <w:color w:val="000000"/>
+          <w:sz w:val="24"/>
+          <w:szCs w:val="24"/>
+          <w:lang w:val="en-US"/>
+        </w:rPr>
+      </w:pPr>
+    </w:p>
+    <w:p>
+      <w:pPr>
+        <w:spacing w:after="0" w:line="240" w:lineRule="auto"/>
+        <w:ind w:firstLine="709"/>
+        <w:rPr>
+          <w:rFonts w:ascii="Courier New" w:eastAsia="Times New Roman" w:hAnsi="Courier New" w:cs="Courier New"/>
+          <w:i/>
+          <w:iCs/>
+          <w:color w:val="000000"/>
+          <w:sz w:val="24"/>
+          <w:szCs w:val="24"/>
+          <w:lang w:val="en-US"/>
+        </w:rPr>
+      </w:pPr>
+      <w:r>
+        <w:rPr>
+          <w:rFonts w:ascii="Courier New" w:eastAsia="Times New Roman" w:hAnsi="Courier New" w:cs="Courier New"/>
+          <w:i/>
+          <w:iCs/>
+          <w:color w:val="000000"/>
+          <w:sz w:val="24"/>
+          <w:szCs w:val="24"/>
+          <w:lang w:val="en-US"/>
+        </w:rPr>
+        <w:t xml:space="preserve">            while temp &gt; 0 {</w:t>
+      </w:r>
+    </w:p>
+    <w:p>
+      <w:pPr>
+        <w:spacing w:after="0" w:line="240" w:lineRule="auto"/>
+        <w:ind w:firstLine="709"/>
+        <w:rPr>
+          <w:rFonts w:ascii="Courier New" w:eastAsia="Times New Roman" w:hAnsi="Courier New" w:cs="Courier New"/>
+          <w:i/>
+          <w:iCs/>
+          <w:color w:val="000000"/>
+          <w:sz w:val="24"/>
+          <w:szCs w:val="24"/>
+          <w:lang w:val="en-US"/>
+        </w:rPr>
+      </w:pPr>
+      <w:r>
+        <w:rPr>
+          <w:rFonts w:ascii="Courier New" w:eastAsia="Times New Roman" w:hAnsi="Courier New" w:cs="Courier New"/>
+          <w:i/>
+          <w:iCs/>
+          <w:color w:val="000000"/>
+          <w:sz w:val="24"/>
+          <w:szCs w:val="24"/>
+          <w:lang w:val="en-US"/>
+        </w:rPr>
+        <w:t xml:space="preserve">                // N8, CL5</w:t>
+      </w:r>
+    </w:p>
+    <w:p>
+      <w:pPr>
+        <w:spacing w:after="0" w:line="240" w:lineRule="auto"/>
+        <w:ind w:firstLine="709"/>
+        <w:rPr>
+          <w:rFonts w:ascii="Courier New" w:eastAsia="Times New Roman" w:hAnsi="Courier New" w:cs="Courier New"/>
+          <w:i/>
+          <w:iCs/>
+          <w:color w:val="000000"/>
+          <w:sz w:val="24"/>
+          <w:szCs w:val="24"/>
+          <w:lang w:val="en-US"/>
+        </w:rPr>
+      </w:pPr>
+    </w:p>
+    <w:p>
+      <w:pPr>
+        <w:spacing w:after="0" w:line="240" w:lineRule="auto"/>
+        <w:ind w:firstLine="709"/>
+        <w:rPr>
+          <w:rFonts w:ascii="Courier New" w:eastAsia="Times New Roman" w:hAnsi="Courier New" w:cs="Courier New"/>
+          <w:i/>
+          <w:iCs/>
+          <w:color w:val="000000"/>
+          <w:sz w:val="24"/>
+          <w:szCs w:val="24"/>
+          <w:lang w:val="en-US"/>
+        </w:rPr>
+      </w:pPr>
+      <w:r>
+        <w:rPr>
+          <w:rFonts w:ascii="Courier New" w:eastAsia="Times New Roman" w:hAnsi="Courier New" w:cs="Courier New"/>
+          <w:i/>
+          <w:iCs/>
+          <w:color w:val="000000"/>
+          <w:sz w:val="24"/>
+          <w:szCs w:val="24"/>
+          <w:lang w:val="en-US"/>
+        </w:rPr>
+        <w:t xml:space="preserve">                switch temp {</w:t>
+      </w:r>
+    </w:p>
+    <w:p>
+      <w:pPr>
+        <w:spacing w:after="0" w:line="240" w:lineRule="auto"/>
+        <w:ind w:firstLine="709"/>
+        <w:rPr>
+          <w:rFonts w:ascii="Courier New" w:eastAsia="Times New Roman" w:hAnsi="Courier New" w:cs="Courier New"/>
+          <w:i/>
+          <w:iCs/>
+          <w:color w:val="000000"/>
+          <w:sz w:val="24"/>
+          <w:szCs w:val="24"/>
+          <w:lang w:val="en-US"/>
+        </w:rPr>
+      </w:pPr>
+    </w:p>
+    <w:p>
+      <w:pPr>
+        <w:spacing w:after="0" w:line="240" w:lineRule="auto"/>
+        <w:ind w:firstLine="709"/>
+        <w:rPr>
+          <w:rFonts w:ascii="Courier New" w:eastAsia="Times New Roman" w:hAnsi="Courier New" w:cs="Courier New"/>
+          <w:i/>
+          <w:iCs/>
+          <w:color w:val="000000"/>
+          <w:sz w:val="24"/>
+          <w:szCs w:val="24"/>
+          <w:lang w:val="en-US"/>
+        </w:rPr>
+      </w:pPr>
+      <w:r>
+        <w:rPr>
+          <w:rFonts w:ascii="Courier New" w:eastAsia="Times New Roman" w:hAnsi="Courier New" w:cs="Courier New"/>
+          <w:i/>
+          <w:iCs/>
+          <w:color w:val="000000"/>
+          <w:sz w:val="24"/>
+          <w:szCs w:val="24"/>
+          <w:lang w:val="en-US"/>
+        </w:rPr>
+        <w:t xml:space="preserve">                case 1:</w:t>
+      </w:r>
+    </w:p>
+    <w:p>
+      <w:pPr>
+        <w:spacing w:after="0" w:line="240" w:lineRule="auto"/>
+        <w:ind w:firstLine="709"/>
+        <w:rPr>
+          <w:rFonts w:ascii="Courier New" w:eastAsia="Times New Roman" w:hAnsi="Courier New" w:cs="Courier New"/>
+          <w:i/>
+          <w:iCs/>
+          <w:color w:val="000000"/>
+          <w:sz w:val="24"/>
+          <w:szCs w:val="24"/>
+          <w:lang w:val="en-US"/>
+        </w:rPr>
+      </w:pPr>
+      <w:r>
+        <w:rPr>
+          <w:rFonts w:ascii="Courier New" w:eastAsia="Times New Roman" w:hAnsi="Courier New" w:cs="Courier New"/>
+          <w:i/>
+          <w:iCs/>
+          <w:color w:val="000000"/>
+          <w:sz w:val="24"/>
+          <w:szCs w:val="24"/>
+          <w:lang w:val="en-US"/>
+        </w:rPr>
+        <w:t xml:space="preserve">                    // N9, CL6</w:t>
+      </w:r>
+    </w:p>
+    <w:p>
+      <w:pPr>
+        <w:spacing w:after="0" w:line="240" w:lineRule="auto"/>
+        <w:ind w:firstLine="709"/>
+        <w:rPr>
+          <w:rFonts w:ascii="Courier New" w:eastAsia="Times New Roman" w:hAnsi="Courier New" w:cs="Courier New"/>
+          <w:i/>
+          <w:iCs/>
+          <w:color w:val="000000"/>
+          <w:sz w:val="24"/>
+          <w:szCs w:val="24"/>
+          <w:lang w:val="en-US"/>
+        </w:rPr>
+      </w:pPr>
+      <w:r>
+        <w:rPr>
+          <w:rFonts w:ascii="Courier New" w:eastAsia="Times New Roman" w:hAnsi="Courier New" w:cs="Courier New"/>
+          <w:i/>
+          <w:iCs/>
+          <w:color w:val="000000"/>
+          <w:sz w:val="24"/>
+          <w:szCs w:val="24"/>
+          <w:lang w:val="en-US"/>
+        </w:rPr>
+        <w:t xml:space="preserve">                    sum += 10             // N10</w:t>
+      </w:r>
+    </w:p>
+    <w:p>
+      <w:pPr>
+        <w:spacing w:after="0" w:line="240" w:lineRule="auto"/>
+        <w:ind w:firstLine="709"/>
+        <w:rPr>
+          <w:rFonts w:ascii="Courier New" w:eastAsia="Times New Roman" w:hAnsi="Courier New" w:cs="Courier New"/>
+          <w:i/>
+          <w:iCs/>
+          <w:color w:val="000000"/>
+          <w:sz w:val="24"/>
+          <w:szCs w:val="24"/>
+          <w:lang w:val="en-US"/>
+        </w:rPr>
+      </w:pPr>
+    </w:p>
+    <w:p>
+      <w:pPr>
+        <w:spacing w:after="0" w:line="240" w:lineRule="auto"/>
+        <w:ind w:firstLine="709"/>
+        <w:rPr>
+          <w:rFonts w:ascii="Courier New" w:eastAsia="Times New Roman" w:hAnsi="Courier New" w:cs="Courier New"/>
+          <w:i/>
+          <w:iCs/>
+          <w:color w:val="000000"/>
+          <w:sz w:val="24"/>
+          <w:szCs w:val="24"/>
+          <w:lang w:val="en-US"/>
+        </w:rPr>
+      </w:pPr>
+      <w:r>
+        <w:rPr>
+          <w:rFonts w:ascii="Courier New" w:eastAsia="Times New Roman" w:hAnsi="Courier New" w:cs="Courier New"/>
+          <w:i/>
+          <w:iCs/>
+          <w:color w:val="000000"/>
+          <w:sz w:val="24"/>
+          <w:szCs w:val="24"/>
+          <w:lang w:val="en-US"/>
+        </w:rPr>
+        <w:t xml:space="preserve">                case 2:</w:t>
+      </w:r>
+    </w:p>
+    <w:p>
+      <w:pPr>
+        <w:spacing w:after="0" w:line="240" w:lineRule="auto"/>
+        <w:ind w:firstLine="709"/>
+        <w:rPr>
+          <w:rFonts w:ascii="Courier New" w:eastAsia="Times New Roman" w:hAnsi="Courier New" w:cs="Courier New"/>
+          <w:i/>
+          <w:iCs/>
+          <w:color w:val="000000"/>
+          <w:sz w:val="24"/>
+          <w:szCs w:val="24"/>
+          <w:lang w:val="en-US"/>
+        </w:rPr>
+      </w:pPr>
+      <w:r>
+        <w:rPr>
+          <w:rFonts w:ascii="Courier New" w:eastAsia="Times New Roman" w:hAnsi="Courier New" w:cs="Courier New"/>
+          <w:i/>
+          <w:iCs/>
+          <w:color w:val="000000"/>
+          <w:sz w:val="24"/>
+          <w:szCs w:val="24"/>
+          <w:lang w:val="en-US"/>
+        </w:rPr>
+        <w:t xml:space="preserve">                    // N11, CL7</w:t>
+      </w:r>
+    </w:p>
+    <w:p>
+      <w:pPr>
+        <w:spacing w:after="0" w:line="240" w:lineRule="auto"/>
+        <w:ind w:firstLine="709"/>
+        <w:rPr>
+          <w:rFonts w:ascii="Courier New" w:eastAsia="Times New Roman" w:hAnsi="Courier New" w:cs="Courier New"/>
+          <w:i/>
+          <w:iCs/>
+          <w:color w:val="000000"/>
+          <w:sz w:val="24"/>
+          <w:szCs w:val="24"/>
+          <w:lang w:val="en-US"/>
+        </w:rPr>
+      </w:pPr>
+      <w:r>
+        <w:rPr>
+          <w:rFonts w:ascii="Courier New" w:eastAsia="Times New Roman" w:hAnsi="Courier New" w:cs="Courier New"/>
+          <w:i/>
+          <w:iCs/>
+          <w:color w:val="000000"/>
+          <w:sz w:val="24"/>
+          <w:szCs w:val="24"/>
+          <w:lang w:val="en-US"/>
+        </w:rPr>
+        <w:t xml:space="preserve">                    sum += 20             // N12</w:t>
+      </w:r>
+    </w:p>
+    <w:p>
+      <w:pPr>
+        <w:spacing w:after="0" w:line="240" w:lineRule="auto"/>
+        <w:ind w:firstLine="709"/>
+        <w:rPr>
+          <w:rFonts w:ascii="Courier New" w:eastAsia="Times New Roman" w:hAnsi="Courier New" w:cs="Courier New"/>
+          <w:i/>
+          <w:iCs/>
+          <w:color w:val="000000"/>
+          <w:sz w:val="24"/>
+          <w:szCs w:val="24"/>
+          <w:lang w:val="en-US"/>
+        </w:rPr>
+      </w:pPr>
+    </w:p>
+    <w:p>
+      <w:pPr>
+        <w:spacing w:after="0" w:line="240" w:lineRule="auto"/>
+        <w:ind w:firstLine="709"/>
+        <w:rPr>
+          <w:rFonts w:ascii="Courier New" w:eastAsia="Times New Roman" w:hAnsi="Courier New" w:cs="Courier New"/>
+          <w:i/>
+          <w:iCs/>
+          <w:color w:val="000000"/>
+          <w:sz w:val="24"/>
+          <w:szCs w:val="24"/>
+          <w:lang w:val="en-US"/>
+        </w:rPr>
+      </w:pPr>
+      <w:r>
+        <w:rPr>
+          <w:rFonts w:ascii="Courier New" w:eastAsia="Times New Roman" w:hAnsi="Courier New" w:cs="Courier New"/>
+          <w:i/>
+          <w:iCs/>
+          <w:color w:val="000000"/>
+          <w:sz w:val="24"/>
+          <w:szCs w:val="24"/>
+          <w:lang w:val="en-US"/>
+        </w:rPr>
+        <w:t xml:space="preserve">                default:</w:t>
+      </w:r>
+    </w:p>
+    <w:p>
+      <w:pPr>
+        <w:spacing w:after="0" w:line="240" w:lineRule="auto"/>
+        <w:ind w:firstLine="709"/>
+        <w:rPr>
+          <w:rFonts w:ascii="Courier New" w:eastAsia="Times New Roman" w:hAnsi="Courier New" w:cs="Courier New"/>
+          <w:i/>
+          <w:iCs/>
+          <w:color w:val="000000"/>
+          <w:sz w:val="24"/>
+          <w:szCs w:val="24"/>
+          <w:lang w:val="en-US"/>
+        </w:rPr>
+      </w:pPr>
+      <w:r>
+        <w:rPr>
+          <w:rFonts w:ascii="Courier New" w:eastAsia="Times New Roman" w:hAnsi="Courier New" w:cs="Courier New"/>
+          <w:i/>
+          <w:iCs/>
+          <w:color w:val="000000"/>
+          <w:sz w:val="24"/>
+          <w:szCs w:val="24"/>
+          <w:lang w:val="en-US"/>
+        </w:rPr>
+        <w:t xml:space="preserve">                    sum += temp           // N13</w:t>
+      </w:r>
+    </w:p>
+    <w:p>
+      <w:pPr>
+        <w:spacing w:after="0" w:line="240" w:lineRule="auto"/>
+        <w:ind w:firstLine="709"/>
+        <w:rPr>
+          <w:rFonts w:ascii="Courier New" w:eastAsia="Times New Roman" w:hAnsi="Courier New" w:cs="Courier New"/>
+          <w:i/>
+          <w:iCs/>
+          <w:color w:val="000000"/>
+          <w:sz w:val="24"/>
+          <w:szCs w:val="24"/>
+          <w:lang w:val="en-US"/>
+        </w:rPr>
+      </w:pPr>
+      <w:r>
+        <w:rPr>
+          <w:rFonts w:ascii="Courier New" w:eastAsia="Times New Roman" w:hAnsi="Courier New" w:cs="Courier New"/>
+          <w:i/>
+          <w:iCs/>
+          <w:color w:val="000000"/>
+          <w:sz w:val="24"/>
+          <w:szCs w:val="24"/>
+          <w:lang w:val="en-US"/>
+        </w:rPr>
+        <w:t xml:space="preserve">                }</w:t>
+      </w:r>
+    </w:p>
+    <w:p>
+      <w:pPr>
+        <w:spacing w:after="0" w:line="240" w:lineRule="auto"/>
+        <w:ind w:firstLine="709"/>
+        <w:rPr>
+          <w:rFonts w:ascii="Courier New" w:eastAsia="Times New Roman" w:hAnsi="Courier New" w:cs="Courier New"/>
+          <w:i/>
+          <w:iCs/>
+          <w:color w:val="000000"/>
+          <w:sz w:val="24"/>
+          <w:szCs w:val="24"/>
+          <w:lang w:val="en-US"/>
+        </w:rPr>
+      </w:pPr>
+    </w:p>
+    <w:p>
+      <w:pPr>
+        <w:spacing w:after="0" w:line="240" w:lineRule="auto"/>
+        <w:ind w:firstLine="709"/>
+        <w:rPr>
+          <w:rFonts w:ascii="Courier New" w:eastAsia="Times New Roman" w:hAnsi="Courier New" w:cs="Courier New"/>
+          <w:i/>
+          <w:iCs/>
+          <w:color w:val="000000"/>
+          <w:sz w:val="24"/>
+          <w:szCs w:val="24"/>
+          <w:lang w:val="en-US"/>
+        </w:rPr>
+      </w:pPr>
+      <w:r>
+        <w:rPr>
+          <w:rFonts w:ascii="Courier New" w:eastAsia="Times New Roman" w:hAnsi="Courier New" w:cs="Courier New"/>
+          <w:i/>
+          <w:iCs/>
+          <w:color w:val="000000"/>
+          <w:sz w:val="24"/>
+          <w:szCs w:val="24"/>
+          <w:lang w:val="en-US"/>
+        </w:rPr>
+        <w:t xml:space="preserve">                temp -= 1                 // N14</w:t>
+      </w:r>
+    </w:p>
+    <w:p>
+      <w:pPr>
+        <w:spacing w:after="0" w:line="240" w:lineRule="auto"/>
+        <w:ind w:firstLine="709"/>
+        <w:rPr>
+          <w:rFonts w:ascii="Courier New" w:eastAsia="Times New Roman" w:hAnsi="Courier New" w:cs="Courier New"/>
+          <w:i/>
+          <w:iCs/>
+          <w:color w:val="000000"/>
+          <w:sz w:val="24"/>
+          <w:szCs w:val="24"/>
+          <w:lang w:val="en-US"/>
+        </w:rPr>
+      </w:pPr>
+      <w:r>
+        <w:rPr>
+          <w:rFonts w:ascii="Courier New" w:eastAsia="Times New Roman" w:hAnsi="Courier New" w:cs="Courier New"/>
+          <w:i/>
+          <w:iCs/>
+          <w:color w:val="000000"/>
+          <w:sz w:val="24"/>
+          <w:szCs w:val="24"/>
+          <w:lang w:val="en-US"/>
+        </w:rPr>
+        <w:t xml:space="preserve">            }</w:t>
+      </w:r>
+    </w:p>
+    <w:p>
+      <w:pPr>
+        <w:spacing w:after="0" w:line="240" w:lineRule="auto"/>
+        <w:ind w:firstLine="709"/>
+        <w:rPr>
+          <w:rFonts w:ascii="Courier New" w:eastAsia="Times New Roman" w:hAnsi="Courier New" w:cs="Courier New"/>
+          <w:i/>
+          <w:iCs/>
+          <w:color w:val="000000"/>
+          <w:sz w:val="24"/>
+          <w:szCs w:val="24"/>
+          <w:lang w:val="en-US"/>
+        </w:rPr>
+      </w:pPr>
+    </w:p>
+    <w:p>
+      <w:pPr>
+        <w:spacing w:after="0" w:line="240" w:lineRule="auto"/>
+        <w:ind w:firstLine="709"/>
+        <w:rPr>
+          <w:rFonts w:ascii="Courier New" w:eastAsia="Times New Roman" w:hAnsi="Courier New" w:cs="Courier New"/>
+          <w:i/>
+          <w:iCs/>
+          <w:color w:val="000000"/>
+          <w:sz w:val="24"/>
+          <w:szCs w:val="24"/>
+          <w:lang w:val="en-US"/>
+        </w:rPr>
+      </w:pPr>
+      <w:r>
+        <w:rPr>
+          <w:rFonts w:ascii="Courier New" w:eastAsia="Times New Roman" w:hAnsi="Courier New" w:cs="Courier New"/>
+          <w:i/>
+          <w:iCs/>
+          <w:color w:val="000000"/>
+          <w:sz w:val="24"/>
+          <w:szCs w:val="24"/>
+          <w:lang w:val="en-US"/>
+        </w:rPr>
+        <w:t xml:space="preserve">        } else if num &lt; 0 {</w:t>
+      </w:r>
+    </w:p>
+    <w:p>
+      <w:pPr>
+        <w:spacing w:after="0" w:line="240" w:lineRule="auto"/>
+        <w:ind w:firstLine="709"/>
+        <w:rPr>
+          <w:rFonts w:ascii="Courier New" w:eastAsia="Times New Roman" w:hAnsi="Courier New" w:cs="Courier New"/>
+          <w:i/>
+          <w:iCs/>
+          <w:color w:val="000000"/>
+          <w:sz w:val="24"/>
+          <w:szCs w:val="24"/>
+          <w:lang w:val="en-US"/>
+        </w:rPr>
+      </w:pPr>
+      <w:r>
+        <w:rPr>
+          <w:rFonts w:ascii="Courier New" w:eastAsia="Times New Roman" w:hAnsi="Courier New" w:cs="Courier New"/>
+          <w:i/>
+          <w:iCs/>
+          <w:color w:val="000000"/>
+          <w:sz w:val="24"/>
+          <w:szCs w:val="24"/>
+          <w:lang w:val="en-US"/>
+        </w:rPr>
+        <w:t xml:space="preserve">            // N15, CL8</w:t>
+      </w:r>
+    </w:p>
+    <w:p>
+      <w:pPr>
+        <w:spacing w:after="0" w:line="240" w:lineRule="auto"/>
+        <w:ind w:firstLine="709"/>
+        <w:rPr>
+          <w:rFonts w:ascii="Courier New" w:eastAsia="Times New Roman" w:hAnsi="Courier New" w:cs="Courier New"/>
+          <w:i/>
+          <w:iCs/>
+          <w:color w:val="000000"/>
+          <w:sz w:val="24"/>
+          <w:szCs w:val="24"/>
+          <w:lang w:val="en-US"/>
+        </w:rPr>
+      </w:pPr>
+    </w:p>
+    <w:p>
+      <w:pPr>
+        <w:spacing w:after="0" w:line="240" w:lineRule="auto"/>
+        <w:ind w:firstLine="709"/>
+        <w:rPr>
+          <w:rFonts w:ascii="Courier New" w:eastAsia="Times New Roman" w:hAnsi="Courier New" w:cs="Courier New"/>
+          <w:i/>
+          <w:iCs/>
+          <w:color w:val="000000"/>
+          <w:sz w:val="24"/>
+          <w:szCs w:val="24"/>
+          <w:lang w:val="en-US"/>
+        </w:rPr>
+      </w:pPr>
+      <w:r>
+        <w:rPr>
+          <w:rFonts w:ascii="Courier New" w:eastAsia="Times New Roman" w:hAnsi="Courier New" w:cs="Courier New"/>
+          <w:i/>
+          <w:iCs/>
+          <w:color w:val="000000"/>
+          <w:sz w:val="24"/>
+          <w:szCs w:val="24"/>
+          <w:lang w:val="en-US"/>
+        </w:rPr>
+        <w:t xml:space="preserve">            var k = 0                     // N16</w:t>
+      </w:r>
+    </w:p>
+    <w:p>
+      <w:pPr>
+        <w:spacing w:after="0" w:line="240" w:lineRule="auto"/>
+        <w:ind w:firstLine="709"/>
+        <w:rPr>
+          <w:rFonts w:ascii="Courier New" w:eastAsia="Times New Roman" w:hAnsi="Courier New" w:cs="Courier New"/>
+          <w:i/>
+          <w:iCs/>
+          <w:color w:val="000000"/>
+          <w:sz w:val="24"/>
+          <w:szCs w:val="24"/>
+          <w:lang w:val="en-US"/>
+        </w:rPr>
+      </w:pPr>
+    </w:p>
+    <w:p>
+      <w:pPr>
+        <w:spacing w:after="0" w:line="240" w:lineRule="auto"/>
+        <w:ind w:firstLine="709"/>
+        <w:rPr>
+          <w:rFonts w:ascii="Courier New" w:eastAsia="Times New Roman" w:hAnsi="Courier New" w:cs="Courier New"/>
+          <w:i/>
+          <w:iCs/>
+          <w:color w:val="000000"/>
+          <w:sz w:val="24"/>
+          <w:szCs w:val="24"/>
+          <w:lang w:val="en-US"/>
+        </w:rPr>
+      </w:pPr>
+      <w:r>
+        <w:rPr>
+          <w:rFonts w:ascii="Courier New" w:eastAsia="Times New Roman" w:hAnsi="Courier New" w:cs="Courier New"/>
+          <w:i/>
+          <w:iCs/>
+          <w:color w:val="000000"/>
+          <w:sz w:val="24"/>
+          <w:szCs w:val="24"/>
+          <w:lang w:val="en-US"/>
+        </w:rPr>
+        <w:t xml:space="preserve">            repeat {</w:t>
+      </w:r>
+    </w:p>
+    <w:p>
+      <w:pPr>
+        <w:spacing w:after="0" w:line="240" w:lineRule="auto"/>
+        <w:ind w:firstLine="709"/>
+        <w:rPr>
+          <w:rFonts w:ascii="Courier New" w:eastAsia="Times New Roman" w:hAnsi="Courier New" w:cs="Courier New"/>
+          <w:i/>
+          <w:iCs/>
+          <w:color w:val="000000"/>
+          <w:sz w:val="24"/>
+          <w:szCs w:val="24"/>
+          <w:lang w:val="en-US"/>
+        </w:rPr>
+      </w:pPr>
+      <w:r>
+        <w:rPr>
+          <w:rFonts w:ascii="Courier New" w:eastAsia="Times New Roman" w:hAnsi="Courier New" w:cs="Courier New"/>
+          <w:i/>
+          <w:iCs/>
+          <w:color w:val="000000"/>
+          <w:sz w:val="24"/>
+          <w:szCs w:val="24"/>
+          <w:lang w:val="en-US"/>
+        </w:rPr>
+        <w:t xml:space="preserve">                // N17, CL9</w:t>
+      </w:r>
+    </w:p>
+    <w:p>
+      <w:pPr>
+        <w:spacing w:after="0" w:line="240" w:lineRule="auto"/>
+        <w:ind w:firstLine="709"/>
+        <w:rPr>
+          <w:rFonts w:ascii="Courier New" w:eastAsia="Times New Roman" w:hAnsi="Courier New" w:cs="Courier New"/>
+          <w:i/>
+          <w:iCs/>
+          <w:color w:val="000000"/>
+          <w:sz w:val="24"/>
+          <w:szCs w:val="24"/>
+          <w:lang w:val="en-US"/>
+        </w:rPr>
+      </w:pPr>
+    </w:p>
+    <w:p>
+      <w:pPr>
+        <w:spacing w:after="0" w:line="240" w:lineRule="auto"/>
+        <w:ind w:firstLine="709"/>
+        <w:rPr>
+          <w:rFonts w:ascii="Courier New" w:eastAsia="Times New Roman" w:hAnsi="Courier New" w:cs="Courier New"/>
+          <w:i/>
+          <w:iCs/>
+          <w:color w:val="000000"/>
+          <w:sz w:val="24"/>
+          <w:szCs w:val="24"/>
+          <w:lang w:val="en-US"/>
+        </w:rPr>
+      </w:pPr>
+      <w:r>
+        <w:rPr>
+          <w:rFonts w:ascii="Courier New" w:eastAsia="Times New Roman" w:hAnsi="Courier New" w:cs="Courier New"/>
+          <w:i/>
+          <w:iCs/>
+          <w:color w:val="000000"/>
+          <w:sz w:val="24"/>
+          <w:szCs w:val="24"/>
+          <w:lang w:val="en-US"/>
+        </w:rPr>
+        <w:t xml:space="preserve">                sum -= 1                  // N18</w:t>
+      </w:r>
+    </w:p>
+    <w:p>
+      <w:pPr>
+        <w:spacing w:after="0" w:line="240" w:lineRule="auto"/>
+        <w:ind w:firstLine="709"/>
+        <w:rPr>
+          <w:rFonts w:ascii="Courier New" w:eastAsia="Times New Roman" w:hAnsi="Courier New" w:cs="Courier New"/>
+          <w:i/>
+          <w:iCs/>
+          <w:color w:val="000000"/>
+          <w:sz w:val="24"/>
+          <w:szCs w:val="24"/>
+          <w:lang w:val="en-US"/>
+        </w:rPr>
+      </w:pPr>
+      <w:r>
+        <w:rPr>
+          <w:rFonts w:ascii="Courier New" w:eastAsia="Times New Roman" w:hAnsi="Courier New" w:cs="Courier New"/>
+          <w:i/>
+          <w:iCs/>
+          <w:color w:val="000000"/>
+          <w:sz w:val="24"/>
+          <w:szCs w:val="24"/>
+          <w:lang w:val="en-US"/>
+        </w:rPr>
+        <w:t xml:space="preserve">                k += 1                    // N19</w:t>
+      </w:r>
+    </w:p>
+    <w:p>
+      <w:pPr>
+        <w:spacing w:after="0" w:line="240" w:lineRule="auto"/>
+        <w:ind w:firstLine="709"/>
+        <w:rPr>
+          <w:rFonts w:ascii="Courier New" w:eastAsia="Times New Roman" w:hAnsi="Courier New" w:cs="Courier New"/>
+          <w:i/>
+          <w:iCs/>
+          <w:color w:val="000000"/>
+          <w:sz w:val="24"/>
+          <w:szCs w:val="24"/>
+          <w:lang w:val="en-US"/>
+        </w:rPr>
+      </w:pPr>
+    </w:p>
+    <w:p>
+      <w:pPr>
+        <w:spacing w:after="0" w:line="240" w:lineRule="auto"/>
+        <w:ind w:firstLine="709"/>
+        <w:rPr>
+          <w:rFonts w:ascii="Courier New" w:eastAsia="Times New Roman" w:hAnsi="Courier New" w:cs="Courier New"/>
+          <w:i/>
+          <w:iCs/>
+          <w:color w:val="000000"/>
+          <w:sz w:val="24"/>
+          <w:szCs w:val="24"/>
+          <w:lang w:val="en-US"/>
+        </w:rPr>
+      </w:pPr>
+      <w:r>
+        <w:rPr>
+          <w:rFonts w:ascii="Courier New" w:eastAsia="Times New Roman" w:hAnsi="Courier New" w:cs="Courier New"/>
+          <w:i/>
+          <w:iCs/>
+          <w:color w:val="000000"/>
+          <w:sz w:val="24"/>
+          <w:szCs w:val="24"/>
+          <w:lang w:val="en-US"/>
+        </w:rPr>
+        <w:t xml:space="preserve">            } while k &lt; abs(num)</w:t>
+      </w:r>
+    </w:p>
+    <w:p>
+      <w:pPr>
+        <w:spacing w:after="0" w:line="240" w:lineRule="auto"/>
+        <w:ind w:firstLine="709"/>
+        <w:rPr>
+          <w:rFonts w:ascii="Courier New" w:eastAsia="Times New Roman" w:hAnsi="Courier New" w:cs="Courier New"/>
+          <w:i/>
+          <w:iCs/>
+          <w:color w:val="000000"/>
+          <w:sz w:val="24"/>
+          <w:szCs w:val="24"/>
+          <w:lang w:val="en-US"/>
+        </w:rPr>
+      </w:pPr>
+      <w:r>
+        <w:rPr>
+          <w:rFonts w:ascii="Courier New" w:eastAsia="Times New Roman" w:hAnsi="Courier New" w:cs="Courier New"/>
+          <w:i/>
+          <w:iCs/>
+          <w:color w:val="000000"/>
+          <w:sz w:val="24"/>
+          <w:szCs w:val="24"/>
+          <w:lang w:val="en-US"/>
+        </w:rPr>
+        <w:t xml:space="preserve">        }</w:t>
+      </w:r>
+    </w:p>
+    <w:p>
+      <w:pPr>
+        <w:spacing w:after="0" w:line="240" w:lineRule="auto"/>
+        <w:ind w:firstLine="709"/>
+        <w:rPr>
+          <w:rFonts w:ascii="Courier New" w:eastAsia="Times New Roman" w:hAnsi="Courier New" w:cs="Courier New"/>
+          <w:i/>
+          <w:iCs/>
+          <w:color w:val="000000"/>
+          <w:sz w:val="24"/>
+          <w:szCs w:val="24"/>
+          <w:lang w:val="en-US"/>
+        </w:rPr>
+      </w:pPr>
+      <w:r>
+        <w:rPr>
+          <w:rFonts w:ascii="Courier New" w:eastAsia="Times New Roman" w:hAnsi="Courier New" w:cs="Courier New"/>
+          <w:i/>
+          <w:iCs/>
+          <w:color w:val="000000"/>
+          <w:sz w:val="24"/>
+          <w:szCs w:val="24"/>
+          <w:lang w:val="en-US"/>
+        </w:rPr>
+        <w:t xml:space="preserve">    }</w:t>
+      </w:r>
+    </w:p>
+    <w:p>
+      <w:pPr>
+        <w:spacing w:after="0" w:line="240" w:lineRule="auto"/>
+        <w:ind w:firstLine="709"/>
+        <w:rPr>
+          <w:rFonts w:ascii="Courier New" w:eastAsia="Times New Roman" w:hAnsi="Courier New" w:cs="Courier New"/>
+          <w:i/>
+          <w:iCs/>
+          <w:color w:val="000000"/>
+          <w:sz w:val="24"/>
+          <w:szCs w:val="24"/>
+          <w:lang w:val="en-US"/>
+        </w:rPr>
+      </w:pPr>
+    </w:p>
+    <w:p>
+      <w:pPr>
+        <w:spacing w:after="0" w:line="240" w:lineRule="auto"/>
+        <w:ind w:firstLine="709"/>
         <w:rPr>
           <w:rFonts w:ascii="Courier New" w:eastAsia="Times New Roman" w:hAnsi="Courier New" w:cs="Courier New"/>
           <w:i/>
@@ -4754,91 +5650,6 @@
         </w:rPr>
         <w:t xml:space="preserve">    </w:t>
       </w:r>
-    </w:p>
-    <w:p>
-      <w:pPr>
-        <w:spacing w:after="0" w:line="240" w:lineRule="auto"/>
-        <w:ind w:firstLine="709"/>
-        <w:jc w:val="both"/>
-        <w:rPr>
-          <w:rFonts w:ascii="Courier New" w:eastAsia="Times New Roman" w:hAnsi="Courier New" w:cs="Courier New"/>
-          <w:i/>
-          <w:iCs/>
-          <w:color w:val="000000"/>
-          <w:sz w:val="24"/>
-          <w:szCs w:val="24"/>
-        </w:rPr>
-      </w:pPr>
-      <w:r>
-        <w:rPr>
-          <w:rFonts w:ascii="Courier New" w:eastAsia="Times New Roman" w:hAnsi="Courier New" w:cs="Courier New"/>
-          <w:i/>
-          <w:iCs/>
-          <w:color w:val="000000"/>
-          <w:sz w:val="24"/>
-          <w:szCs w:val="24"/>
-          <w:lang w:val="en-US"/>
-        </w:rPr>
-        <w:t xml:space="preserve">    let</w:t>
-      </w:r>
-      <w:r>
-        <w:rPr>
-          <w:rFonts w:ascii="Courier New" w:eastAsia="Times New Roman" w:hAnsi="Courier New" w:cs="Courier New"/>
-          <w:i/>
-          <w:iCs/>
-          <w:color w:val="000000"/>
-          <w:sz w:val="24"/>
-          <w:szCs w:val="24"/>
-        </w:rPr>
-        <w:t xml:space="preserve"> </w:t>
-      </w:r>
-      <w:r>
-        <w:rPr>
-          <w:rFonts w:ascii="Courier New" w:eastAsia="Times New Roman" w:hAnsi="Courier New" w:cs="Courier New"/>
-          <w:i/>
-          <w:iCs/>
-          <w:color w:val="000000"/>
-          <w:sz w:val="24"/>
-          <w:szCs w:val="24"/>
-          <w:lang w:val="en-US"/>
-        </w:rPr>
-        <w:t>limit</w:t>
-      </w:r>
-      <w:r>
-        <w:rPr>
-          <w:rFonts w:ascii="Courier New" w:eastAsia="Times New Roman" w:hAnsi="Courier New" w:cs="Courier New"/>
-          <w:i/>
-          <w:iCs/>
-          <w:color w:val="000000"/>
-          <w:sz w:val="24"/>
-          <w:szCs w:val="24"/>
-        </w:rPr>
-        <w:t xml:space="preserve"> = </w:t>
-      </w:r>
-      <w:proofErr w:type="gramStart"/>
-      <w:r>
-        <w:rPr>
-          <w:rFonts w:ascii="Courier New" w:eastAsia="Times New Roman" w:hAnsi="Courier New" w:cs="Courier New"/>
-          <w:i/>
-          <w:iCs/>
-          <w:color w:val="000000"/>
-          <w:sz w:val="24"/>
-          <w:szCs w:val="24"/>
-          <w:lang w:val="en-US"/>
-        </w:rPr>
-        <w:t>array</w:t>
-      </w:r>
-      <w:r>
-        <w:rPr>
-          <w:rFonts w:ascii="Courier New" w:eastAsia="Times New Roman" w:hAnsi="Courier New" w:cs="Courier New"/>
-          <w:i/>
-          <w:iCs/>
-          <w:color w:val="000000"/>
-          <w:sz w:val="24"/>
-          <w:szCs w:val="24"/>
-        </w:rPr>
-        <w:t>.</w:t>
-      </w:r>
       <w:proofErr w:type="spellStart"/>
       <w:r>
         <w:rPr>
@@ -4850,865 +5661,1948 @@
           <w:szCs w:val="24"/>
           <w:lang w:val="en-US"/>
         </w:rPr>
-        <w:t>isEmpty</w:t>
+        <w:t>array.forEach</w:t>
       </w:r>
       <w:proofErr w:type="spellEnd"/>
-      <w:proofErr w:type="gramEnd"/>
-      <w:r>
-        <w:rPr>
-          <w:rFonts w:ascii="Courier New" w:eastAsia="Times New Roman" w:hAnsi="Courier New" w:cs="Courier New"/>
-          <w:i/>
-          <w:iCs/>
-          <w:color w:val="000000"/>
-          <w:sz w:val="24"/>
-          <w:szCs w:val="24"/>
-        </w:rPr>
-        <w:t xml:space="preserve"> ? </w:t>
-      </w:r>
-      <w:proofErr w:type="gramStart"/>
-      <w:r>
-        <w:rPr>
-          <w:rFonts w:ascii="Courier New" w:eastAsia="Times New Roman" w:hAnsi="Courier New" w:cs="Courier New"/>
-          <w:i/>
-          <w:iCs/>
-          <w:color w:val="000000"/>
-          <w:sz w:val="24"/>
-          <w:szCs w:val="24"/>
-        </w:rPr>
-        <w:t>0 :</w:t>
-      </w:r>
-      <w:proofErr w:type="gramEnd"/>
-      <w:r>
-        <w:rPr>
-          <w:rFonts w:ascii="Courier New" w:eastAsia="Times New Roman" w:hAnsi="Courier New" w:cs="Courier New"/>
-          <w:i/>
-          <w:iCs/>
-          <w:color w:val="000000"/>
-          <w:sz w:val="24"/>
-          <w:szCs w:val="24"/>
-        </w:rPr>
-        <w:t xml:space="preserve"> </w:t>
-      </w:r>
-      <w:proofErr w:type="gramStart"/>
-      <w:r>
-        <w:rPr>
-          <w:rFonts w:ascii="Courier New" w:eastAsia="Times New Roman" w:hAnsi="Courier New" w:cs="Courier New"/>
-          <w:i/>
-          <w:iCs/>
-          <w:color w:val="000000"/>
-          <w:sz w:val="24"/>
-          <w:szCs w:val="24"/>
-          <w:lang w:val="en-US"/>
-        </w:rPr>
-        <w:t>array</w:t>
-      </w:r>
-      <w:r>
-        <w:rPr>
-          <w:rFonts w:ascii="Courier New" w:eastAsia="Times New Roman" w:hAnsi="Courier New" w:cs="Courier New"/>
-          <w:i/>
-          <w:iCs/>
-          <w:color w:val="000000"/>
-          <w:sz w:val="24"/>
-          <w:szCs w:val="24"/>
-        </w:rPr>
-        <w:t>.</w:t>
-      </w:r>
-      <w:r>
-        <w:rPr>
-          <w:rFonts w:ascii="Courier New" w:eastAsia="Times New Roman" w:hAnsi="Courier New" w:cs="Courier New"/>
-          <w:i/>
-          <w:iCs/>
-          <w:color w:val="000000"/>
-          <w:sz w:val="24"/>
-          <w:szCs w:val="24"/>
-          <w:lang w:val="en-US"/>
-        </w:rPr>
-        <w:t>count</w:t>
-      </w:r>
-      <w:proofErr w:type="gramEnd"/>
-      <w:r>
-        <w:rPr>
-          <w:rFonts w:ascii="Courier New" w:eastAsia="Times New Roman" w:hAnsi="Courier New" w:cs="Courier New"/>
-          <w:i/>
-          <w:iCs/>
-          <w:color w:val="000000"/>
-          <w:sz w:val="24"/>
-          <w:szCs w:val="24"/>
-        </w:rPr>
-        <w:t xml:space="preserve"> // 3 (включает тернарный оператор как условие)</w:t>
-      </w:r>
-    </w:p>
-    <w:p>
-      <w:pPr>
-        <w:spacing w:after="0" w:line="240" w:lineRule="auto"/>
-        <w:ind w:firstLine="709"/>
-        <w:jc w:val="both"/>
-        <w:rPr>
-          <w:rFonts w:ascii="Courier New" w:eastAsia="Times New Roman" w:hAnsi="Courier New" w:cs="Courier New"/>
-          <w:i/>
-          <w:iCs/>
-          <w:color w:val="000000"/>
-          <w:sz w:val="24"/>
-          <w:szCs w:val="24"/>
-        </w:rPr>
-      </w:pPr>
-      <w:r>
-        <w:rPr>
-          <w:rFonts w:ascii="Courier New" w:eastAsia="Times New Roman" w:hAnsi="Courier New" w:cs="Courier New"/>
-          <w:i/>
-          <w:iCs/>
-          <w:color w:val="000000"/>
-          <w:sz w:val="24"/>
-          <w:szCs w:val="24"/>
+      <w:r>
+        <w:rPr>
+          <w:rFonts w:ascii="Courier New" w:eastAsia="Times New Roman" w:hAnsi="Courier New" w:cs="Courier New"/>
+          <w:i/>
+          <w:iCs/>
+          <w:color w:val="000000"/>
+          <w:sz w:val="24"/>
+          <w:szCs w:val="24"/>
+          <w:lang w:val="en-US"/>
+        </w:rPr>
+        <w:t xml:space="preserve"> { item in</w:t>
+      </w:r>
+    </w:p>
+    <w:p>
+      <w:pPr>
+        <w:spacing w:after="0" w:line="240" w:lineRule="auto"/>
+        <w:ind w:firstLine="709"/>
+        <w:rPr>
+          <w:rFonts w:ascii="Courier New" w:eastAsia="Times New Roman" w:hAnsi="Courier New" w:cs="Courier New"/>
+          <w:i/>
+          <w:iCs/>
+          <w:color w:val="000000"/>
+          <w:sz w:val="24"/>
+          <w:szCs w:val="24"/>
+          <w:lang w:val="en-US"/>
+        </w:rPr>
+      </w:pPr>
+      <w:r>
+        <w:rPr>
+          <w:rFonts w:ascii="Courier New" w:eastAsia="Times New Roman" w:hAnsi="Courier New" w:cs="Courier New"/>
+          <w:i/>
+          <w:iCs/>
+          <w:color w:val="000000"/>
+          <w:sz w:val="24"/>
+          <w:szCs w:val="24"/>
+          <w:lang w:val="en-US"/>
+        </w:rPr>
+        <w:t xml:space="preserve">        // N20, CL10</w:t>
+      </w:r>
+    </w:p>
+    <w:p>
+      <w:pPr>
+        <w:spacing w:after="0" w:line="240" w:lineRule="auto"/>
+        <w:ind w:firstLine="709"/>
+        <w:rPr>
+          <w:rFonts w:ascii="Courier New" w:eastAsia="Times New Roman" w:hAnsi="Courier New" w:cs="Courier New"/>
+          <w:i/>
+          <w:iCs/>
+          <w:color w:val="000000"/>
+          <w:sz w:val="24"/>
+          <w:szCs w:val="24"/>
+          <w:lang w:val="en-US"/>
+        </w:rPr>
+      </w:pPr>
+    </w:p>
+    <w:p>
+      <w:pPr>
+        <w:spacing w:after="0" w:line="240" w:lineRule="auto"/>
+        <w:ind w:firstLine="709"/>
+        <w:rPr>
+          <w:rFonts w:ascii="Courier New" w:eastAsia="Times New Roman" w:hAnsi="Courier New" w:cs="Courier New"/>
+          <w:i/>
+          <w:iCs/>
+          <w:color w:val="000000"/>
+          <w:sz w:val="24"/>
+          <w:szCs w:val="24"/>
+          <w:lang w:val="en-US"/>
+        </w:rPr>
+      </w:pPr>
+      <w:r>
+        <w:rPr>
+          <w:rFonts w:ascii="Courier New" w:eastAsia="Times New Roman" w:hAnsi="Courier New" w:cs="Courier New"/>
+          <w:i/>
+          <w:iCs/>
+          <w:color w:val="000000"/>
+          <w:sz w:val="24"/>
+          <w:szCs w:val="24"/>
+          <w:lang w:val="en-US"/>
+        </w:rPr>
+        <w:t xml:space="preserve">        sum += 1                          // N21</w:t>
+      </w:r>
+    </w:p>
+    <w:p>
+      <w:pPr>
+        <w:spacing w:after="0" w:line="240" w:lineRule="auto"/>
+        <w:ind w:firstLine="709"/>
+        <w:rPr>
+          <w:rFonts w:ascii="Courier New" w:eastAsia="Times New Roman" w:hAnsi="Courier New" w:cs="Courier New"/>
+          <w:i/>
+          <w:iCs/>
+          <w:color w:val="000000"/>
+          <w:sz w:val="24"/>
+          <w:szCs w:val="24"/>
+          <w:lang w:val="en-US"/>
+        </w:rPr>
+      </w:pPr>
+      <w:r>
+        <w:rPr>
+          <w:rFonts w:ascii="Courier New" w:eastAsia="Times New Roman" w:hAnsi="Courier New" w:cs="Courier New"/>
+          <w:i/>
+          <w:iCs/>
+          <w:color w:val="000000"/>
+          <w:sz w:val="24"/>
+          <w:szCs w:val="24"/>
+          <w:lang w:val="en-US"/>
+        </w:rPr>
+        <w:t xml:space="preserve">    }</w:t>
+      </w:r>
+    </w:p>
+    <w:p>
+      <w:pPr>
+        <w:spacing w:after="0" w:line="240" w:lineRule="auto"/>
+        <w:ind w:firstLine="709"/>
+        <w:rPr>
+          <w:rFonts w:ascii="Courier New" w:eastAsia="Times New Roman" w:hAnsi="Courier New" w:cs="Courier New"/>
+          <w:i/>
+          <w:iCs/>
+          <w:color w:val="000000"/>
+          <w:sz w:val="24"/>
+          <w:szCs w:val="24"/>
+          <w:lang w:val="en-US"/>
+        </w:rPr>
+      </w:pPr>
+    </w:p>
+    <w:p>
+      <w:pPr>
+        <w:spacing w:after="0" w:line="240" w:lineRule="auto"/>
+        <w:ind w:firstLine="709"/>
+        <w:rPr>
+          <w:rFonts w:ascii="Courier New" w:eastAsia="Times New Roman" w:hAnsi="Courier New" w:cs="Courier New"/>
+          <w:i/>
+          <w:iCs/>
+          <w:color w:val="000000"/>
+          <w:sz w:val="24"/>
+          <w:szCs w:val="24"/>
+          <w:lang w:val="en-US"/>
+        </w:rPr>
+      </w:pPr>
+      <w:r>
+        <w:rPr>
+          <w:rFonts w:ascii="Courier New" w:eastAsia="Times New Roman" w:hAnsi="Courier New" w:cs="Courier New"/>
+          <w:i/>
+          <w:iCs/>
+          <w:color w:val="000000"/>
+          <w:sz w:val="24"/>
+          <w:szCs w:val="24"/>
+          <w:lang w:val="en-US"/>
+        </w:rPr>
+        <w:t xml:space="preserve">    let code = 404                        // N22</w:t>
+      </w:r>
+    </w:p>
+    <w:p>
+      <w:pPr>
+        <w:spacing w:after="0" w:line="240" w:lineRule="auto"/>
+        <w:ind w:firstLine="709"/>
+        <w:rPr>
+          <w:rFonts w:ascii="Courier New" w:eastAsia="Times New Roman" w:hAnsi="Courier New" w:cs="Courier New"/>
+          <w:i/>
+          <w:iCs/>
+          <w:color w:val="000000"/>
+          <w:sz w:val="24"/>
+          <w:szCs w:val="24"/>
+          <w:lang w:val="en-US"/>
+        </w:rPr>
+      </w:pPr>
+      <w:r>
+        <w:rPr>
+          <w:rFonts w:ascii="Courier New" w:eastAsia="Times New Roman" w:hAnsi="Courier New" w:cs="Courier New"/>
+          <w:i/>
+          <w:iCs/>
+          <w:color w:val="000000"/>
+          <w:sz w:val="24"/>
+          <w:szCs w:val="24"/>
+          <w:lang w:val="en-US"/>
+        </w:rPr>
+        <w:t xml:space="preserve">    var status = ""                       // N23</w:t>
+      </w:r>
+    </w:p>
+    <w:p>
+      <w:pPr>
+        <w:spacing w:after="0" w:line="240" w:lineRule="auto"/>
+        <w:ind w:firstLine="709"/>
+        <w:rPr>
+          <w:rFonts w:ascii="Courier New" w:eastAsia="Times New Roman" w:hAnsi="Courier New" w:cs="Courier New"/>
+          <w:i/>
+          <w:iCs/>
+          <w:color w:val="000000"/>
+          <w:sz w:val="24"/>
+          <w:szCs w:val="24"/>
+          <w:lang w:val="en-US"/>
+        </w:rPr>
+      </w:pPr>
+    </w:p>
+    <w:p>
+      <w:pPr>
+        <w:spacing w:after="0" w:line="240" w:lineRule="auto"/>
+        <w:ind w:firstLine="709"/>
+        <w:rPr>
+          <w:rFonts w:ascii="Courier New" w:eastAsia="Times New Roman" w:hAnsi="Courier New" w:cs="Courier New"/>
+          <w:i/>
+          <w:iCs/>
+          <w:color w:val="000000"/>
+          <w:sz w:val="24"/>
+          <w:szCs w:val="24"/>
+          <w:lang w:val="en-US"/>
+        </w:rPr>
+      </w:pPr>
+      <w:r>
+        <w:rPr>
+          <w:rFonts w:ascii="Courier New" w:eastAsia="Times New Roman" w:hAnsi="Courier New" w:cs="Courier New"/>
+          <w:i/>
+          <w:iCs/>
+          <w:color w:val="000000"/>
+          <w:sz w:val="24"/>
+          <w:szCs w:val="24"/>
+          <w:lang w:val="en-US"/>
+        </w:rPr>
+        <w:t xml:space="preserve">    switch code {</w:t>
+      </w:r>
+    </w:p>
+    <w:p>
+      <w:pPr>
+        <w:spacing w:after="0" w:line="240" w:lineRule="auto"/>
+        <w:ind w:firstLine="709"/>
+        <w:rPr>
+          <w:rFonts w:ascii="Courier New" w:eastAsia="Times New Roman" w:hAnsi="Courier New" w:cs="Courier New"/>
+          <w:i/>
+          <w:iCs/>
+          <w:color w:val="000000"/>
+          <w:sz w:val="24"/>
+          <w:szCs w:val="24"/>
+          <w:lang w:val="en-US"/>
+        </w:rPr>
+      </w:pPr>
+    </w:p>
+    <w:p>
+      <w:pPr>
+        <w:spacing w:after="0" w:line="240" w:lineRule="auto"/>
+        <w:ind w:firstLine="709"/>
+        <w:rPr>
+          <w:rFonts w:ascii="Courier New" w:eastAsia="Times New Roman" w:hAnsi="Courier New" w:cs="Courier New"/>
+          <w:i/>
+          <w:iCs/>
+          <w:color w:val="000000"/>
+          <w:sz w:val="24"/>
+          <w:szCs w:val="24"/>
+          <w:lang w:val="en-US"/>
+        </w:rPr>
+      </w:pPr>
+      <w:r>
+        <w:rPr>
+          <w:rFonts w:ascii="Courier New" w:eastAsia="Times New Roman" w:hAnsi="Courier New" w:cs="Courier New"/>
+          <w:i/>
+          <w:iCs/>
+          <w:color w:val="000000"/>
+          <w:sz w:val="24"/>
+          <w:szCs w:val="24"/>
+          <w:lang w:val="en-US"/>
+        </w:rPr>
+        <w:t xml:space="preserve">    case 200:</w:t>
+      </w:r>
+    </w:p>
+    <w:p>
+      <w:pPr>
+        <w:spacing w:after="0" w:line="240" w:lineRule="auto"/>
+        <w:ind w:firstLine="709"/>
+        <w:rPr>
+          <w:rFonts w:ascii="Courier New" w:eastAsia="Times New Roman" w:hAnsi="Courier New" w:cs="Courier New"/>
+          <w:i/>
+          <w:iCs/>
+          <w:color w:val="000000"/>
+          <w:sz w:val="24"/>
+          <w:szCs w:val="24"/>
+          <w:lang w:val="en-US"/>
+        </w:rPr>
+      </w:pPr>
+      <w:r>
+        <w:rPr>
+          <w:rFonts w:ascii="Courier New" w:eastAsia="Times New Roman" w:hAnsi="Courier New" w:cs="Courier New"/>
+          <w:i/>
+          <w:iCs/>
+          <w:color w:val="000000"/>
+          <w:sz w:val="24"/>
+          <w:szCs w:val="24"/>
+          <w:lang w:val="en-US"/>
+        </w:rPr>
+        <w:t xml:space="preserve">        // N24, CL11</w:t>
+      </w:r>
+    </w:p>
+    <w:p>
+      <w:pPr>
+        <w:spacing w:after="0" w:line="240" w:lineRule="auto"/>
+        <w:ind w:firstLine="709"/>
+        <w:rPr>
+          <w:rFonts w:ascii="Courier New" w:eastAsia="Times New Roman" w:hAnsi="Courier New" w:cs="Courier New"/>
+          <w:i/>
+          <w:iCs/>
+          <w:color w:val="000000"/>
+          <w:sz w:val="24"/>
+          <w:szCs w:val="24"/>
+          <w:lang w:val="en-US"/>
+        </w:rPr>
+      </w:pPr>
+      <w:r>
+        <w:rPr>
+          <w:rFonts w:ascii="Courier New" w:eastAsia="Times New Roman" w:hAnsi="Courier New" w:cs="Courier New"/>
+          <w:i/>
+          <w:iCs/>
+          <w:color w:val="000000"/>
+          <w:sz w:val="24"/>
+          <w:szCs w:val="24"/>
+          <w:lang w:val="en-US"/>
+        </w:rPr>
+        <w:t xml:space="preserve">        status = "OK"                     // N25</w:t>
+      </w:r>
+    </w:p>
+    <w:p>
+      <w:pPr>
+        <w:spacing w:after="0" w:line="240" w:lineRule="auto"/>
+        <w:ind w:firstLine="709"/>
+        <w:rPr>
+          <w:rFonts w:ascii="Courier New" w:eastAsia="Times New Roman" w:hAnsi="Courier New" w:cs="Courier New"/>
+          <w:i/>
+          <w:iCs/>
+          <w:color w:val="000000"/>
+          <w:sz w:val="24"/>
+          <w:szCs w:val="24"/>
+          <w:lang w:val="en-US"/>
+        </w:rPr>
+      </w:pPr>
+    </w:p>
+    <w:p>
+      <w:pPr>
+        <w:spacing w:after="0" w:line="240" w:lineRule="auto"/>
+        <w:ind w:firstLine="709"/>
+        <w:rPr>
+          <w:rFonts w:ascii="Courier New" w:eastAsia="Times New Roman" w:hAnsi="Courier New" w:cs="Courier New"/>
+          <w:i/>
+          <w:iCs/>
+          <w:color w:val="000000"/>
+          <w:sz w:val="24"/>
+          <w:szCs w:val="24"/>
+          <w:lang w:val="en-US"/>
+        </w:rPr>
+      </w:pPr>
+      <w:r>
+        <w:rPr>
+          <w:rFonts w:ascii="Courier New" w:eastAsia="Times New Roman" w:hAnsi="Courier New" w:cs="Courier New"/>
+          <w:i/>
+          <w:iCs/>
+          <w:color w:val="000000"/>
+          <w:sz w:val="24"/>
+          <w:szCs w:val="24"/>
+          <w:lang w:val="en-US"/>
+        </w:rPr>
+        <w:t xml:space="preserve">    case 400:</w:t>
+      </w:r>
+    </w:p>
+    <w:p>
+      <w:pPr>
+        <w:spacing w:after="0" w:line="240" w:lineRule="auto"/>
+        <w:ind w:firstLine="709"/>
+        <w:rPr>
+          <w:rFonts w:ascii="Courier New" w:eastAsia="Times New Roman" w:hAnsi="Courier New" w:cs="Courier New"/>
+          <w:i/>
+          <w:iCs/>
+          <w:color w:val="000000"/>
+          <w:sz w:val="24"/>
+          <w:szCs w:val="24"/>
+          <w:lang w:val="en-US"/>
+        </w:rPr>
+      </w:pPr>
+      <w:r>
+        <w:rPr>
+          <w:rFonts w:ascii="Courier New" w:eastAsia="Times New Roman" w:hAnsi="Courier New" w:cs="Courier New"/>
+          <w:i/>
+          <w:iCs/>
+          <w:color w:val="000000"/>
+          <w:sz w:val="24"/>
+          <w:szCs w:val="24"/>
+          <w:lang w:val="en-US"/>
+        </w:rPr>
+        <w:t xml:space="preserve">        // N26, CL12</w:t>
+      </w:r>
+    </w:p>
+    <w:p>
+      <w:pPr>
+        <w:spacing w:after="0" w:line="240" w:lineRule="auto"/>
+        <w:ind w:firstLine="709"/>
+        <w:rPr>
+          <w:rFonts w:ascii="Courier New" w:eastAsia="Times New Roman" w:hAnsi="Courier New" w:cs="Courier New"/>
+          <w:i/>
+          <w:iCs/>
+          <w:color w:val="000000"/>
+          <w:sz w:val="24"/>
+          <w:szCs w:val="24"/>
+          <w:lang w:val="en-US"/>
+        </w:rPr>
+      </w:pPr>
+      <w:r>
+        <w:rPr>
+          <w:rFonts w:ascii="Courier New" w:eastAsia="Times New Roman" w:hAnsi="Courier New" w:cs="Courier New"/>
+          <w:i/>
+          <w:iCs/>
+          <w:color w:val="000000"/>
+          <w:sz w:val="24"/>
+          <w:szCs w:val="24"/>
+          <w:lang w:val="en-US"/>
+        </w:rPr>
+        <w:t xml:space="preserve">        status = "Bad Request"            // N27</w:t>
+      </w:r>
+    </w:p>
+    <w:p>
+      <w:pPr>
+        <w:spacing w:after="0" w:line="240" w:lineRule="auto"/>
+        <w:ind w:firstLine="709"/>
+        <w:rPr>
+          <w:rFonts w:ascii="Courier New" w:eastAsia="Times New Roman" w:hAnsi="Courier New" w:cs="Courier New"/>
+          <w:i/>
+          <w:iCs/>
+          <w:color w:val="000000"/>
+          <w:sz w:val="24"/>
+          <w:szCs w:val="24"/>
+          <w:lang w:val="en-US"/>
+        </w:rPr>
+      </w:pPr>
+    </w:p>
+    <w:p>
+      <w:pPr>
+        <w:spacing w:after="0" w:line="240" w:lineRule="auto"/>
+        <w:ind w:firstLine="709"/>
+        <w:rPr>
+          <w:rFonts w:ascii="Courier New" w:eastAsia="Times New Roman" w:hAnsi="Courier New" w:cs="Courier New"/>
+          <w:i/>
+          <w:iCs/>
+          <w:color w:val="000000"/>
+          <w:sz w:val="24"/>
+          <w:szCs w:val="24"/>
+          <w:lang w:val="en-US"/>
+        </w:rPr>
+      </w:pPr>
+      <w:r>
+        <w:rPr>
+          <w:rFonts w:ascii="Courier New" w:eastAsia="Times New Roman" w:hAnsi="Courier New" w:cs="Courier New"/>
+          <w:i/>
+          <w:iCs/>
+          <w:color w:val="000000"/>
+          <w:sz w:val="24"/>
+          <w:szCs w:val="24"/>
+          <w:lang w:val="en-US"/>
+        </w:rPr>
+        <w:t xml:space="preserve">    case 403:</w:t>
+      </w:r>
+    </w:p>
+    <w:p>
+      <w:pPr>
+        <w:spacing w:after="0" w:line="240" w:lineRule="auto"/>
+        <w:ind w:firstLine="709"/>
+        <w:rPr>
+          <w:rFonts w:ascii="Courier New" w:eastAsia="Times New Roman" w:hAnsi="Courier New" w:cs="Courier New"/>
+          <w:i/>
+          <w:iCs/>
+          <w:color w:val="000000"/>
+          <w:sz w:val="24"/>
+          <w:szCs w:val="24"/>
+          <w:lang w:val="en-US"/>
+        </w:rPr>
+      </w:pPr>
+      <w:r>
+        <w:rPr>
+          <w:rFonts w:ascii="Courier New" w:eastAsia="Times New Roman" w:hAnsi="Courier New" w:cs="Courier New"/>
+          <w:i/>
+          <w:iCs/>
+          <w:color w:val="000000"/>
+          <w:sz w:val="24"/>
+          <w:szCs w:val="24"/>
+          <w:lang w:val="en-US"/>
+        </w:rPr>
+        <w:t xml:space="preserve">        // N28, CL13</w:t>
+      </w:r>
+    </w:p>
+    <w:p>
+      <w:pPr>
+        <w:spacing w:after="0" w:line="240" w:lineRule="auto"/>
+        <w:ind w:firstLine="709"/>
+        <w:rPr>
+          <w:rFonts w:ascii="Courier New" w:eastAsia="Times New Roman" w:hAnsi="Courier New" w:cs="Courier New"/>
+          <w:i/>
+          <w:iCs/>
+          <w:color w:val="000000"/>
+          <w:sz w:val="24"/>
+          <w:szCs w:val="24"/>
+          <w:lang w:val="en-US"/>
+        </w:rPr>
+      </w:pPr>
+      <w:r>
+        <w:rPr>
+          <w:rFonts w:ascii="Courier New" w:eastAsia="Times New Roman" w:hAnsi="Courier New" w:cs="Courier New"/>
+          <w:i/>
+          <w:iCs/>
+          <w:color w:val="000000"/>
+          <w:sz w:val="24"/>
+          <w:szCs w:val="24"/>
+          <w:lang w:val="en-US"/>
+        </w:rPr>
+        <w:t xml:space="preserve">        status = "Forbidden"              // N29</w:t>
+      </w:r>
+    </w:p>
+    <w:p>
+      <w:pPr>
+        <w:spacing w:after="0" w:line="240" w:lineRule="auto"/>
+        <w:ind w:firstLine="709"/>
+        <w:rPr>
+          <w:rFonts w:ascii="Courier New" w:eastAsia="Times New Roman" w:hAnsi="Courier New" w:cs="Courier New"/>
+          <w:i/>
+          <w:iCs/>
+          <w:color w:val="000000"/>
+          <w:sz w:val="24"/>
+          <w:szCs w:val="24"/>
+          <w:lang w:val="en-US"/>
+        </w:rPr>
+      </w:pPr>
+    </w:p>
+    <w:p>
+      <w:pPr>
+        <w:spacing w:after="0" w:line="240" w:lineRule="auto"/>
+        <w:ind w:firstLine="709"/>
+        <w:rPr>
+          <w:rFonts w:ascii="Courier New" w:eastAsia="Times New Roman" w:hAnsi="Courier New" w:cs="Courier New"/>
+          <w:i/>
+          <w:iCs/>
+          <w:color w:val="000000"/>
+          <w:sz w:val="24"/>
+          <w:szCs w:val="24"/>
+          <w:lang w:val="en-US"/>
+        </w:rPr>
+      </w:pPr>
+      <w:r>
+        <w:rPr>
+          <w:rFonts w:ascii="Courier New" w:eastAsia="Times New Roman" w:hAnsi="Courier New" w:cs="Courier New"/>
+          <w:i/>
+          <w:iCs/>
+          <w:color w:val="000000"/>
+          <w:sz w:val="24"/>
+          <w:szCs w:val="24"/>
+          <w:lang w:val="en-US"/>
+        </w:rPr>
+        <w:t xml:space="preserve">    case 404:</w:t>
+      </w:r>
+    </w:p>
+    <w:p>
+      <w:pPr>
+        <w:spacing w:after="0" w:line="240" w:lineRule="auto"/>
+        <w:ind w:firstLine="709"/>
+        <w:rPr>
+          <w:rFonts w:ascii="Courier New" w:eastAsia="Times New Roman" w:hAnsi="Courier New" w:cs="Courier New"/>
+          <w:i/>
+          <w:iCs/>
+          <w:color w:val="000000"/>
+          <w:sz w:val="24"/>
+          <w:szCs w:val="24"/>
+          <w:lang w:val="en-US"/>
+        </w:rPr>
+      </w:pPr>
+      <w:r>
+        <w:rPr>
+          <w:rFonts w:ascii="Courier New" w:eastAsia="Times New Roman" w:hAnsi="Courier New" w:cs="Courier New"/>
+          <w:i/>
+          <w:iCs/>
+          <w:color w:val="000000"/>
+          <w:sz w:val="24"/>
+          <w:szCs w:val="24"/>
+          <w:lang w:val="en-US"/>
+        </w:rPr>
+        <w:t xml:space="preserve">        // N30, CL14</w:t>
+      </w:r>
+    </w:p>
+    <w:p>
+      <w:pPr>
+        <w:spacing w:after="0" w:line="240" w:lineRule="auto"/>
+        <w:ind w:firstLine="709"/>
+        <w:rPr>
+          <w:rFonts w:ascii="Courier New" w:eastAsia="Times New Roman" w:hAnsi="Courier New" w:cs="Courier New"/>
+          <w:i/>
+          <w:iCs/>
+          <w:color w:val="000000"/>
+          <w:sz w:val="24"/>
+          <w:szCs w:val="24"/>
+          <w:lang w:val="en-US"/>
+        </w:rPr>
+      </w:pPr>
+      <w:r>
+        <w:rPr>
+          <w:rFonts w:ascii="Courier New" w:eastAsia="Times New Roman" w:hAnsi="Courier New" w:cs="Courier New"/>
+          <w:i/>
+          <w:iCs/>
+          <w:color w:val="000000"/>
+          <w:sz w:val="24"/>
+          <w:szCs w:val="24"/>
+          <w:lang w:val="en-US"/>
+        </w:rPr>
+        <w:t xml:space="preserve">        status = "Not Found"              // N31</w:t>
+      </w:r>
+    </w:p>
+    <w:p>
+      <w:pPr>
+        <w:spacing w:after="0" w:line="240" w:lineRule="auto"/>
+        <w:ind w:firstLine="709"/>
+        <w:rPr>
+          <w:rFonts w:ascii="Courier New" w:eastAsia="Times New Roman" w:hAnsi="Courier New" w:cs="Courier New"/>
+          <w:i/>
+          <w:iCs/>
+          <w:color w:val="000000"/>
+          <w:sz w:val="24"/>
+          <w:szCs w:val="24"/>
+          <w:lang w:val="en-US"/>
+        </w:rPr>
+      </w:pPr>
+    </w:p>
+    <w:p>
+      <w:pPr>
+        <w:spacing w:after="0" w:line="240" w:lineRule="auto"/>
+        <w:ind w:firstLine="709"/>
+        <w:rPr>
+          <w:rFonts w:ascii="Courier New" w:eastAsia="Times New Roman" w:hAnsi="Courier New" w:cs="Courier New"/>
+          <w:i/>
+          <w:iCs/>
+          <w:color w:val="000000"/>
+          <w:sz w:val="24"/>
+          <w:szCs w:val="24"/>
+          <w:lang w:val="en-US"/>
+        </w:rPr>
+      </w:pPr>
+      <w:r>
+        <w:rPr>
+          <w:rFonts w:ascii="Courier New" w:eastAsia="Times New Roman" w:hAnsi="Courier New" w:cs="Courier New"/>
+          <w:i/>
+          <w:iCs/>
+          <w:color w:val="000000"/>
+          <w:sz w:val="24"/>
+          <w:szCs w:val="24"/>
+          <w:lang w:val="en-US"/>
+        </w:rPr>
+        <w:t xml:space="preserve">    case 500:</w:t>
+      </w:r>
+    </w:p>
+    <w:p>
+      <w:pPr>
+        <w:spacing w:after="0" w:line="240" w:lineRule="auto"/>
+        <w:ind w:firstLine="709"/>
+        <w:rPr>
+          <w:rFonts w:ascii="Courier New" w:eastAsia="Times New Roman" w:hAnsi="Courier New" w:cs="Courier New"/>
+          <w:i/>
+          <w:iCs/>
+          <w:color w:val="000000"/>
+          <w:sz w:val="24"/>
+          <w:szCs w:val="24"/>
+          <w:lang w:val="en-US"/>
+        </w:rPr>
+      </w:pPr>
+      <w:r>
+        <w:rPr>
+          <w:rFonts w:ascii="Courier New" w:eastAsia="Times New Roman" w:hAnsi="Courier New" w:cs="Courier New"/>
+          <w:i/>
+          <w:iCs/>
+          <w:color w:val="000000"/>
+          <w:sz w:val="24"/>
+          <w:szCs w:val="24"/>
+          <w:lang w:val="en-US"/>
+        </w:rPr>
+        <w:t xml:space="preserve">        // N32, CL15</w:t>
+      </w:r>
+    </w:p>
+    <w:p>
+      <w:pPr>
+        <w:spacing w:after="0" w:line="240" w:lineRule="auto"/>
+        <w:ind w:firstLine="709"/>
+        <w:rPr>
+          <w:rFonts w:ascii="Courier New" w:eastAsia="Times New Roman" w:hAnsi="Courier New" w:cs="Courier New"/>
+          <w:i/>
+          <w:iCs/>
+          <w:color w:val="000000"/>
+          <w:sz w:val="24"/>
+          <w:szCs w:val="24"/>
+          <w:lang w:val="en-US"/>
+        </w:rPr>
+      </w:pPr>
+      <w:r>
+        <w:rPr>
+          <w:rFonts w:ascii="Courier New" w:eastAsia="Times New Roman" w:hAnsi="Courier New" w:cs="Courier New"/>
+          <w:i/>
+          <w:iCs/>
+          <w:color w:val="000000"/>
+          <w:sz w:val="24"/>
+          <w:szCs w:val="24"/>
+          <w:lang w:val="en-US"/>
+        </w:rPr>
+        <w:t xml:space="preserve">        status = "Server Error"            // N33</w:t>
+      </w:r>
+    </w:p>
+    <w:p>
+      <w:pPr>
+        <w:spacing w:after="0" w:line="240" w:lineRule="auto"/>
+        <w:ind w:firstLine="709"/>
+        <w:rPr>
+          <w:rFonts w:ascii="Courier New" w:eastAsia="Times New Roman" w:hAnsi="Courier New" w:cs="Courier New"/>
+          <w:i/>
+          <w:iCs/>
+          <w:color w:val="000000"/>
+          <w:sz w:val="24"/>
+          <w:szCs w:val="24"/>
+          <w:lang w:val="en-US"/>
+        </w:rPr>
+      </w:pPr>
+    </w:p>
+    <w:p>
+      <w:pPr>
+        <w:spacing w:after="0" w:line="240" w:lineRule="auto"/>
+        <w:ind w:firstLine="709"/>
+        <w:rPr>
+          <w:rFonts w:ascii="Courier New" w:eastAsia="Times New Roman" w:hAnsi="Courier New" w:cs="Courier New"/>
+          <w:i/>
+          <w:iCs/>
+          <w:color w:val="000000"/>
+          <w:sz w:val="24"/>
+          <w:szCs w:val="24"/>
+          <w:lang w:val="en-US"/>
+        </w:rPr>
+      </w:pPr>
+      <w:r>
+        <w:rPr>
+          <w:rFonts w:ascii="Courier New" w:eastAsia="Times New Roman" w:hAnsi="Courier New" w:cs="Courier New"/>
+          <w:i/>
+          <w:iCs/>
+          <w:color w:val="000000"/>
+          <w:sz w:val="24"/>
+          <w:szCs w:val="24"/>
+          <w:lang w:val="en-US"/>
+        </w:rPr>
+        <w:t xml:space="preserve">    default:</w:t>
+      </w:r>
+    </w:p>
+    <w:p>
+      <w:pPr>
+        <w:spacing w:after="0" w:line="240" w:lineRule="auto"/>
+        <w:ind w:firstLine="709"/>
+        <w:rPr>
+          <w:rFonts w:ascii="Courier New" w:eastAsia="Times New Roman" w:hAnsi="Courier New" w:cs="Courier New"/>
+          <w:i/>
+          <w:iCs/>
+          <w:color w:val="000000"/>
+          <w:sz w:val="24"/>
+          <w:szCs w:val="24"/>
+          <w:lang w:val="en-US"/>
+        </w:rPr>
+      </w:pPr>
+      <w:r>
+        <w:rPr>
+          <w:rFonts w:ascii="Courier New" w:eastAsia="Times New Roman" w:hAnsi="Courier New" w:cs="Courier New"/>
+          <w:i/>
+          <w:iCs/>
+          <w:color w:val="000000"/>
+          <w:sz w:val="24"/>
+          <w:szCs w:val="24"/>
+          <w:lang w:val="en-US"/>
+        </w:rPr>
+        <w:t xml:space="preserve">        status = "Unknown Error"           // N34</w:t>
+      </w:r>
+    </w:p>
+    <w:p>
+      <w:pPr>
+        <w:spacing w:after="0" w:line="240" w:lineRule="auto"/>
+        <w:ind w:firstLine="709"/>
+        <w:rPr>
+          <w:rFonts w:ascii="Courier New" w:eastAsia="Times New Roman" w:hAnsi="Courier New" w:cs="Courier New"/>
+          <w:i/>
+          <w:iCs/>
+          <w:color w:val="000000"/>
+          <w:sz w:val="24"/>
+          <w:szCs w:val="24"/>
+          <w:lang w:val="en-US"/>
+        </w:rPr>
+      </w:pPr>
+      <w:r>
+        <w:rPr>
+          <w:rFonts w:ascii="Courier New" w:eastAsia="Times New Roman" w:hAnsi="Courier New" w:cs="Courier New"/>
+          <w:i/>
+          <w:iCs/>
+          <w:color w:val="000000"/>
+          <w:sz w:val="24"/>
+          <w:szCs w:val="24"/>
+          <w:lang w:val="en-US"/>
+        </w:rPr>
+        <w:t xml:space="preserve">    }</w:t>
+      </w:r>
+    </w:p>
+    <w:p>
+      <w:pPr>
+        <w:spacing w:after="0" w:line="240" w:lineRule="auto"/>
+        <w:ind w:firstLine="709"/>
+        <w:rPr>
+          <w:rFonts w:ascii="Courier New" w:eastAsia="Times New Roman" w:hAnsi="Courier New" w:cs="Courier New"/>
+          <w:i/>
+          <w:iCs/>
+          <w:color w:val="000000"/>
+          <w:sz w:val="24"/>
+          <w:szCs w:val="24"/>
+          <w:lang w:val="en-US"/>
+        </w:rPr>
+      </w:pPr>
+    </w:p>
+    <w:p>
+      <w:pPr>
+        <w:spacing w:after="0" w:line="240" w:lineRule="auto"/>
+        <w:ind w:firstLine="709"/>
+        <w:rPr>
+          <w:rFonts w:ascii="Courier New" w:eastAsia="Times New Roman" w:hAnsi="Courier New" w:cs="Courier New"/>
+          <w:i/>
+          <w:iCs/>
+          <w:color w:val="000000"/>
+          <w:sz w:val="24"/>
+          <w:szCs w:val="24"/>
+          <w:lang w:val="en-US"/>
+        </w:rPr>
+      </w:pPr>
+      <w:r>
+        <w:rPr>
+          <w:rFonts w:ascii="Courier New" w:eastAsia="Times New Roman" w:hAnsi="Courier New" w:cs="Courier New"/>
+          <w:i/>
+          <w:iCs/>
+          <w:color w:val="000000"/>
+          <w:sz w:val="24"/>
+          <w:szCs w:val="24"/>
+          <w:lang w:val="en-US"/>
+        </w:rPr>
+        <w:t xml:space="preserve">    let numbers = [3, -2, 4, 0]           // N35</w:t>
+      </w:r>
+    </w:p>
+    <w:p>
+      <w:pPr>
+        <w:spacing w:after="0" w:line="240" w:lineRule="auto"/>
+        <w:ind w:firstLine="709"/>
+        <w:rPr>
+          <w:rFonts w:ascii="Courier New" w:eastAsia="Times New Roman" w:hAnsi="Courier New" w:cs="Courier New"/>
+          <w:i/>
+          <w:iCs/>
+          <w:color w:val="000000"/>
+          <w:sz w:val="24"/>
+          <w:szCs w:val="24"/>
+          <w:lang w:val="en-US"/>
+        </w:rPr>
+      </w:pPr>
+      <w:r>
+        <w:rPr>
+          <w:rFonts w:ascii="Courier New" w:eastAsia="Times New Roman" w:hAnsi="Courier New" w:cs="Courier New"/>
+          <w:i/>
+          <w:iCs/>
+          <w:color w:val="000000"/>
+          <w:sz w:val="24"/>
+          <w:szCs w:val="24"/>
+          <w:lang w:val="en-US"/>
+        </w:rPr>
+        <w:t xml:space="preserve">    var result = 0                         // N36</w:t>
+      </w:r>
+    </w:p>
+    <w:p>
+      <w:pPr>
+        <w:spacing w:after="0" w:line="240" w:lineRule="auto"/>
+        <w:ind w:firstLine="709"/>
+        <w:rPr>
+          <w:rFonts w:ascii="Courier New" w:eastAsia="Times New Roman" w:hAnsi="Courier New" w:cs="Courier New"/>
+          <w:i/>
+          <w:iCs/>
+          <w:color w:val="000000"/>
+          <w:sz w:val="24"/>
+          <w:szCs w:val="24"/>
+          <w:lang w:val="en-US"/>
+        </w:rPr>
+      </w:pPr>
+    </w:p>
+    <w:p>
+      <w:pPr>
+        <w:spacing w:after="0" w:line="240" w:lineRule="auto"/>
+        <w:ind w:firstLine="709"/>
+        <w:rPr>
+          <w:rFonts w:ascii="Courier New" w:eastAsia="Times New Roman" w:hAnsi="Courier New" w:cs="Courier New"/>
+          <w:i/>
+          <w:iCs/>
+          <w:color w:val="000000"/>
+          <w:sz w:val="24"/>
+          <w:szCs w:val="24"/>
+          <w:lang w:val="en-US"/>
+        </w:rPr>
+      </w:pPr>
+      <w:r>
+        <w:rPr>
+          <w:rFonts w:ascii="Courier New" w:eastAsia="Times New Roman" w:hAnsi="Courier New" w:cs="Courier New"/>
+          <w:i/>
+          <w:iCs/>
+          <w:color w:val="000000"/>
+          <w:sz w:val="24"/>
+          <w:szCs w:val="24"/>
+          <w:lang w:val="en-US"/>
         </w:rPr>
         <w:t xml:space="preserve">    </w:t>
       </w:r>
-    </w:p>
-    <w:p>
-      <w:pPr>
-        <w:spacing w:after="0" w:line="240" w:lineRule="auto"/>
-        <w:ind w:firstLine="709"/>
-        <w:jc w:val="both"/>
-        <w:rPr>
-          <w:rFonts w:ascii="Courier New" w:eastAsia="Times New Roman" w:hAnsi="Courier New" w:cs="Courier New"/>
-          <w:i/>
-          <w:iCs/>
-          <w:color w:val="000000"/>
-          <w:sz w:val="24"/>
-          <w:szCs w:val="24"/>
-          <w:lang w:val="en-US"/>
-        </w:rPr>
-      </w:pPr>
-      <w:r>
-        <w:rPr>
-          <w:rFonts w:ascii="Courier New" w:eastAsia="Times New Roman" w:hAnsi="Courier New" w:cs="Courier New"/>
-          <w:i/>
-          <w:iCs/>
-          <w:color w:val="000000"/>
-          <w:sz w:val="24"/>
-          <w:szCs w:val="24"/>
-        </w:rPr>
-        <w:t xml:space="preserve">    </w:t>
-      </w:r>
-      <w:r>
-        <w:rPr>
-          <w:rFonts w:ascii="Courier New" w:eastAsia="Times New Roman" w:hAnsi="Courier New" w:cs="Courier New"/>
-          <w:i/>
-          <w:iCs/>
-          <w:color w:val="000000"/>
-          <w:sz w:val="24"/>
-          <w:szCs w:val="24"/>
-          <w:lang w:val="en-US"/>
-        </w:rPr>
-        <w:t xml:space="preserve">for num in array </w:t>
-      </w:r>
-      <w:proofErr w:type="gramStart"/>
-      <w:r>
-        <w:rPr>
-          <w:rFonts w:ascii="Courier New" w:eastAsia="Times New Roman" w:hAnsi="Courier New" w:cs="Courier New"/>
-          <w:i/>
-          <w:iCs/>
-          <w:color w:val="000000"/>
-          <w:sz w:val="24"/>
-          <w:szCs w:val="24"/>
-          <w:lang w:val="en-US"/>
-        </w:rPr>
-        <w:t xml:space="preserve">{  </w:t>
-      </w:r>
-      <w:proofErr w:type="gramEnd"/>
-      <w:r>
-        <w:rPr>
-          <w:rFonts w:ascii="Courier New" w:eastAsia="Times New Roman" w:hAnsi="Courier New" w:cs="Courier New"/>
-          <w:i/>
-          <w:iCs/>
-          <w:color w:val="000000"/>
-          <w:sz w:val="24"/>
-          <w:szCs w:val="24"/>
-          <w:lang w:val="en-US"/>
-        </w:rPr>
-        <w:t xml:space="preserve">             // 4</w:t>
-      </w:r>
-    </w:p>
-    <w:p>
-      <w:pPr>
-        <w:spacing w:after="0" w:line="240" w:lineRule="auto"/>
-        <w:ind w:firstLine="709"/>
-        <w:jc w:val="both"/>
-        <w:rPr>
-          <w:rFonts w:ascii="Courier New" w:eastAsia="Times New Roman" w:hAnsi="Courier New" w:cs="Courier New"/>
-          <w:i/>
-          <w:iCs/>
-          <w:color w:val="000000"/>
-          <w:sz w:val="24"/>
-          <w:szCs w:val="24"/>
-          <w:lang w:val="en-US"/>
-        </w:rPr>
-      </w:pPr>
-      <w:r>
-        <w:rPr>
-          <w:rFonts w:ascii="Courier New" w:eastAsia="Times New Roman" w:hAnsi="Courier New" w:cs="Courier New"/>
-          <w:i/>
-          <w:iCs/>
-          <w:color w:val="000000"/>
-          <w:sz w:val="24"/>
-          <w:szCs w:val="24"/>
-          <w:lang w:val="en-US"/>
-        </w:rPr>
-        <w:t xml:space="preserve">        if </w:t>
-      </w:r>
-      <w:proofErr w:type="gramStart"/>
-      <w:r>
-        <w:rPr>
-          <w:rFonts w:ascii="Courier New" w:eastAsia="Times New Roman" w:hAnsi="Courier New" w:cs="Courier New"/>
-          <w:i/>
-          <w:iCs/>
-          <w:color w:val="000000"/>
-          <w:sz w:val="24"/>
-          <w:szCs w:val="24"/>
-          <w:lang w:val="en-US"/>
-        </w:rPr>
-        <w:t>num !</w:t>
-      </w:r>
-      <w:proofErr w:type="gramEnd"/>
-      <w:r>
-        <w:rPr>
-          <w:rFonts w:ascii="Courier New" w:eastAsia="Times New Roman" w:hAnsi="Courier New" w:cs="Courier New"/>
-          <w:i/>
-          <w:iCs/>
-          <w:color w:val="000000"/>
-          <w:sz w:val="24"/>
-          <w:szCs w:val="24"/>
-          <w:lang w:val="en-US"/>
-        </w:rPr>
-        <w:t xml:space="preserve">= 0 </w:t>
-      </w:r>
-      <w:proofErr w:type="gramStart"/>
-      <w:r>
-        <w:rPr>
-          <w:rFonts w:ascii="Courier New" w:eastAsia="Times New Roman" w:hAnsi="Courier New" w:cs="Courier New"/>
-          <w:i/>
-          <w:iCs/>
-          <w:color w:val="000000"/>
-          <w:sz w:val="24"/>
-          <w:szCs w:val="24"/>
-          <w:lang w:val="en-US"/>
-        </w:rPr>
-        <w:t xml:space="preserve">{  </w:t>
-      </w:r>
-      <w:proofErr w:type="gramEnd"/>
-      <w:r>
-        <w:rPr>
-          <w:rFonts w:ascii="Courier New" w:eastAsia="Times New Roman" w:hAnsi="Courier New" w:cs="Courier New"/>
-          <w:i/>
-          <w:iCs/>
-          <w:color w:val="000000"/>
-          <w:sz w:val="24"/>
-          <w:szCs w:val="24"/>
-          <w:lang w:val="en-US"/>
-        </w:rPr>
-        <w:t xml:space="preserve">              // 5 (guard </w:t>
-      </w:r>
-      <w:proofErr w:type="gramStart"/>
-      <w:r>
-        <w:rPr>
-          <w:rFonts w:ascii="Courier New" w:eastAsia="Times New Roman" w:hAnsi="Courier New" w:cs="Courier New"/>
-          <w:i/>
-          <w:iCs/>
-          <w:color w:val="000000"/>
-          <w:sz w:val="24"/>
-          <w:szCs w:val="24"/>
-          <w:lang w:val="en-US"/>
-        </w:rPr>
-        <w:t>num !</w:t>
-      </w:r>
-      <w:proofErr w:type="gramEnd"/>
-      <w:r>
-        <w:rPr>
-          <w:rFonts w:ascii="Courier New" w:eastAsia="Times New Roman" w:hAnsi="Courier New" w:cs="Courier New"/>
-          <w:i/>
-          <w:iCs/>
-          <w:color w:val="000000"/>
-          <w:sz w:val="24"/>
-          <w:szCs w:val="24"/>
-          <w:lang w:val="en-US"/>
-        </w:rPr>
-        <w:t>= 0)</w:t>
-      </w:r>
-    </w:p>
-    <w:p>
-      <w:pPr>
-        <w:spacing w:after="0" w:line="240" w:lineRule="auto"/>
-        <w:ind w:firstLine="709"/>
-        <w:jc w:val="both"/>
-        <w:rPr>
-          <w:rFonts w:ascii="Courier New" w:eastAsia="Times New Roman" w:hAnsi="Courier New" w:cs="Courier New"/>
-          <w:i/>
-          <w:iCs/>
-          <w:color w:val="000000"/>
-          <w:sz w:val="24"/>
-          <w:szCs w:val="24"/>
-          <w:lang w:val="en-US"/>
-        </w:rPr>
-      </w:pPr>
-      <w:r>
-        <w:rPr>
-          <w:rFonts w:ascii="Courier New" w:eastAsia="Times New Roman" w:hAnsi="Courier New" w:cs="Courier New"/>
-          <w:i/>
-          <w:iCs/>
-          <w:color w:val="000000"/>
-          <w:sz w:val="24"/>
-          <w:szCs w:val="24"/>
-          <w:lang w:val="en-US"/>
-        </w:rPr>
-        <w:t xml:space="preserve">            if num &gt; 0 </w:t>
-      </w:r>
-      <w:proofErr w:type="gramStart"/>
-      <w:r>
-        <w:rPr>
-          <w:rFonts w:ascii="Courier New" w:eastAsia="Times New Roman" w:hAnsi="Courier New" w:cs="Courier New"/>
-          <w:i/>
-          <w:iCs/>
-          <w:color w:val="000000"/>
-          <w:sz w:val="24"/>
-          <w:szCs w:val="24"/>
-          <w:lang w:val="en-US"/>
-        </w:rPr>
-        <w:t xml:space="preserve">{  </w:t>
-      </w:r>
-      <w:proofErr w:type="gramEnd"/>
-      <w:r>
-        <w:rPr>
-          <w:rFonts w:ascii="Courier New" w:eastAsia="Times New Roman" w:hAnsi="Courier New" w:cs="Courier New"/>
-          <w:i/>
-          <w:iCs/>
-          <w:color w:val="000000"/>
-          <w:sz w:val="24"/>
-          <w:szCs w:val="24"/>
-          <w:lang w:val="en-US"/>
-        </w:rPr>
-        <w:t xml:space="preserve">           // 6</w:t>
-      </w:r>
-    </w:p>
-    <w:p>
-      <w:pPr>
-        <w:spacing w:after="0" w:line="240" w:lineRule="auto"/>
-        <w:ind w:firstLine="709"/>
-        <w:jc w:val="both"/>
-        <w:rPr>
-          <w:rFonts w:ascii="Courier New" w:eastAsia="Times New Roman" w:hAnsi="Courier New" w:cs="Courier New"/>
-          <w:i/>
-          <w:iCs/>
-          <w:color w:val="000000"/>
-          <w:sz w:val="24"/>
-          <w:szCs w:val="24"/>
-          <w:lang w:val="en-US"/>
-        </w:rPr>
-      </w:pPr>
-      <w:r>
-        <w:rPr>
-          <w:rFonts w:ascii="Courier New" w:eastAsia="Times New Roman" w:hAnsi="Courier New" w:cs="Courier New"/>
-          <w:i/>
-          <w:iCs/>
-          <w:color w:val="000000"/>
-          <w:sz w:val="24"/>
-          <w:szCs w:val="24"/>
-          <w:lang w:val="en-US"/>
-        </w:rPr>
-        <w:t xml:space="preserve">                var temp = num       // 7</w:t>
-      </w:r>
-    </w:p>
-    <w:p>
-      <w:pPr>
-        <w:spacing w:after="0" w:line="240" w:lineRule="auto"/>
-        <w:ind w:firstLine="709"/>
-        <w:jc w:val="both"/>
-        <w:rPr>
-          <w:rFonts w:ascii="Courier New" w:eastAsia="Times New Roman" w:hAnsi="Courier New" w:cs="Courier New"/>
-          <w:i/>
-          <w:iCs/>
-          <w:color w:val="000000"/>
-          <w:sz w:val="24"/>
-          <w:szCs w:val="24"/>
-          <w:lang w:val="en-US"/>
-        </w:rPr>
-      </w:pPr>
-      <w:r>
-        <w:rPr>
-          <w:rFonts w:ascii="Courier New" w:eastAsia="Times New Roman" w:hAnsi="Courier New" w:cs="Courier New"/>
-          <w:i/>
-          <w:iCs/>
-          <w:color w:val="000000"/>
-          <w:sz w:val="24"/>
-          <w:szCs w:val="24"/>
-          <w:lang w:val="en-US"/>
-        </w:rPr>
-        <w:t xml:space="preserve">                 </w:t>
-      </w:r>
-    </w:p>
-    <w:p>
-      <w:pPr>
-        <w:spacing w:after="0" w:line="240" w:lineRule="auto"/>
-        <w:ind w:firstLine="709"/>
-        <w:jc w:val="both"/>
-        <w:rPr>
-          <w:rFonts w:ascii="Courier New" w:eastAsia="Times New Roman" w:hAnsi="Courier New" w:cs="Courier New"/>
-          <w:i/>
-          <w:iCs/>
-          <w:color w:val="000000"/>
-          <w:sz w:val="24"/>
-          <w:szCs w:val="24"/>
-        </w:rPr>
-      </w:pPr>
-      <w:r>
-        <w:rPr>
-          <w:rFonts w:ascii="Courier New" w:eastAsia="Times New Roman" w:hAnsi="Courier New" w:cs="Courier New"/>
-          <w:i/>
-          <w:iCs/>
-          <w:color w:val="000000"/>
-          <w:sz w:val="24"/>
-          <w:szCs w:val="24"/>
-          <w:lang w:val="en-US"/>
-        </w:rPr>
-        <w:t xml:space="preserve">                while</w:t>
-      </w:r>
-      <w:r>
-        <w:rPr>
-          <w:rFonts w:ascii="Courier New" w:eastAsia="Times New Roman" w:hAnsi="Courier New" w:cs="Courier New"/>
-          <w:i/>
-          <w:iCs/>
-          <w:color w:val="000000"/>
-          <w:sz w:val="24"/>
-          <w:szCs w:val="24"/>
-        </w:rPr>
-        <w:t xml:space="preserve"> </w:t>
-      </w:r>
-      <w:r>
-        <w:rPr>
-          <w:rFonts w:ascii="Courier New" w:eastAsia="Times New Roman" w:hAnsi="Courier New" w:cs="Courier New"/>
-          <w:i/>
-          <w:iCs/>
-          <w:color w:val="000000"/>
-          <w:sz w:val="24"/>
-          <w:szCs w:val="24"/>
-          <w:lang w:val="en-US"/>
-        </w:rPr>
-        <w:t>temp</w:t>
-      </w:r>
-      <w:r>
-        <w:rPr>
-          <w:rFonts w:ascii="Courier New" w:eastAsia="Times New Roman" w:hAnsi="Courier New" w:cs="Courier New"/>
-          <w:i/>
-          <w:iCs/>
-          <w:color w:val="000000"/>
-          <w:sz w:val="24"/>
-          <w:szCs w:val="24"/>
-        </w:rPr>
-        <w:t xml:space="preserve"> &gt; 0 </w:t>
-      </w:r>
-      <w:proofErr w:type="gramStart"/>
-      <w:r>
-        <w:rPr>
-          <w:rFonts w:ascii="Courier New" w:eastAsia="Times New Roman" w:hAnsi="Courier New" w:cs="Courier New"/>
-          <w:i/>
-          <w:iCs/>
-          <w:color w:val="000000"/>
-          <w:sz w:val="24"/>
-          <w:szCs w:val="24"/>
-        </w:rPr>
-        <w:t xml:space="preserve">{  </w:t>
-      </w:r>
-      <w:proofErr w:type="gramEnd"/>
-      <w:r>
-        <w:rPr>
-          <w:rFonts w:ascii="Courier New" w:eastAsia="Times New Roman" w:hAnsi="Courier New" w:cs="Courier New"/>
-          <w:i/>
-          <w:iCs/>
-          <w:color w:val="000000"/>
-          <w:sz w:val="24"/>
-          <w:szCs w:val="24"/>
-        </w:rPr>
-        <w:t xml:space="preserve">   // 8</w:t>
-      </w:r>
-    </w:p>
-    <w:p>
-      <w:pPr>
-        <w:spacing w:after="0" w:line="240" w:lineRule="auto"/>
-        <w:ind w:firstLine="709"/>
-        <w:jc w:val="both"/>
-        <w:rPr>
-          <w:rFonts w:ascii="Courier New" w:eastAsia="Times New Roman" w:hAnsi="Courier New" w:cs="Courier New"/>
-          <w:i/>
-          <w:iCs/>
-          <w:color w:val="000000"/>
-          <w:sz w:val="24"/>
-          <w:szCs w:val="24"/>
-        </w:rPr>
-      </w:pPr>
-      <w:r>
-        <w:rPr>
-          <w:rFonts w:ascii="Courier New" w:eastAsia="Times New Roman" w:hAnsi="Courier New" w:cs="Courier New"/>
-          <w:i/>
-          <w:iCs/>
-          <w:color w:val="000000"/>
-          <w:sz w:val="24"/>
-          <w:szCs w:val="24"/>
-        </w:rPr>
-        <w:t xml:space="preserve">                    // первый </w:t>
-      </w:r>
-      <w:r>
-        <w:rPr>
-          <w:rFonts w:ascii="Courier New" w:eastAsia="Times New Roman" w:hAnsi="Courier New" w:cs="Courier New"/>
-          <w:i/>
-          <w:iCs/>
-          <w:color w:val="000000"/>
-          <w:sz w:val="24"/>
-          <w:szCs w:val="24"/>
-          <w:lang w:val="en-US"/>
-        </w:rPr>
-        <w:t>switch</w:t>
-      </w:r>
-      <w:r>
-        <w:rPr>
-          <w:rFonts w:ascii="Courier New" w:eastAsia="Times New Roman" w:hAnsi="Courier New" w:cs="Courier New"/>
-          <w:i/>
-          <w:iCs/>
-          <w:color w:val="000000"/>
-          <w:sz w:val="24"/>
-          <w:szCs w:val="24"/>
-        </w:rPr>
-        <w:t xml:space="preserve"> представлен вложенными </w:t>
-      </w:r>
-      <w:r>
-        <w:rPr>
-          <w:rFonts w:ascii="Courier New" w:eastAsia="Times New Roman" w:hAnsi="Courier New" w:cs="Courier New"/>
-          <w:i/>
-          <w:iCs/>
-          <w:color w:val="000000"/>
-          <w:sz w:val="24"/>
-          <w:szCs w:val="24"/>
-          <w:lang w:val="en-US"/>
-        </w:rPr>
-        <w:t>if</w:t>
-      </w:r>
-    </w:p>
-    <w:p>
-      <w:pPr>
-        <w:spacing w:after="0" w:line="240" w:lineRule="auto"/>
-        <w:ind w:firstLine="709"/>
-        <w:jc w:val="both"/>
-        <w:rPr>
-          <w:rFonts w:ascii="Courier New" w:eastAsia="Times New Roman" w:hAnsi="Courier New" w:cs="Courier New"/>
-          <w:i/>
-          <w:iCs/>
-          <w:color w:val="000000"/>
-          <w:sz w:val="24"/>
-          <w:szCs w:val="24"/>
-          <w:lang w:val="en-US"/>
-        </w:rPr>
-      </w:pPr>
-      <w:r>
-        <w:rPr>
-          <w:rFonts w:ascii="Courier New" w:eastAsia="Times New Roman" w:hAnsi="Courier New" w:cs="Courier New"/>
-          <w:i/>
-          <w:iCs/>
-          <w:color w:val="000000"/>
-          <w:sz w:val="24"/>
-          <w:szCs w:val="24"/>
-        </w:rPr>
-        <w:t xml:space="preserve">                    </w:t>
-      </w:r>
-      <w:r>
-        <w:rPr>
-          <w:rFonts w:ascii="Courier New" w:eastAsia="Times New Roman" w:hAnsi="Courier New" w:cs="Courier New"/>
-          <w:i/>
-          <w:iCs/>
-          <w:color w:val="000000"/>
-          <w:sz w:val="24"/>
-          <w:szCs w:val="24"/>
-          <w:lang w:val="en-US"/>
-        </w:rPr>
-        <w:t xml:space="preserve">if temp == 1 </w:t>
-      </w:r>
-      <w:proofErr w:type="gramStart"/>
-      <w:r>
-        <w:rPr>
-          <w:rFonts w:ascii="Courier New" w:eastAsia="Times New Roman" w:hAnsi="Courier New" w:cs="Courier New"/>
-          <w:i/>
-          <w:iCs/>
-          <w:color w:val="000000"/>
-          <w:sz w:val="24"/>
-          <w:szCs w:val="24"/>
-          <w:lang w:val="en-US"/>
-        </w:rPr>
-        <w:t xml:space="preserve">{  </w:t>
-      </w:r>
-      <w:proofErr w:type="gramEnd"/>
-      <w:r>
-        <w:rPr>
-          <w:rFonts w:ascii="Courier New" w:eastAsia="Times New Roman" w:hAnsi="Courier New" w:cs="Courier New"/>
-          <w:i/>
-          <w:iCs/>
-          <w:color w:val="000000"/>
-          <w:sz w:val="24"/>
-          <w:szCs w:val="24"/>
-          <w:lang w:val="en-US"/>
-        </w:rPr>
-        <w:t xml:space="preserve"> // 9</w:t>
-      </w:r>
-    </w:p>
-    <w:p>
-      <w:pPr>
-        <w:spacing w:after="0" w:line="240" w:lineRule="auto"/>
-        <w:ind w:firstLine="709"/>
-        <w:jc w:val="both"/>
-        <w:rPr>
-          <w:rFonts w:ascii="Courier New" w:eastAsia="Times New Roman" w:hAnsi="Courier New" w:cs="Courier New"/>
-          <w:i/>
-          <w:iCs/>
-          <w:color w:val="000000"/>
-          <w:sz w:val="24"/>
-          <w:szCs w:val="24"/>
-          <w:lang w:val="en-US"/>
-        </w:rPr>
-      </w:pPr>
-      <w:r>
-        <w:rPr>
-          <w:rFonts w:ascii="Courier New" w:eastAsia="Times New Roman" w:hAnsi="Courier New" w:cs="Courier New"/>
-          <w:i/>
-          <w:iCs/>
-          <w:color w:val="000000"/>
-          <w:sz w:val="24"/>
-          <w:szCs w:val="24"/>
-          <w:lang w:val="en-US"/>
-        </w:rPr>
-        <w:t xml:space="preserve">                        sum += 10    // 10</w:t>
-      </w:r>
-    </w:p>
-    <w:p>
-      <w:pPr>
-        <w:spacing w:after="0" w:line="240" w:lineRule="auto"/>
-        <w:ind w:firstLine="709"/>
-        <w:jc w:val="both"/>
-        <w:rPr>
-          <w:rFonts w:ascii="Courier New" w:eastAsia="Times New Roman" w:hAnsi="Courier New" w:cs="Courier New"/>
-          <w:i/>
-          <w:iCs/>
-          <w:color w:val="000000"/>
-          <w:sz w:val="24"/>
-          <w:szCs w:val="24"/>
-          <w:lang w:val="en-US"/>
-        </w:rPr>
-      </w:pPr>
-      <w:r>
-        <w:rPr>
-          <w:rFonts w:ascii="Courier New" w:eastAsia="Times New Roman" w:hAnsi="Courier New" w:cs="Courier New"/>
-          <w:i/>
-          <w:iCs/>
-          <w:color w:val="000000"/>
-          <w:sz w:val="24"/>
-          <w:szCs w:val="24"/>
-          <w:lang w:val="en-US"/>
-        </w:rPr>
-        <w:t xml:space="preserve">                    } else {</w:t>
-      </w:r>
-    </w:p>
-    <w:p>
-      <w:pPr>
-        <w:spacing w:after="0" w:line="240" w:lineRule="auto"/>
-        <w:ind w:firstLine="709"/>
-        <w:jc w:val="both"/>
-        <w:rPr>
-          <w:rFonts w:ascii="Courier New" w:eastAsia="Times New Roman" w:hAnsi="Courier New" w:cs="Courier New"/>
-          <w:i/>
-          <w:iCs/>
-          <w:color w:val="000000"/>
-          <w:sz w:val="24"/>
-          <w:szCs w:val="24"/>
-          <w:lang w:val="en-US"/>
-        </w:rPr>
-      </w:pPr>
-      <w:r>
-        <w:rPr>
-          <w:rFonts w:ascii="Courier New" w:eastAsia="Times New Roman" w:hAnsi="Courier New" w:cs="Courier New"/>
-          <w:i/>
-          <w:iCs/>
-          <w:color w:val="000000"/>
-          <w:sz w:val="24"/>
-          <w:szCs w:val="24"/>
-          <w:lang w:val="en-US"/>
-        </w:rPr>
-        <w:t xml:space="preserve">                        if temp == 2 </w:t>
-      </w:r>
-      <w:proofErr w:type="gramStart"/>
-      <w:r>
-        <w:rPr>
-          <w:rFonts w:ascii="Courier New" w:eastAsia="Times New Roman" w:hAnsi="Courier New" w:cs="Courier New"/>
-          <w:i/>
-          <w:iCs/>
-          <w:color w:val="000000"/>
-          <w:sz w:val="24"/>
-          <w:szCs w:val="24"/>
-          <w:lang w:val="en-US"/>
-        </w:rPr>
-        <w:t>{ /</w:t>
-      </w:r>
-      <w:proofErr w:type="gramEnd"/>
-      <w:r>
-        <w:rPr>
-          <w:rFonts w:ascii="Courier New" w:eastAsia="Times New Roman" w:hAnsi="Courier New" w:cs="Courier New"/>
-          <w:i/>
-          <w:iCs/>
-          <w:color w:val="000000"/>
-          <w:sz w:val="24"/>
-          <w:szCs w:val="24"/>
-          <w:lang w:val="en-US"/>
-        </w:rPr>
-        <w:t>/ 11</w:t>
-      </w:r>
-    </w:p>
-    <w:p>
-      <w:pPr>
-        <w:spacing w:after="0" w:line="240" w:lineRule="auto"/>
-        <w:ind w:firstLine="709"/>
-        <w:jc w:val="both"/>
-        <w:rPr>
-          <w:rFonts w:ascii="Courier New" w:eastAsia="Times New Roman" w:hAnsi="Courier New" w:cs="Courier New"/>
-          <w:i/>
-          <w:iCs/>
-          <w:color w:val="000000"/>
-          <w:sz w:val="24"/>
-          <w:szCs w:val="24"/>
-          <w:lang w:val="en-US"/>
-        </w:rPr>
-      </w:pPr>
-      <w:r>
-        <w:rPr>
-          <w:rFonts w:ascii="Courier New" w:eastAsia="Times New Roman" w:hAnsi="Courier New" w:cs="Courier New"/>
-          <w:i/>
-          <w:iCs/>
-          <w:color w:val="000000"/>
-          <w:sz w:val="24"/>
-          <w:szCs w:val="24"/>
-          <w:lang w:val="en-US"/>
-        </w:rPr>
-        <w:t xml:space="preserve">                            sum += </w:t>
-      </w:r>
-      <w:proofErr w:type="gramStart"/>
-      <w:r>
-        <w:rPr>
-          <w:rFonts w:ascii="Courier New" w:eastAsia="Times New Roman" w:hAnsi="Courier New" w:cs="Courier New"/>
-          <w:i/>
-          <w:iCs/>
-          <w:color w:val="000000"/>
-          <w:sz w:val="24"/>
-          <w:szCs w:val="24"/>
-          <w:lang w:val="en-US"/>
-        </w:rPr>
-        <w:t>20  /</w:t>
-      </w:r>
-      <w:proofErr w:type="gramEnd"/>
-      <w:r>
-        <w:rPr>
-          <w:rFonts w:ascii="Courier New" w:eastAsia="Times New Roman" w:hAnsi="Courier New" w:cs="Courier New"/>
-          <w:i/>
-          <w:iCs/>
-          <w:color w:val="000000"/>
-          <w:sz w:val="24"/>
-          <w:szCs w:val="24"/>
-          <w:lang w:val="en-US"/>
-        </w:rPr>
-        <w:t>/ 12</w:t>
-      </w:r>
-    </w:p>
-    <w:p>
-      <w:pPr>
-        <w:spacing w:after="0" w:line="240" w:lineRule="auto"/>
-        <w:ind w:firstLine="709"/>
-        <w:jc w:val="both"/>
-        <w:rPr>
-          <w:rFonts w:ascii="Courier New" w:eastAsia="Times New Roman" w:hAnsi="Courier New" w:cs="Courier New"/>
-          <w:i/>
-          <w:iCs/>
-          <w:color w:val="000000"/>
-          <w:sz w:val="24"/>
-          <w:szCs w:val="24"/>
-          <w:lang w:val="en-US"/>
-        </w:rPr>
-      </w:pPr>
-      <w:r>
-        <w:rPr>
-          <w:rFonts w:ascii="Courier New" w:eastAsia="Times New Roman" w:hAnsi="Courier New" w:cs="Courier New"/>
-          <w:i/>
-          <w:iCs/>
-          <w:color w:val="000000"/>
-          <w:sz w:val="24"/>
-          <w:szCs w:val="24"/>
-          <w:lang w:val="en-US"/>
-        </w:rPr>
-        <w:t xml:space="preserve">                        } else {</w:t>
-      </w:r>
-    </w:p>
-    <w:p>
-      <w:pPr>
-        <w:spacing w:after="0" w:line="240" w:lineRule="auto"/>
-        <w:ind w:firstLine="709"/>
-        <w:jc w:val="both"/>
-        <w:rPr>
-          <w:rFonts w:ascii="Courier New" w:eastAsia="Times New Roman" w:hAnsi="Courier New" w:cs="Courier New"/>
-          <w:i/>
-          <w:iCs/>
-          <w:color w:val="000000"/>
-          <w:sz w:val="24"/>
-          <w:szCs w:val="24"/>
-          <w:lang w:val="en-US"/>
-        </w:rPr>
-      </w:pPr>
-      <w:r>
-        <w:rPr>
-          <w:rFonts w:ascii="Courier New" w:eastAsia="Times New Roman" w:hAnsi="Courier New" w:cs="Courier New"/>
-          <w:i/>
-          <w:iCs/>
-          <w:color w:val="000000"/>
-          <w:sz w:val="24"/>
-          <w:szCs w:val="24"/>
-          <w:lang w:val="en-US"/>
-        </w:rPr>
-        <w:t xml:space="preserve">                            sum += temp // 13</w:t>
-      </w:r>
-    </w:p>
-    <w:p>
-      <w:pPr>
-        <w:spacing w:after="0" w:line="240" w:lineRule="auto"/>
-        <w:ind w:firstLine="709"/>
-        <w:jc w:val="both"/>
-        <w:rPr>
-          <w:rFonts w:ascii="Courier New" w:eastAsia="Times New Roman" w:hAnsi="Courier New" w:cs="Courier New"/>
-          <w:i/>
-          <w:iCs/>
-          <w:color w:val="000000"/>
-          <w:sz w:val="24"/>
-          <w:szCs w:val="24"/>
-          <w:lang w:val="en-US"/>
-        </w:rPr>
-      </w:pPr>
-      <w:r>
-        <w:rPr>
-          <w:rFonts w:ascii="Courier New" w:eastAsia="Times New Roman" w:hAnsi="Courier New" w:cs="Courier New"/>
-          <w:i/>
-          <w:iCs/>
-          <w:color w:val="000000"/>
-          <w:sz w:val="24"/>
-          <w:szCs w:val="24"/>
-          <w:lang w:val="en-US"/>
-        </w:rPr>
-        <w:t xml:space="preserve">                        }</w:t>
-      </w:r>
-    </w:p>
-    <w:p>
-      <w:pPr>
-        <w:spacing w:after="0" w:line="240" w:lineRule="auto"/>
-        <w:ind w:firstLine="709"/>
-        <w:jc w:val="both"/>
+      <w:proofErr w:type="spellStart"/>
+      <w:r>
+        <w:rPr>
+          <w:rFonts w:ascii="Courier New" w:eastAsia="Times New Roman" w:hAnsi="Courier New" w:cs="Courier New"/>
+          <w:i/>
+          <w:iCs/>
+          <w:color w:val="000000"/>
+          <w:sz w:val="24"/>
+          <w:szCs w:val="24"/>
+          <w:lang w:val="en-US"/>
+        </w:rPr>
+        <w:t>numbers.forEach</w:t>
+      </w:r>
+      <w:proofErr w:type="spellEnd"/>
+      <w:r>
+        <w:rPr>
+          <w:rFonts w:ascii="Courier New" w:eastAsia="Times New Roman" w:hAnsi="Courier New" w:cs="Courier New"/>
+          <w:i/>
+          <w:iCs/>
+          <w:color w:val="000000"/>
+          <w:sz w:val="24"/>
+          <w:szCs w:val="24"/>
+          <w:lang w:val="en-US"/>
+        </w:rPr>
+        <w:t xml:space="preserve"> { num in</w:t>
+      </w:r>
+    </w:p>
+    <w:p>
+      <w:pPr>
+        <w:spacing w:after="0" w:line="240" w:lineRule="auto"/>
+        <w:ind w:firstLine="709"/>
+        <w:rPr>
+          <w:rFonts w:ascii="Courier New" w:eastAsia="Times New Roman" w:hAnsi="Courier New" w:cs="Courier New"/>
+          <w:i/>
+          <w:iCs/>
+          <w:color w:val="000000"/>
+          <w:sz w:val="24"/>
+          <w:szCs w:val="24"/>
+          <w:lang w:val="en-US"/>
+        </w:rPr>
+      </w:pPr>
+      <w:r>
+        <w:rPr>
+          <w:rFonts w:ascii="Courier New" w:eastAsia="Times New Roman" w:hAnsi="Courier New" w:cs="Courier New"/>
+          <w:i/>
+          <w:iCs/>
+          <w:color w:val="000000"/>
+          <w:sz w:val="24"/>
+          <w:szCs w:val="24"/>
+          <w:lang w:val="en-US"/>
+        </w:rPr>
+        <w:t xml:space="preserve">        // N37, CL16</w:t>
+      </w:r>
+    </w:p>
+    <w:p>
+      <w:pPr>
+        <w:spacing w:after="0" w:line="240" w:lineRule="auto"/>
+        <w:ind w:firstLine="709"/>
+        <w:rPr>
+          <w:rFonts w:ascii="Courier New" w:eastAsia="Times New Roman" w:hAnsi="Courier New" w:cs="Courier New"/>
+          <w:i/>
+          <w:iCs/>
+          <w:color w:val="000000"/>
+          <w:sz w:val="24"/>
+          <w:szCs w:val="24"/>
+          <w:lang w:val="en-US"/>
+        </w:rPr>
+      </w:pPr>
+    </w:p>
+    <w:p>
+      <w:pPr>
+        <w:spacing w:after="0" w:line="240" w:lineRule="auto"/>
+        <w:ind w:firstLine="709"/>
+        <w:rPr>
+          <w:rFonts w:ascii="Courier New" w:eastAsia="Times New Roman" w:hAnsi="Courier New" w:cs="Courier New"/>
+          <w:i/>
+          <w:iCs/>
+          <w:color w:val="000000"/>
+          <w:sz w:val="24"/>
+          <w:szCs w:val="24"/>
+          <w:lang w:val="en-US"/>
+        </w:rPr>
+      </w:pPr>
+      <w:r>
+        <w:rPr>
+          <w:rFonts w:ascii="Courier New" w:eastAsia="Times New Roman" w:hAnsi="Courier New" w:cs="Courier New"/>
+          <w:i/>
+          <w:iCs/>
+          <w:color w:val="000000"/>
+          <w:sz w:val="24"/>
+          <w:szCs w:val="24"/>
+          <w:lang w:val="en-US"/>
+        </w:rPr>
+        <w:t xml:space="preserve">        let multiplier = num &gt; 0 ? 2 : 1</w:t>
+      </w:r>
+    </w:p>
+    <w:p>
+      <w:pPr>
+        <w:spacing w:after="0" w:line="240" w:lineRule="auto"/>
+        <w:ind w:firstLine="709"/>
+        <w:rPr>
+          <w:rFonts w:ascii="Courier New" w:eastAsia="Times New Roman" w:hAnsi="Courier New" w:cs="Courier New"/>
+          <w:i/>
+          <w:iCs/>
+          <w:color w:val="000000"/>
+          <w:sz w:val="24"/>
+          <w:szCs w:val="24"/>
+          <w:lang w:val="en-US"/>
+        </w:rPr>
+      </w:pPr>
+      <w:r>
+        <w:rPr>
+          <w:rFonts w:ascii="Courier New" w:eastAsia="Times New Roman" w:hAnsi="Courier New" w:cs="Courier New"/>
+          <w:i/>
+          <w:iCs/>
+          <w:color w:val="000000"/>
+          <w:sz w:val="24"/>
+          <w:szCs w:val="24"/>
+          <w:lang w:val="en-US"/>
+        </w:rPr>
+        <w:t xml:space="preserve">        // N38, CL17</w:t>
+      </w:r>
+    </w:p>
+    <w:p>
+      <w:pPr>
+        <w:spacing w:after="0" w:line="240" w:lineRule="auto"/>
+        <w:ind w:firstLine="709"/>
+        <w:rPr>
+          <w:rFonts w:ascii="Courier New" w:eastAsia="Times New Roman" w:hAnsi="Courier New" w:cs="Courier New"/>
+          <w:i/>
+          <w:iCs/>
+          <w:color w:val="000000"/>
+          <w:sz w:val="24"/>
+          <w:szCs w:val="24"/>
+          <w:lang w:val="en-US"/>
+        </w:rPr>
+      </w:pPr>
+    </w:p>
+    <w:p>
+      <w:pPr>
+        <w:spacing w:after="0" w:line="240" w:lineRule="auto"/>
+        <w:ind w:firstLine="709"/>
+        <w:rPr>
+          <w:rFonts w:ascii="Courier New" w:eastAsia="Times New Roman" w:hAnsi="Courier New" w:cs="Courier New"/>
+          <w:i/>
+          <w:iCs/>
+          <w:color w:val="000000"/>
+          <w:sz w:val="24"/>
+          <w:szCs w:val="24"/>
+          <w:lang w:val="en-US"/>
+        </w:rPr>
+      </w:pPr>
+      <w:r>
+        <w:rPr>
+          <w:rFonts w:ascii="Courier New" w:eastAsia="Times New Roman" w:hAnsi="Courier New" w:cs="Courier New"/>
+          <w:i/>
+          <w:iCs/>
+          <w:color w:val="000000"/>
+          <w:sz w:val="24"/>
+          <w:szCs w:val="24"/>
+          <w:lang w:val="en-US"/>
+        </w:rPr>
+        <w:t xml:space="preserve">        for </w:t>
+      </w:r>
+      <w:proofErr w:type="spellStart"/>
+      <w:r>
+        <w:rPr>
+          <w:rFonts w:ascii="Courier New" w:eastAsia="Times New Roman" w:hAnsi="Courier New" w:cs="Courier New"/>
+          <w:i/>
+          <w:iCs/>
+          <w:color w:val="000000"/>
+          <w:sz w:val="24"/>
+          <w:szCs w:val="24"/>
+          <w:lang w:val="en-US"/>
+        </w:rPr>
+        <w:t>i</w:t>
+      </w:r>
+      <w:proofErr w:type="spellEnd"/>
+      <w:r>
+        <w:rPr>
+          <w:rFonts w:ascii="Courier New" w:eastAsia="Times New Roman" w:hAnsi="Courier New" w:cs="Courier New"/>
+          <w:i/>
+          <w:iCs/>
+          <w:color w:val="000000"/>
+          <w:sz w:val="24"/>
+          <w:szCs w:val="24"/>
+          <w:lang w:val="en-US"/>
+        </w:rPr>
+        <w:t xml:space="preserve"> in 0..&lt;abs(num) {</w:t>
+      </w:r>
+    </w:p>
+    <w:p>
+      <w:pPr>
+        <w:spacing w:after="0" w:line="240" w:lineRule="auto"/>
+        <w:ind w:firstLine="709"/>
+        <w:rPr>
+          <w:rFonts w:ascii="Courier New" w:eastAsia="Times New Roman" w:hAnsi="Courier New" w:cs="Courier New"/>
+          <w:i/>
+          <w:iCs/>
+          <w:color w:val="000000"/>
+          <w:sz w:val="24"/>
+          <w:szCs w:val="24"/>
+          <w:lang w:val="en-US"/>
+        </w:rPr>
+      </w:pPr>
+      <w:r>
+        <w:rPr>
+          <w:rFonts w:ascii="Courier New" w:eastAsia="Times New Roman" w:hAnsi="Courier New" w:cs="Courier New"/>
+          <w:i/>
+          <w:iCs/>
+          <w:color w:val="000000"/>
+          <w:sz w:val="24"/>
+          <w:szCs w:val="24"/>
+          <w:lang w:val="en-US"/>
+        </w:rPr>
+        <w:t xml:space="preserve">            // N39, CL18</w:t>
+      </w:r>
+    </w:p>
+    <w:p>
+      <w:pPr>
+        <w:spacing w:after="0" w:line="240" w:lineRule="auto"/>
+        <w:ind w:firstLine="709"/>
+        <w:rPr>
+          <w:rFonts w:ascii="Courier New" w:eastAsia="Times New Roman" w:hAnsi="Courier New" w:cs="Courier New"/>
+          <w:i/>
+          <w:iCs/>
+          <w:color w:val="000000"/>
+          <w:sz w:val="24"/>
+          <w:szCs w:val="24"/>
+          <w:lang w:val="en-US"/>
+        </w:rPr>
+      </w:pPr>
+    </w:p>
+    <w:p>
+      <w:pPr>
+        <w:spacing w:after="0" w:line="240" w:lineRule="auto"/>
+        <w:ind w:firstLine="709"/>
+        <w:rPr>
+          <w:rFonts w:ascii="Courier New" w:eastAsia="Times New Roman" w:hAnsi="Courier New" w:cs="Courier New"/>
+          <w:i/>
+          <w:iCs/>
+          <w:color w:val="000000"/>
+          <w:sz w:val="24"/>
+          <w:szCs w:val="24"/>
+          <w:lang w:val="en-US"/>
+        </w:rPr>
+      </w:pPr>
+      <w:r>
+        <w:rPr>
+          <w:rFonts w:ascii="Courier New" w:eastAsia="Times New Roman" w:hAnsi="Courier New" w:cs="Courier New"/>
+          <w:i/>
+          <w:iCs/>
+          <w:color w:val="000000"/>
+          <w:sz w:val="24"/>
+          <w:szCs w:val="24"/>
+          <w:lang w:val="en-US"/>
+        </w:rPr>
+        <w:t xml:space="preserve">            if </w:t>
+      </w:r>
+      <w:proofErr w:type="spellStart"/>
+      <w:r>
+        <w:rPr>
+          <w:rFonts w:ascii="Courier New" w:eastAsia="Times New Roman" w:hAnsi="Courier New" w:cs="Courier New"/>
+          <w:i/>
+          <w:iCs/>
+          <w:color w:val="000000"/>
+          <w:sz w:val="24"/>
+          <w:szCs w:val="24"/>
+          <w:lang w:val="en-US"/>
+        </w:rPr>
+        <w:t>i</w:t>
+      </w:r>
+      <w:proofErr w:type="spellEnd"/>
+      <w:r>
+        <w:rPr>
+          <w:rFonts w:ascii="Courier New" w:eastAsia="Times New Roman" w:hAnsi="Courier New" w:cs="Courier New"/>
+          <w:i/>
+          <w:iCs/>
+          <w:color w:val="000000"/>
+          <w:sz w:val="24"/>
+          <w:szCs w:val="24"/>
+          <w:lang w:val="en-US"/>
+        </w:rPr>
+        <w:t xml:space="preserve"> % 2 == 0 {</w:t>
+      </w:r>
+    </w:p>
+    <w:p>
+      <w:pPr>
+        <w:spacing w:after="0" w:line="240" w:lineRule="auto"/>
+        <w:ind w:firstLine="709"/>
+        <w:rPr>
+          <w:rFonts w:ascii="Courier New" w:eastAsia="Times New Roman" w:hAnsi="Courier New" w:cs="Courier New"/>
+          <w:i/>
+          <w:iCs/>
+          <w:color w:val="000000"/>
+          <w:sz w:val="24"/>
+          <w:szCs w:val="24"/>
+          <w:lang w:val="en-US"/>
+        </w:rPr>
+      </w:pPr>
+      <w:r>
+        <w:rPr>
+          <w:rFonts w:ascii="Courier New" w:eastAsia="Times New Roman" w:hAnsi="Courier New" w:cs="Courier New"/>
+          <w:i/>
+          <w:iCs/>
+          <w:color w:val="000000"/>
+          <w:sz w:val="24"/>
+          <w:szCs w:val="24"/>
+          <w:lang w:val="en-US"/>
+        </w:rPr>
+        <w:t xml:space="preserve">                // N40, CL19</w:t>
+      </w:r>
+    </w:p>
+    <w:p>
+      <w:pPr>
+        <w:spacing w:after="0" w:line="240" w:lineRule="auto"/>
+        <w:ind w:firstLine="709"/>
+        <w:rPr>
+          <w:rFonts w:ascii="Courier New" w:eastAsia="Times New Roman" w:hAnsi="Courier New" w:cs="Courier New"/>
+          <w:i/>
+          <w:iCs/>
+          <w:color w:val="000000"/>
+          <w:sz w:val="24"/>
+          <w:szCs w:val="24"/>
+          <w:lang w:val="en-US"/>
+        </w:rPr>
+      </w:pPr>
+    </w:p>
+    <w:p>
+      <w:pPr>
+        <w:spacing w:after="0" w:line="240" w:lineRule="auto"/>
+        <w:ind w:firstLine="709"/>
+        <w:rPr>
+          <w:rFonts w:ascii="Courier New" w:eastAsia="Times New Roman" w:hAnsi="Courier New" w:cs="Courier New"/>
+          <w:i/>
+          <w:iCs/>
+          <w:color w:val="000000"/>
+          <w:sz w:val="24"/>
+          <w:szCs w:val="24"/>
+          <w:lang w:val="en-US"/>
+        </w:rPr>
+      </w:pPr>
+      <w:r>
+        <w:rPr>
+          <w:rFonts w:ascii="Courier New" w:eastAsia="Times New Roman" w:hAnsi="Courier New" w:cs="Courier New"/>
+          <w:i/>
+          <w:iCs/>
+          <w:color w:val="000000"/>
+          <w:sz w:val="24"/>
+          <w:szCs w:val="24"/>
+          <w:lang w:val="en-US"/>
+        </w:rPr>
+        <w:t xml:space="preserve">                var count = </w:t>
+      </w:r>
+      <w:proofErr w:type="spellStart"/>
+      <w:r>
+        <w:rPr>
+          <w:rFonts w:ascii="Courier New" w:eastAsia="Times New Roman" w:hAnsi="Courier New" w:cs="Courier New"/>
+          <w:i/>
+          <w:iCs/>
+          <w:color w:val="000000"/>
+          <w:sz w:val="24"/>
+          <w:szCs w:val="24"/>
+          <w:lang w:val="en-US"/>
+        </w:rPr>
+        <w:t>i</w:t>
+      </w:r>
+      <w:proofErr w:type="spellEnd"/>
+      <w:r>
+        <w:rPr>
+          <w:rFonts w:ascii="Courier New" w:eastAsia="Times New Roman" w:hAnsi="Courier New" w:cs="Courier New"/>
+          <w:i/>
+          <w:iCs/>
+          <w:color w:val="000000"/>
+          <w:sz w:val="24"/>
+          <w:szCs w:val="24"/>
+          <w:lang w:val="en-US"/>
+        </w:rPr>
+        <w:t xml:space="preserve">              // N41</w:t>
+      </w:r>
+    </w:p>
+    <w:p>
+      <w:pPr>
+        <w:spacing w:after="0" w:line="240" w:lineRule="auto"/>
+        <w:ind w:firstLine="709"/>
+        <w:rPr>
+          <w:rFonts w:ascii="Courier New" w:eastAsia="Times New Roman" w:hAnsi="Courier New" w:cs="Courier New"/>
+          <w:i/>
+          <w:iCs/>
+          <w:color w:val="000000"/>
+          <w:sz w:val="24"/>
+          <w:szCs w:val="24"/>
+          <w:lang w:val="en-US"/>
+        </w:rPr>
+      </w:pPr>
+    </w:p>
+    <w:p>
+      <w:pPr>
+        <w:spacing w:after="0" w:line="240" w:lineRule="auto"/>
+        <w:ind w:firstLine="709"/>
+        <w:rPr>
+          <w:rFonts w:ascii="Courier New" w:eastAsia="Times New Roman" w:hAnsi="Courier New" w:cs="Courier New"/>
+          <w:i/>
+          <w:iCs/>
+          <w:color w:val="000000"/>
+          <w:sz w:val="24"/>
+          <w:szCs w:val="24"/>
+          <w:lang w:val="en-US"/>
+        </w:rPr>
+      </w:pPr>
+      <w:r>
+        <w:rPr>
+          <w:rFonts w:ascii="Courier New" w:eastAsia="Times New Roman" w:hAnsi="Courier New" w:cs="Courier New"/>
+          <w:i/>
+          <w:iCs/>
+          <w:color w:val="000000"/>
+          <w:sz w:val="24"/>
+          <w:szCs w:val="24"/>
+          <w:lang w:val="en-US"/>
+        </w:rPr>
+        <w:t xml:space="preserve">                while count &lt; 3 {</w:t>
+      </w:r>
+    </w:p>
+    <w:p>
+      <w:pPr>
+        <w:spacing w:after="0" w:line="240" w:lineRule="auto"/>
+        <w:ind w:firstLine="709"/>
+        <w:rPr>
+          <w:rFonts w:ascii="Courier New" w:eastAsia="Times New Roman" w:hAnsi="Courier New" w:cs="Courier New"/>
+          <w:i/>
+          <w:iCs/>
+          <w:color w:val="000000"/>
+          <w:sz w:val="24"/>
+          <w:szCs w:val="24"/>
+          <w:lang w:val="en-US"/>
+        </w:rPr>
+      </w:pPr>
+      <w:r>
+        <w:rPr>
+          <w:rFonts w:ascii="Courier New" w:eastAsia="Times New Roman" w:hAnsi="Courier New" w:cs="Courier New"/>
+          <w:i/>
+          <w:iCs/>
+          <w:color w:val="000000"/>
+          <w:sz w:val="24"/>
+          <w:szCs w:val="24"/>
+          <w:lang w:val="en-US"/>
+        </w:rPr>
+        <w:t xml:space="preserve">                    // N42, CL20</w:t>
+      </w:r>
+    </w:p>
+    <w:p>
+      <w:pPr>
+        <w:spacing w:after="0" w:line="240" w:lineRule="auto"/>
+        <w:ind w:firstLine="709"/>
+        <w:rPr>
+          <w:rFonts w:ascii="Courier New" w:eastAsia="Times New Roman" w:hAnsi="Courier New" w:cs="Courier New"/>
+          <w:i/>
+          <w:iCs/>
+          <w:color w:val="000000"/>
+          <w:sz w:val="24"/>
+          <w:szCs w:val="24"/>
+          <w:lang w:val="en-US"/>
+        </w:rPr>
+      </w:pPr>
+    </w:p>
+    <w:p>
+      <w:pPr>
+        <w:spacing w:after="0" w:line="240" w:lineRule="auto"/>
+        <w:ind w:firstLine="709"/>
+        <w:rPr>
+          <w:rFonts w:ascii="Courier New" w:eastAsia="Times New Roman" w:hAnsi="Courier New" w:cs="Courier New"/>
+          <w:i/>
+          <w:iCs/>
+          <w:color w:val="000000"/>
+          <w:sz w:val="24"/>
+          <w:szCs w:val="24"/>
+          <w:lang w:val="en-US"/>
+        </w:rPr>
+      </w:pPr>
+      <w:r>
+        <w:rPr>
+          <w:rFonts w:ascii="Courier New" w:eastAsia="Times New Roman" w:hAnsi="Courier New" w:cs="Courier New"/>
+          <w:i/>
+          <w:iCs/>
+          <w:color w:val="000000"/>
+          <w:sz w:val="24"/>
+          <w:szCs w:val="24"/>
+          <w:lang w:val="en-US"/>
+        </w:rPr>
+        <w:t xml:space="preserve">                    switch count {</w:t>
+      </w:r>
+    </w:p>
+    <w:p>
+      <w:pPr>
+        <w:spacing w:after="0" w:line="240" w:lineRule="auto"/>
+        <w:ind w:firstLine="709"/>
+        <w:rPr>
+          <w:rFonts w:ascii="Courier New" w:eastAsia="Times New Roman" w:hAnsi="Courier New" w:cs="Courier New"/>
+          <w:i/>
+          <w:iCs/>
+          <w:color w:val="000000"/>
+          <w:sz w:val="24"/>
+          <w:szCs w:val="24"/>
+          <w:lang w:val="en-US"/>
+        </w:rPr>
+      </w:pPr>
+    </w:p>
+    <w:p>
+      <w:pPr>
+        <w:spacing w:after="0" w:line="240" w:lineRule="auto"/>
+        <w:ind w:firstLine="709"/>
+        <w:rPr>
+          <w:rFonts w:ascii="Courier New" w:eastAsia="Times New Roman" w:hAnsi="Courier New" w:cs="Courier New"/>
+          <w:i/>
+          <w:iCs/>
+          <w:color w:val="000000"/>
+          <w:sz w:val="24"/>
+          <w:szCs w:val="24"/>
+          <w:lang w:val="en-US"/>
+        </w:rPr>
+      </w:pPr>
+      <w:r>
+        <w:rPr>
+          <w:rFonts w:ascii="Courier New" w:eastAsia="Times New Roman" w:hAnsi="Courier New" w:cs="Courier New"/>
+          <w:i/>
+          <w:iCs/>
+          <w:color w:val="000000"/>
+          <w:sz w:val="24"/>
+          <w:szCs w:val="24"/>
+          <w:lang w:val="en-US"/>
+        </w:rPr>
+        <w:t xml:space="preserve">                    case 0:</w:t>
+      </w:r>
+    </w:p>
+    <w:p>
+      <w:pPr>
+        <w:spacing w:after="0" w:line="240" w:lineRule="auto"/>
+        <w:ind w:firstLine="709"/>
+        <w:rPr>
+          <w:rFonts w:ascii="Courier New" w:eastAsia="Times New Roman" w:hAnsi="Courier New" w:cs="Courier New"/>
+          <w:i/>
+          <w:iCs/>
+          <w:color w:val="000000"/>
+          <w:sz w:val="24"/>
+          <w:szCs w:val="24"/>
+          <w:lang w:val="en-US"/>
+        </w:rPr>
+      </w:pPr>
+      <w:r>
+        <w:rPr>
+          <w:rFonts w:ascii="Courier New" w:eastAsia="Times New Roman" w:hAnsi="Courier New" w:cs="Courier New"/>
+          <w:i/>
+          <w:iCs/>
+          <w:color w:val="000000"/>
+          <w:sz w:val="24"/>
+          <w:szCs w:val="24"/>
+          <w:lang w:val="en-US"/>
+        </w:rPr>
+        <w:t xml:space="preserve">                        // N43, CL21</w:t>
+      </w:r>
+    </w:p>
+    <w:p>
+      <w:pPr>
+        <w:spacing w:after="0" w:line="240" w:lineRule="auto"/>
+        <w:ind w:firstLine="709"/>
+        <w:rPr>
+          <w:rFonts w:ascii="Courier New" w:eastAsia="Times New Roman" w:hAnsi="Courier New" w:cs="Courier New"/>
+          <w:i/>
+          <w:iCs/>
+          <w:color w:val="000000"/>
+          <w:sz w:val="24"/>
+          <w:szCs w:val="24"/>
+          <w:lang w:val="en-US"/>
+        </w:rPr>
+      </w:pPr>
+      <w:r>
+        <w:rPr>
+          <w:rFonts w:ascii="Courier New" w:eastAsia="Times New Roman" w:hAnsi="Courier New" w:cs="Courier New"/>
+          <w:i/>
+          <w:iCs/>
+          <w:color w:val="000000"/>
+          <w:sz w:val="24"/>
+          <w:szCs w:val="24"/>
+          <w:lang w:val="en-US"/>
+        </w:rPr>
+        <w:t xml:space="preserve">                        result += 1 * multiplier     // N44</w:t>
+      </w:r>
+    </w:p>
+    <w:p>
+      <w:pPr>
+        <w:spacing w:after="0" w:line="240" w:lineRule="auto"/>
+        <w:ind w:firstLine="709"/>
+        <w:rPr>
+          <w:rFonts w:ascii="Courier New" w:eastAsia="Times New Roman" w:hAnsi="Courier New" w:cs="Courier New"/>
+          <w:i/>
+          <w:iCs/>
+          <w:color w:val="000000"/>
+          <w:sz w:val="24"/>
+          <w:szCs w:val="24"/>
+          <w:lang w:val="en-US"/>
+        </w:rPr>
+      </w:pPr>
+    </w:p>
+    <w:p>
+      <w:pPr>
+        <w:spacing w:after="0" w:line="240" w:lineRule="auto"/>
+        <w:ind w:firstLine="709"/>
+        <w:rPr>
+          <w:rFonts w:ascii="Courier New" w:eastAsia="Times New Roman" w:hAnsi="Courier New" w:cs="Courier New"/>
+          <w:i/>
+          <w:iCs/>
+          <w:color w:val="000000"/>
+          <w:sz w:val="24"/>
+          <w:szCs w:val="24"/>
+          <w:lang w:val="en-US"/>
+        </w:rPr>
+      </w:pPr>
+      <w:r>
+        <w:rPr>
+          <w:rFonts w:ascii="Courier New" w:eastAsia="Times New Roman" w:hAnsi="Courier New" w:cs="Courier New"/>
+          <w:i/>
+          <w:iCs/>
+          <w:color w:val="000000"/>
+          <w:sz w:val="24"/>
+          <w:szCs w:val="24"/>
+          <w:lang w:val="en-US"/>
+        </w:rPr>
+        <w:t xml:space="preserve">                    case 1:</w:t>
+      </w:r>
+    </w:p>
+    <w:p>
+      <w:pPr>
+        <w:spacing w:after="0" w:line="240" w:lineRule="auto"/>
+        <w:ind w:firstLine="709"/>
+        <w:rPr>
+          <w:rFonts w:ascii="Courier New" w:eastAsia="Times New Roman" w:hAnsi="Courier New" w:cs="Courier New"/>
+          <w:i/>
+          <w:iCs/>
+          <w:color w:val="000000"/>
+          <w:sz w:val="24"/>
+          <w:szCs w:val="24"/>
+          <w:lang w:val="en-US"/>
+        </w:rPr>
+      </w:pPr>
+      <w:r>
+        <w:rPr>
+          <w:rFonts w:ascii="Courier New" w:eastAsia="Times New Roman" w:hAnsi="Courier New" w:cs="Courier New"/>
+          <w:i/>
+          <w:iCs/>
+          <w:color w:val="000000"/>
+          <w:sz w:val="24"/>
+          <w:szCs w:val="24"/>
+          <w:lang w:val="en-US"/>
+        </w:rPr>
+        <w:t xml:space="preserve">                        // N45, CL22</w:t>
+      </w:r>
+    </w:p>
+    <w:p>
+      <w:pPr>
+        <w:spacing w:after="0" w:line="240" w:lineRule="auto"/>
+        <w:ind w:firstLine="709"/>
+        <w:rPr>
+          <w:rFonts w:ascii="Courier New" w:eastAsia="Times New Roman" w:hAnsi="Courier New" w:cs="Courier New"/>
+          <w:i/>
+          <w:iCs/>
+          <w:color w:val="000000"/>
+          <w:sz w:val="24"/>
+          <w:szCs w:val="24"/>
+          <w:lang w:val="en-US"/>
+        </w:rPr>
+      </w:pPr>
+      <w:r>
+        <w:rPr>
+          <w:rFonts w:ascii="Courier New" w:eastAsia="Times New Roman" w:hAnsi="Courier New" w:cs="Courier New"/>
+          <w:i/>
+          <w:iCs/>
+          <w:color w:val="000000"/>
+          <w:sz w:val="24"/>
+          <w:szCs w:val="24"/>
+          <w:lang w:val="en-US"/>
+        </w:rPr>
+        <w:t xml:space="preserve">                        result += 2 * multiplier     // N46</w:t>
+      </w:r>
+    </w:p>
+    <w:p>
+      <w:pPr>
+        <w:spacing w:after="0" w:line="240" w:lineRule="auto"/>
+        <w:ind w:firstLine="709"/>
+        <w:rPr>
+          <w:rFonts w:ascii="Courier New" w:eastAsia="Times New Roman" w:hAnsi="Courier New" w:cs="Courier New"/>
+          <w:i/>
+          <w:iCs/>
+          <w:color w:val="000000"/>
+          <w:sz w:val="24"/>
+          <w:szCs w:val="24"/>
+          <w:lang w:val="en-US"/>
+        </w:rPr>
+      </w:pPr>
+    </w:p>
+    <w:p>
+      <w:pPr>
+        <w:spacing w:after="0" w:line="240" w:lineRule="auto"/>
+        <w:ind w:firstLine="709"/>
+        <w:rPr>
+          <w:rFonts w:ascii="Courier New" w:eastAsia="Times New Roman" w:hAnsi="Courier New" w:cs="Courier New"/>
+          <w:i/>
+          <w:iCs/>
+          <w:color w:val="000000"/>
+          <w:sz w:val="24"/>
+          <w:szCs w:val="24"/>
+          <w:lang w:val="en-US"/>
+        </w:rPr>
+      </w:pPr>
+      <w:r>
+        <w:rPr>
+          <w:rFonts w:ascii="Courier New" w:eastAsia="Times New Roman" w:hAnsi="Courier New" w:cs="Courier New"/>
+          <w:i/>
+          <w:iCs/>
+          <w:color w:val="000000"/>
+          <w:sz w:val="24"/>
+          <w:szCs w:val="24"/>
+          <w:lang w:val="en-US"/>
+        </w:rPr>
+        <w:t xml:space="preserve">                    case 2:</w:t>
+      </w:r>
+    </w:p>
+    <w:p>
+      <w:pPr>
+        <w:spacing w:after="0" w:line="240" w:lineRule="auto"/>
+        <w:ind w:firstLine="709"/>
+        <w:rPr>
+          <w:rFonts w:ascii="Courier New" w:eastAsia="Times New Roman" w:hAnsi="Courier New" w:cs="Courier New"/>
+          <w:i/>
+          <w:iCs/>
+          <w:color w:val="000000"/>
+          <w:sz w:val="24"/>
+          <w:szCs w:val="24"/>
+          <w:lang w:val="en-US"/>
+        </w:rPr>
+      </w:pPr>
+      <w:r>
+        <w:rPr>
+          <w:rFonts w:ascii="Courier New" w:eastAsia="Times New Roman" w:hAnsi="Courier New" w:cs="Courier New"/>
+          <w:i/>
+          <w:iCs/>
+          <w:color w:val="000000"/>
+          <w:sz w:val="24"/>
+          <w:szCs w:val="24"/>
+          <w:lang w:val="en-US"/>
+        </w:rPr>
+        <w:t xml:space="preserve">                        // N47, CL23</w:t>
+      </w:r>
+    </w:p>
+    <w:p>
+      <w:pPr>
+        <w:spacing w:after="0" w:line="240" w:lineRule="auto"/>
+        <w:ind w:firstLine="709"/>
+        <w:rPr>
+          <w:rFonts w:ascii="Courier New" w:eastAsia="Times New Roman" w:hAnsi="Courier New" w:cs="Courier New"/>
+          <w:i/>
+          <w:iCs/>
+          <w:color w:val="000000"/>
+          <w:sz w:val="24"/>
+          <w:szCs w:val="24"/>
+          <w:lang w:val="en-US"/>
+        </w:rPr>
+      </w:pPr>
+      <w:r>
+        <w:rPr>
+          <w:rFonts w:ascii="Courier New" w:eastAsia="Times New Roman" w:hAnsi="Courier New" w:cs="Courier New"/>
+          <w:i/>
+          <w:iCs/>
+          <w:color w:val="000000"/>
+          <w:sz w:val="24"/>
+          <w:szCs w:val="24"/>
+          <w:lang w:val="en-US"/>
+        </w:rPr>
+        <w:t xml:space="preserve">                        result += 3 * multiplier     // N48</w:t>
+      </w:r>
+    </w:p>
+    <w:p>
+      <w:pPr>
+        <w:spacing w:after="0" w:line="240" w:lineRule="auto"/>
+        <w:ind w:firstLine="709"/>
+        <w:rPr>
+          <w:rFonts w:ascii="Courier New" w:eastAsia="Times New Roman" w:hAnsi="Courier New" w:cs="Courier New"/>
+          <w:i/>
+          <w:iCs/>
+          <w:color w:val="000000"/>
+          <w:sz w:val="24"/>
+          <w:szCs w:val="24"/>
+          <w:lang w:val="en-US"/>
+        </w:rPr>
+      </w:pPr>
+    </w:p>
+    <w:p>
+      <w:pPr>
+        <w:spacing w:after="0" w:line="240" w:lineRule="auto"/>
+        <w:ind w:firstLine="709"/>
+        <w:rPr>
+          <w:rFonts w:ascii="Courier New" w:eastAsia="Times New Roman" w:hAnsi="Courier New" w:cs="Courier New"/>
+          <w:i/>
+          <w:iCs/>
+          <w:color w:val="000000"/>
+          <w:sz w:val="24"/>
+          <w:szCs w:val="24"/>
+          <w:lang w:val="en-US"/>
+        </w:rPr>
+      </w:pPr>
+      <w:r>
+        <w:rPr>
+          <w:rFonts w:ascii="Courier New" w:eastAsia="Times New Roman" w:hAnsi="Courier New" w:cs="Courier New"/>
+          <w:i/>
+          <w:iCs/>
+          <w:color w:val="000000"/>
+          <w:sz w:val="24"/>
+          <w:szCs w:val="24"/>
+          <w:lang w:val="en-US"/>
+        </w:rPr>
+        <w:t xml:space="preserve">                    default:</w:t>
+      </w:r>
+    </w:p>
+    <w:p>
+      <w:pPr>
+        <w:spacing w:after="0" w:line="240" w:lineRule="auto"/>
+        <w:ind w:firstLine="709"/>
+        <w:rPr>
+          <w:rFonts w:ascii="Courier New" w:eastAsia="Times New Roman" w:hAnsi="Courier New" w:cs="Courier New"/>
+          <w:i/>
+          <w:iCs/>
+          <w:color w:val="000000"/>
+          <w:sz w:val="24"/>
+          <w:szCs w:val="24"/>
+          <w:lang w:val="en-US"/>
+        </w:rPr>
+      </w:pPr>
+      <w:r>
+        <w:rPr>
+          <w:rFonts w:ascii="Courier New" w:eastAsia="Times New Roman" w:hAnsi="Courier New" w:cs="Courier New"/>
+          <w:i/>
+          <w:iCs/>
+          <w:color w:val="000000"/>
+          <w:sz w:val="24"/>
+          <w:szCs w:val="24"/>
+          <w:lang w:val="en-US"/>
+        </w:rPr>
+        <w:t xml:space="preserve">                        var k = 0                    // N49</w:t>
+      </w:r>
+    </w:p>
+    <w:p>
+      <w:pPr>
+        <w:spacing w:after="0" w:line="240" w:lineRule="auto"/>
+        <w:ind w:firstLine="709"/>
+        <w:rPr>
+          <w:rFonts w:ascii="Courier New" w:eastAsia="Times New Roman" w:hAnsi="Courier New" w:cs="Courier New"/>
+          <w:i/>
+          <w:iCs/>
+          <w:color w:val="000000"/>
+          <w:sz w:val="24"/>
+          <w:szCs w:val="24"/>
+          <w:lang w:val="en-US"/>
+        </w:rPr>
+      </w:pPr>
+    </w:p>
+    <w:p>
+      <w:pPr>
+        <w:spacing w:after="0" w:line="240" w:lineRule="auto"/>
+        <w:ind w:firstLine="709"/>
+        <w:rPr>
+          <w:rFonts w:ascii="Courier New" w:eastAsia="Times New Roman" w:hAnsi="Courier New" w:cs="Courier New"/>
+          <w:i/>
+          <w:iCs/>
+          <w:color w:val="000000"/>
+          <w:sz w:val="24"/>
+          <w:szCs w:val="24"/>
+          <w:lang w:val="en-US"/>
+        </w:rPr>
+      </w:pPr>
+      <w:r>
+        <w:rPr>
+          <w:rFonts w:ascii="Courier New" w:eastAsia="Times New Roman" w:hAnsi="Courier New" w:cs="Courier New"/>
+          <w:i/>
+          <w:iCs/>
+          <w:color w:val="000000"/>
+          <w:sz w:val="24"/>
+          <w:szCs w:val="24"/>
+          <w:lang w:val="en-US"/>
+        </w:rPr>
+        <w:t xml:space="preserve">                        repeat {</w:t>
+      </w:r>
+    </w:p>
+    <w:p>
+      <w:pPr>
+        <w:spacing w:after="0" w:line="240" w:lineRule="auto"/>
+        <w:ind w:firstLine="709"/>
+        <w:rPr>
+          <w:rFonts w:ascii="Courier New" w:eastAsia="Times New Roman" w:hAnsi="Courier New" w:cs="Courier New"/>
+          <w:i/>
+          <w:iCs/>
+          <w:color w:val="000000"/>
+          <w:sz w:val="24"/>
+          <w:szCs w:val="24"/>
+          <w:lang w:val="en-US"/>
+        </w:rPr>
+      </w:pPr>
+      <w:r>
+        <w:rPr>
+          <w:rFonts w:ascii="Courier New" w:eastAsia="Times New Roman" w:hAnsi="Courier New" w:cs="Courier New"/>
+          <w:i/>
+          <w:iCs/>
+          <w:color w:val="000000"/>
+          <w:sz w:val="24"/>
+          <w:szCs w:val="24"/>
+          <w:lang w:val="en-US"/>
+        </w:rPr>
+        <w:t xml:space="preserve">                            // N50, CL24</w:t>
+      </w:r>
+    </w:p>
+    <w:p>
+      <w:pPr>
+        <w:spacing w:after="0" w:line="240" w:lineRule="auto"/>
+        <w:ind w:firstLine="709"/>
+        <w:rPr>
+          <w:rFonts w:ascii="Courier New" w:eastAsia="Times New Roman" w:hAnsi="Courier New" w:cs="Courier New"/>
+          <w:i/>
+          <w:iCs/>
+          <w:color w:val="000000"/>
+          <w:sz w:val="24"/>
+          <w:szCs w:val="24"/>
+          <w:lang w:val="en-US"/>
+        </w:rPr>
+      </w:pPr>
+    </w:p>
+    <w:p>
+      <w:pPr>
+        <w:spacing w:after="0" w:line="240" w:lineRule="auto"/>
+        <w:ind w:firstLine="709"/>
+        <w:rPr>
+          <w:rFonts w:ascii="Courier New" w:eastAsia="Times New Roman" w:hAnsi="Courier New" w:cs="Courier New"/>
+          <w:i/>
+          <w:iCs/>
+          <w:color w:val="000000"/>
+          <w:sz w:val="24"/>
+          <w:szCs w:val="24"/>
+          <w:lang w:val="en-US"/>
+        </w:rPr>
+      </w:pPr>
+      <w:r>
+        <w:rPr>
+          <w:rFonts w:ascii="Courier New" w:eastAsia="Times New Roman" w:hAnsi="Courier New" w:cs="Courier New"/>
+          <w:i/>
+          <w:iCs/>
+          <w:color w:val="000000"/>
+          <w:sz w:val="24"/>
+          <w:szCs w:val="24"/>
+          <w:lang w:val="en-US"/>
+        </w:rPr>
+        <w:t xml:space="preserve">                            result -= 1              // N51</w:t>
+      </w:r>
+    </w:p>
+    <w:p>
+      <w:pPr>
+        <w:spacing w:after="0" w:line="240" w:lineRule="auto"/>
+        <w:ind w:firstLine="709"/>
+        <w:rPr>
+          <w:rFonts w:ascii="Courier New" w:eastAsia="Times New Roman" w:hAnsi="Courier New" w:cs="Courier New"/>
+          <w:i/>
+          <w:iCs/>
+          <w:color w:val="000000"/>
+          <w:sz w:val="24"/>
+          <w:szCs w:val="24"/>
+          <w:lang w:val="en-US"/>
+        </w:rPr>
+      </w:pPr>
+      <w:r>
+        <w:rPr>
+          <w:rFonts w:ascii="Courier New" w:eastAsia="Times New Roman" w:hAnsi="Courier New" w:cs="Courier New"/>
+          <w:i/>
+          <w:iCs/>
+          <w:color w:val="000000"/>
+          <w:sz w:val="24"/>
+          <w:szCs w:val="24"/>
+          <w:lang w:val="en-US"/>
+        </w:rPr>
+        <w:t xml:space="preserve">                            k += 1                   // N52</w:t>
+      </w:r>
+    </w:p>
+    <w:p>
+      <w:pPr>
+        <w:spacing w:after="0" w:line="240" w:lineRule="auto"/>
+        <w:ind w:firstLine="709"/>
+        <w:rPr>
+          <w:rFonts w:ascii="Courier New" w:eastAsia="Times New Roman" w:hAnsi="Courier New" w:cs="Courier New"/>
+          <w:i/>
+          <w:iCs/>
+          <w:color w:val="000000"/>
+          <w:sz w:val="24"/>
+          <w:szCs w:val="24"/>
+          <w:lang w:val="en-US"/>
+        </w:rPr>
+      </w:pPr>
+    </w:p>
+    <w:p>
+      <w:pPr>
+        <w:spacing w:after="0" w:line="240" w:lineRule="auto"/>
+        <w:ind w:firstLine="709"/>
+        <w:rPr>
+          <w:rFonts w:ascii="Courier New" w:eastAsia="Times New Roman" w:hAnsi="Courier New" w:cs="Courier New"/>
+          <w:i/>
+          <w:iCs/>
+          <w:color w:val="000000"/>
+          <w:sz w:val="24"/>
+          <w:szCs w:val="24"/>
+          <w:lang w:val="en-US"/>
+        </w:rPr>
+      </w:pPr>
+      <w:r>
+        <w:rPr>
+          <w:rFonts w:ascii="Courier New" w:eastAsia="Times New Roman" w:hAnsi="Courier New" w:cs="Courier New"/>
+          <w:i/>
+          <w:iCs/>
+          <w:color w:val="000000"/>
+          <w:sz w:val="24"/>
+          <w:szCs w:val="24"/>
+          <w:lang w:val="en-US"/>
+        </w:rPr>
+        <w:t xml:space="preserve">                        } while k &lt; 2</w:t>
+      </w:r>
+    </w:p>
+    <w:p>
+      <w:pPr>
+        <w:spacing w:after="0" w:line="240" w:lineRule="auto"/>
+        <w:ind w:firstLine="709"/>
         <w:rPr>
           <w:rFonts w:ascii="Courier New" w:eastAsia="Times New Roman" w:hAnsi="Courier New" w:cs="Courier New"/>
           <w:i/>
@@ -5736,35 +7630,48 @@
       <w:pPr>
         <w:spacing w:after="0" w:line="240" w:lineRule="auto"/>
         <w:ind w:firstLine="709"/>
-        <w:jc w:val="both"/>
-        <w:rPr>
-          <w:rFonts w:ascii="Courier New" w:eastAsia="Times New Roman" w:hAnsi="Courier New" w:cs="Courier New"/>
-          <w:i/>
-          <w:iCs/>
-          <w:color w:val="000000"/>
-          <w:sz w:val="24"/>
-          <w:szCs w:val="24"/>
-          <w:lang w:val="en-US"/>
-        </w:rPr>
-      </w:pPr>
-      <w:r>
-        <w:rPr>
-          <w:rFonts w:ascii="Courier New" w:eastAsia="Times New Roman" w:hAnsi="Courier New" w:cs="Courier New"/>
-          <w:i/>
-          <w:iCs/>
-          <w:color w:val="000000"/>
-          <w:sz w:val="24"/>
-          <w:szCs w:val="24"/>
-          <w:lang w:val="en-US"/>
-        </w:rPr>
-        <w:t xml:space="preserve">                    temp -= 1        // 14</w:t>
-      </w:r>
-    </w:p>
-    <w:p>
-      <w:pPr>
-        <w:spacing w:after="0" w:line="240" w:lineRule="auto"/>
-        <w:ind w:firstLine="709"/>
-        <w:jc w:val="both"/>
+        <w:rPr>
+          <w:rFonts w:ascii="Courier New" w:eastAsia="Times New Roman" w:hAnsi="Courier New" w:cs="Courier New"/>
+          <w:i/>
+          <w:iCs/>
+          <w:color w:val="000000"/>
+          <w:sz w:val="24"/>
+          <w:szCs w:val="24"/>
+          <w:lang w:val="en-US"/>
+        </w:rPr>
+      </w:pPr>
+    </w:p>
+    <w:p>
+      <w:pPr>
+        <w:spacing w:after="0" w:line="240" w:lineRule="auto"/>
+        <w:ind w:firstLine="709"/>
+        <w:rPr>
+          <w:rFonts w:ascii="Courier New" w:eastAsia="Times New Roman" w:hAnsi="Courier New" w:cs="Courier New"/>
+          <w:i/>
+          <w:iCs/>
+          <w:color w:val="000000"/>
+          <w:sz w:val="24"/>
+          <w:szCs w:val="24"/>
+          <w:lang w:val="en-US"/>
+        </w:rPr>
+      </w:pPr>
+      <w:r>
+        <w:rPr>
+          <w:rFonts w:ascii="Courier New" w:eastAsia="Times New Roman" w:hAnsi="Courier New" w:cs="Courier New"/>
+          <w:i/>
+          <w:iCs/>
+          <w:color w:val="000000"/>
+          <w:sz w:val="24"/>
+          <w:szCs w:val="24"/>
+          <w:lang w:val="en-US"/>
+        </w:rPr>
+        <w:t xml:space="preserve">                    count += 1                       // N53</w:t>
+      </w:r>
+    </w:p>
+    <w:p>
+      <w:pPr>
+        <w:spacing w:after="0" w:line="240" w:lineRule="auto"/>
+        <w:ind w:firstLine="709"/>
         <w:rPr>
           <w:rFonts w:ascii="Courier New" w:eastAsia="Times New Roman" w:hAnsi="Courier New" w:cs="Courier New"/>
           <w:i/>
@@ -5792,255 +7699,6 @@
       <w:pPr>
         <w:spacing w:after="0" w:line="240" w:lineRule="auto"/>
         <w:ind w:firstLine="709"/>
-        <w:jc w:val="both"/>
-        <w:rPr>
-          <w:rFonts w:ascii="Courier New" w:eastAsia="Times New Roman" w:hAnsi="Courier New" w:cs="Courier New"/>
-          <w:i/>
-          <w:iCs/>
-          <w:color w:val="000000"/>
-          <w:sz w:val="24"/>
-          <w:szCs w:val="24"/>
-          <w:lang w:val="en-US"/>
-        </w:rPr>
-      </w:pPr>
-      <w:r>
-        <w:rPr>
-          <w:rFonts w:ascii="Courier New" w:eastAsia="Times New Roman" w:hAnsi="Courier New" w:cs="Courier New"/>
-          <w:i/>
-          <w:iCs/>
-          <w:color w:val="000000"/>
-          <w:sz w:val="24"/>
-          <w:szCs w:val="24"/>
-          <w:lang w:val="en-US"/>
-        </w:rPr>
-        <w:t xml:space="preserve">            } else if num &lt; 0 </w:t>
-      </w:r>
-      <w:proofErr w:type="gramStart"/>
-      <w:r>
-        <w:rPr>
-          <w:rFonts w:ascii="Courier New" w:eastAsia="Times New Roman" w:hAnsi="Courier New" w:cs="Courier New"/>
-          <w:i/>
-          <w:iCs/>
-          <w:color w:val="000000"/>
-          <w:sz w:val="24"/>
-          <w:szCs w:val="24"/>
-          <w:lang w:val="en-US"/>
-        </w:rPr>
-        <w:t xml:space="preserve">{  </w:t>
-      </w:r>
-      <w:proofErr w:type="gramEnd"/>
-      <w:r>
-        <w:rPr>
-          <w:rFonts w:ascii="Courier New" w:eastAsia="Times New Roman" w:hAnsi="Courier New" w:cs="Courier New"/>
-          <w:i/>
-          <w:iCs/>
-          <w:color w:val="000000"/>
-          <w:sz w:val="24"/>
-          <w:szCs w:val="24"/>
-          <w:lang w:val="en-US"/>
-        </w:rPr>
-        <w:t xml:space="preserve">    // 15</w:t>
-      </w:r>
-    </w:p>
-    <w:p>
-      <w:pPr>
-        <w:spacing w:after="0" w:line="240" w:lineRule="auto"/>
-        <w:ind w:firstLine="709"/>
-        <w:jc w:val="both"/>
-        <w:rPr>
-          <w:rFonts w:ascii="Courier New" w:eastAsia="Times New Roman" w:hAnsi="Courier New" w:cs="Courier New"/>
-          <w:i/>
-          <w:iCs/>
-          <w:color w:val="000000"/>
-          <w:sz w:val="24"/>
-          <w:szCs w:val="24"/>
-          <w:lang w:val="en-US"/>
-        </w:rPr>
-      </w:pPr>
-      <w:r>
-        <w:rPr>
-          <w:rFonts w:ascii="Courier New" w:eastAsia="Times New Roman" w:hAnsi="Courier New" w:cs="Courier New"/>
-          <w:i/>
-          <w:iCs/>
-          <w:color w:val="000000"/>
-          <w:sz w:val="24"/>
-          <w:szCs w:val="24"/>
-          <w:lang w:val="en-US"/>
-        </w:rPr>
-        <w:t xml:space="preserve">                var k = 0            // 16</w:t>
-      </w:r>
-    </w:p>
-    <w:p>
-      <w:pPr>
-        <w:spacing w:after="0" w:line="240" w:lineRule="auto"/>
-        <w:ind w:firstLine="709"/>
-        <w:jc w:val="both"/>
-        <w:rPr>
-          <w:rFonts w:ascii="Courier New" w:eastAsia="Times New Roman" w:hAnsi="Courier New" w:cs="Courier New"/>
-          <w:i/>
-          <w:iCs/>
-          <w:color w:val="000000"/>
-          <w:sz w:val="24"/>
-          <w:szCs w:val="24"/>
-          <w:lang w:val="en-US"/>
-        </w:rPr>
-      </w:pPr>
-      <w:r>
-        <w:rPr>
-          <w:rFonts w:ascii="Courier New" w:eastAsia="Times New Roman" w:hAnsi="Courier New" w:cs="Courier New"/>
-          <w:i/>
-          <w:iCs/>
-          <w:color w:val="000000"/>
-          <w:sz w:val="24"/>
-          <w:szCs w:val="24"/>
-          <w:lang w:val="en-US"/>
-        </w:rPr>
-        <w:t xml:space="preserve">                 </w:t>
-      </w:r>
-    </w:p>
-    <w:p>
-      <w:pPr>
-        <w:spacing w:after="0" w:line="240" w:lineRule="auto"/>
-        <w:ind w:firstLine="709"/>
-        <w:jc w:val="both"/>
-        <w:rPr>
-          <w:rFonts w:ascii="Courier New" w:eastAsia="Times New Roman" w:hAnsi="Courier New" w:cs="Courier New"/>
-          <w:i/>
-          <w:iCs/>
-          <w:color w:val="000000"/>
-          <w:sz w:val="24"/>
-          <w:szCs w:val="24"/>
-          <w:lang w:val="en-US"/>
-        </w:rPr>
-      </w:pPr>
-      <w:r>
-        <w:rPr>
-          <w:rFonts w:ascii="Courier New" w:eastAsia="Times New Roman" w:hAnsi="Courier New" w:cs="Courier New"/>
-          <w:i/>
-          <w:iCs/>
-          <w:color w:val="000000"/>
-          <w:sz w:val="24"/>
-          <w:szCs w:val="24"/>
-          <w:lang w:val="en-US"/>
-        </w:rPr>
-        <w:t xml:space="preserve">                repeat </w:t>
-      </w:r>
-      <w:proofErr w:type="gramStart"/>
-      <w:r>
-        <w:rPr>
-          <w:rFonts w:ascii="Courier New" w:eastAsia="Times New Roman" w:hAnsi="Courier New" w:cs="Courier New"/>
-          <w:i/>
-          <w:iCs/>
-          <w:color w:val="000000"/>
-          <w:sz w:val="24"/>
-          <w:szCs w:val="24"/>
-          <w:lang w:val="en-US"/>
-        </w:rPr>
-        <w:t xml:space="preserve">{  </w:t>
-      </w:r>
-      <w:proofErr w:type="gramEnd"/>
-      <w:r>
-        <w:rPr>
-          <w:rFonts w:ascii="Courier New" w:eastAsia="Times New Roman" w:hAnsi="Courier New" w:cs="Courier New"/>
-          <w:i/>
-          <w:iCs/>
-          <w:color w:val="000000"/>
-          <w:sz w:val="24"/>
-          <w:szCs w:val="24"/>
-          <w:lang w:val="en-US"/>
-        </w:rPr>
-        <w:t xml:space="preserve">           // 17 </w:t>
-      </w:r>
-    </w:p>
-    <w:p>
-      <w:pPr>
-        <w:spacing w:after="0" w:line="240" w:lineRule="auto"/>
-        <w:ind w:firstLine="709"/>
-        <w:jc w:val="both"/>
-        <w:rPr>
-          <w:rFonts w:ascii="Courier New" w:eastAsia="Times New Roman" w:hAnsi="Courier New" w:cs="Courier New"/>
-          <w:i/>
-          <w:iCs/>
-          <w:color w:val="000000"/>
-          <w:sz w:val="24"/>
-          <w:szCs w:val="24"/>
-          <w:lang w:val="en-US"/>
-        </w:rPr>
-      </w:pPr>
-      <w:r>
-        <w:rPr>
-          <w:rFonts w:ascii="Courier New" w:eastAsia="Times New Roman" w:hAnsi="Courier New" w:cs="Courier New"/>
-          <w:i/>
-          <w:iCs/>
-          <w:color w:val="000000"/>
-          <w:sz w:val="24"/>
-          <w:szCs w:val="24"/>
-          <w:lang w:val="en-US"/>
-        </w:rPr>
-        <w:t xml:space="preserve">                    sum -= 1         // 18</w:t>
-      </w:r>
-    </w:p>
-    <w:p>
-      <w:pPr>
-        <w:spacing w:after="0" w:line="240" w:lineRule="auto"/>
-        <w:ind w:firstLine="709"/>
-        <w:jc w:val="both"/>
-        <w:rPr>
-          <w:rFonts w:ascii="Courier New" w:eastAsia="Times New Roman" w:hAnsi="Courier New" w:cs="Courier New"/>
-          <w:i/>
-          <w:iCs/>
-          <w:color w:val="000000"/>
-          <w:sz w:val="24"/>
-          <w:szCs w:val="24"/>
-          <w:lang w:val="en-US"/>
-        </w:rPr>
-      </w:pPr>
-      <w:r>
-        <w:rPr>
-          <w:rFonts w:ascii="Courier New" w:eastAsia="Times New Roman" w:hAnsi="Courier New" w:cs="Courier New"/>
-          <w:i/>
-          <w:iCs/>
-          <w:color w:val="000000"/>
-          <w:sz w:val="24"/>
-          <w:szCs w:val="24"/>
-          <w:lang w:val="en-US"/>
-        </w:rPr>
-        <w:t xml:space="preserve">                    k += 1           // 19</w:t>
-      </w:r>
-    </w:p>
-    <w:p>
-      <w:pPr>
-        <w:spacing w:after="0" w:line="240" w:lineRule="auto"/>
-        <w:ind w:firstLine="709"/>
-        <w:jc w:val="both"/>
-        <w:rPr>
-          <w:rFonts w:ascii="Courier New" w:eastAsia="Times New Roman" w:hAnsi="Courier New" w:cs="Courier New"/>
-          <w:i/>
-          <w:iCs/>
-          <w:color w:val="000000"/>
-          <w:sz w:val="24"/>
-          <w:szCs w:val="24"/>
-          <w:lang w:val="en-US"/>
-        </w:rPr>
-      </w:pPr>
-      <w:r>
-        <w:rPr>
-          <w:rFonts w:ascii="Courier New" w:eastAsia="Times New Roman" w:hAnsi="Courier New" w:cs="Courier New"/>
-          <w:i/>
-          <w:iCs/>
-          <w:color w:val="000000"/>
-          <w:sz w:val="24"/>
-          <w:szCs w:val="24"/>
-          <w:lang w:val="en-US"/>
-        </w:rPr>
-        <w:t xml:space="preserve">                } while k &lt; abs(num)</w:t>
-      </w:r>
-    </w:p>
-    <w:p>
-      <w:pPr>
-        <w:spacing w:after="0" w:line="240" w:lineRule="auto"/>
-        <w:ind w:firstLine="709"/>
-        <w:jc w:val="both"/>
         <w:rPr>
           <w:rFonts w:ascii="Courier New" w:eastAsia="Times New Roman" w:hAnsi="Courier New" w:cs="Courier New"/>
           <w:i/>
@@ -6068,7 +7726,6 @@
       <w:pPr>
         <w:spacing w:after="0" w:line="240" w:lineRule="auto"/>
         <w:ind w:firstLine="709"/>
-        <w:jc w:val="both"/>
         <w:rPr>
           <w:rFonts w:ascii="Courier New" w:eastAsia="Times New Roman" w:hAnsi="Courier New" w:cs="Courier New"/>
           <w:i/>
@@ -6096,7 +7753,6 @@
       <w:pPr>
         <w:spacing w:after="0" w:line="240" w:lineRule="auto"/>
         <w:ind w:firstLine="709"/>
-        <w:jc w:val="both"/>
         <w:rPr>
           <w:rFonts w:ascii="Courier New" w:eastAsia="Times New Roman" w:hAnsi="Courier New" w:cs="Courier New"/>
           <w:i/>
@@ -6124,285 +7780,48 @@
       <w:pPr>
         <w:spacing w:after="0" w:line="240" w:lineRule="auto"/>
         <w:ind w:firstLine="709"/>
-        <w:jc w:val="both"/>
-        <w:rPr>
-          <w:rFonts w:ascii="Courier New" w:eastAsia="Times New Roman" w:hAnsi="Courier New" w:cs="Courier New"/>
-          <w:i/>
-          <w:iCs/>
-          <w:color w:val="000000"/>
-          <w:sz w:val="24"/>
-          <w:szCs w:val="24"/>
-          <w:lang w:val="en-US"/>
-        </w:rPr>
-      </w:pPr>
-      <w:r>
-        <w:rPr>
-          <w:rFonts w:ascii="Courier New" w:eastAsia="Times New Roman" w:hAnsi="Courier New" w:cs="Courier New"/>
-          <w:i/>
-          <w:iCs/>
-          <w:color w:val="000000"/>
-          <w:sz w:val="24"/>
-          <w:szCs w:val="24"/>
-          <w:lang w:val="en-US"/>
-        </w:rPr>
-        <w:t xml:space="preserve">    </w:t>
-      </w:r>
-    </w:p>
-    <w:p>
-      <w:pPr>
-        <w:spacing w:after="0" w:line="240" w:lineRule="auto"/>
-        <w:ind w:firstLine="709"/>
-        <w:jc w:val="both"/>
-        <w:rPr>
-          <w:rFonts w:ascii="Courier New" w:eastAsia="Times New Roman" w:hAnsi="Courier New" w:cs="Courier New"/>
-          <w:i/>
-          <w:iCs/>
-          <w:color w:val="000000"/>
-          <w:sz w:val="24"/>
-          <w:szCs w:val="24"/>
-          <w:lang w:val="en-US"/>
-        </w:rPr>
-      </w:pPr>
-      <w:r>
-        <w:rPr>
-          <w:rFonts w:ascii="Courier New" w:eastAsia="Times New Roman" w:hAnsi="Courier New" w:cs="Courier New"/>
-          <w:i/>
-          <w:iCs/>
-          <w:color w:val="000000"/>
-          <w:sz w:val="24"/>
-          <w:szCs w:val="24"/>
-          <w:lang w:val="en-US"/>
-        </w:rPr>
-        <w:t xml:space="preserve">    </w:t>
-      </w:r>
-      <w:proofErr w:type="spellStart"/>
-      <w:proofErr w:type="gramStart"/>
-      <w:r>
-        <w:rPr>
-          <w:rFonts w:ascii="Courier New" w:eastAsia="Times New Roman" w:hAnsi="Courier New" w:cs="Courier New"/>
-          <w:i/>
-          <w:iCs/>
-          <w:color w:val="000000"/>
-          <w:sz w:val="24"/>
-          <w:szCs w:val="24"/>
-          <w:lang w:val="en-US"/>
-        </w:rPr>
-        <w:t>array.forEach</w:t>
-      </w:r>
-      <w:proofErr w:type="spellEnd"/>
-      <w:proofErr w:type="gramEnd"/>
-      <w:r>
-        <w:rPr>
-          <w:rFonts w:ascii="Courier New" w:eastAsia="Times New Roman" w:hAnsi="Courier New" w:cs="Courier New"/>
-          <w:i/>
-          <w:iCs/>
-          <w:color w:val="000000"/>
-          <w:sz w:val="24"/>
-          <w:szCs w:val="24"/>
-          <w:lang w:val="en-US"/>
-        </w:rPr>
-        <w:t xml:space="preserve"> </w:t>
-      </w:r>
-      <w:proofErr w:type="gramStart"/>
-      <w:r>
-        <w:rPr>
-          <w:rFonts w:ascii="Courier New" w:eastAsia="Times New Roman" w:hAnsi="Courier New" w:cs="Courier New"/>
-          <w:i/>
-          <w:iCs/>
-          <w:color w:val="000000"/>
-          <w:sz w:val="24"/>
-          <w:szCs w:val="24"/>
-          <w:lang w:val="en-US"/>
-        </w:rPr>
-        <w:t>{ item</w:t>
-      </w:r>
-      <w:proofErr w:type="gramEnd"/>
-      <w:r>
-        <w:rPr>
-          <w:rFonts w:ascii="Courier New" w:eastAsia="Times New Roman" w:hAnsi="Courier New" w:cs="Courier New"/>
-          <w:i/>
-          <w:iCs/>
-          <w:color w:val="000000"/>
-          <w:sz w:val="24"/>
-          <w:szCs w:val="24"/>
-          <w:lang w:val="en-US"/>
-        </w:rPr>
-        <w:t xml:space="preserve"> in          // 20</w:t>
-      </w:r>
-    </w:p>
-    <w:p>
-      <w:pPr>
-        <w:spacing w:after="0" w:line="240" w:lineRule="auto"/>
-        <w:ind w:firstLine="709"/>
-        <w:jc w:val="both"/>
-        <w:rPr>
-          <w:rFonts w:ascii="Courier New" w:eastAsia="Times New Roman" w:hAnsi="Courier New" w:cs="Courier New"/>
-          <w:i/>
-          <w:iCs/>
-          <w:color w:val="000000"/>
-          <w:sz w:val="24"/>
-          <w:szCs w:val="24"/>
-          <w:lang w:val="en-US"/>
-        </w:rPr>
-      </w:pPr>
-      <w:r>
-        <w:rPr>
-          <w:rFonts w:ascii="Courier New" w:eastAsia="Times New Roman" w:hAnsi="Courier New" w:cs="Courier New"/>
-          <w:i/>
-          <w:iCs/>
-          <w:color w:val="000000"/>
-          <w:sz w:val="24"/>
-          <w:szCs w:val="24"/>
-          <w:lang w:val="en-US"/>
-        </w:rPr>
-        <w:t xml:space="preserve">        sum += 1                     // 21</w:t>
-      </w:r>
-    </w:p>
-    <w:p>
-      <w:pPr>
-        <w:spacing w:after="0" w:line="240" w:lineRule="auto"/>
-        <w:ind w:firstLine="709"/>
-        <w:jc w:val="both"/>
-        <w:rPr>
-          <w:rFonts w:ascii="Courier New" w:eastAsia="Times New Roman" w:hAnsi="Courier New" w:cs="Courier New"/>
-          <w:i/>
-          <w:iCs/>
-          <w:color w:val="000000"/>
-          <w:sz w:val="24"/>
-          <w:szCs w:val="24"/>
-          <w:lang w:val="en-US"/>
-        </w:rPr>
-      </w:pPr>
-      <w:r>
-        <w:rPr>
-          <w:rFonts w:ascii="Courier New" w:eastAsia="Times New Roman" w:hAnsi="Courier New" w:cs="Courier New"/>
-          <w:i/>
-          <w:iCs/>
-          <w:color w:val="000000"/>
-          <w:sz w:val="24"/>
-          <w:szCs w:val="24"/>
-          <w:lang w:val="en-US"/>
-        </w:rPr>
-        <w:t xml:space="preserve">    }</w:t>
-      </w:r>
-    </w:p>
-    <w:p>
-      <w:pPr>
-        <w:spacing w:after="0" w:line="240" w:lineRule="auto"/>
-        <w:ind w:firstLine="709"/>
-        <w:jc w:val="both"/>
-        <w:rPr>
-          <w:rFonts w:ascii="Courier New" w:eastAsia="Times New Roman" w:hAnsi="Courier New" w:cs="Courier New"/>
-          <w:i/>
-          <w:iCs/>
-          <w:color w:val="000000"/>
-          <w:sz w:val="24"/>
-          <w:szCs w:val="24"/>
-          <w:lang w:val="en-US"/>
-        </w:rPr>
-      </w:pPr>
-      <w:r>
-        <w:rPr>
-          <w:rFonts w:ascii="Courier New" w:eastAsia="Times New Roman" w:hAnsi="Courier New" w:cs="Courier New"/>
-          <w:i/>
-          <w:iCs/>
-          <w:color w:val="000000"/>
-          <w:sz w:val="24"/>
-          <w:szCs w:val="24"/>
-          <w:lang w:val="en-US"/>
-        </w:rPr>
-        <w:t xml:space="preserve">    </w:t>
-      </w:r>
-    </w:p>
-    <w:p>
-      <w:pPr>
-        <w:spacing w:after="0" w:line="240" w:lineRule="auto"/>
-        <w:ind w:firstLine="709"/>
-        <w:jc w:val="both"/>
-        <w:rPr>
-          <w:rFonts w:ascii="Courier New" w:eastAsia="Times New Roman" w:hAnsi="Courier New" w:cs="Courier New"/>
-          <w:i/>
-          <w:iCs/>
-          <w:color w:val="000000"/>
-          <w:sz w:val="24"/>
-          <w:szCs w:val="24"/>
-          <w:lang w:val="en-US"/>
-        </w:rPr>
-      </w:pPr>
-      <w:r>
-        <w:rPr>
-          <w:rFonts w:ascii="Courier New" w:eastAsia="Times New Roman" w:hAnsi="Courier New" w:cs="Courier New"/>
-          <w:i/>
-          <w:iCs/>
-          <w:color w:val="000000"/>
-          <w:sz w:val="24"/>
-          <w:szCs w:val="24"/>
-          <w:lang w:val="en-US"/>
-        </w:rPr>
-        <w:t xml:space="preserve">    let code = 404                   // 22</w:t>
-      </w:r>
-    </w:p>
-    <w:p>
-      <w:pPr>
-        <w:spacing w:after="0" w:line="240" w:lineRule="auto"/>
-        <w:ind w:firstLine="709"/>
-        <w:jc w:val="both"/>
-        <w:rPr>
-          <w:rFonts w:ascii="Courier New" w:eastAsia="Times New Roman" w:hAnsi="Courier New" w:cs="Courier New"/>
-          <w:i/>
-          <w:iCs/>
-          <w:color w:val="000000"/>
-          <w:sz w:val="24"/>
-          <w:szCs w:val="24"/>
-          <w:lang w:val="en-US"/>
-        </w:rPr>
-      </w:pPr>
-      <w:r>
-        <w:rPr>
-          <w:rFonts w:ascii="Courier New" w:eastAsia="Times New Roman" w:hAnsi="Courier New" w:cs="Courier New"/>
-          <w:i/>
-          <w:iCs/>
-          <w:color w:val="000000"/>
-          <w:sz w:val="24"/>
-          <w:szCs w:val="24"/>
-          <w:lang w:val="en-US"/>
-        </w:rPr>
-        <w:t xml:space="preserve">    var status = ""                  // 23</w:t>
-      </w:r>
-    </w:p>
-    <w:p>
-      <w:pPr>
-        <w:spacing w:after="0" w:line="240" w:lineRule="auto"/>
-        <w:ind w:firstLine="709"/>
-        <w:jc w:val="both"/>
-        <w:rPr>
-          <w:rFonts w:ascii="Courier New" w:eastAsia="Times New Roman" w:hAnsi="Courier New" w:cs="Courier New"/>
-          <w:i/>
-          <w:iCs/>
-          <w:color w:val="000000"/>
-          <w:sz w:val="24"/>
-          <w:szCs w:val="24"/>
-          <w:lang w:val="en-US"/>
-        </w:rPr>
-      </w:pPr>
-      <w:r>
-        <w:rPr>
-          <w:rFonts w:ascii="Courier New" w:eastAsia="Times New Roman" w:hAnsi="Courier New" w:cs="Courier New"/>
-          <w:i/>
-          <w:iCs/>
-          <w:color w:val="000000"/>
-          <w:sz w:val="24"/>
-          <w:szCs w:val="24"/>
-          <w:lang w:val="en-US"/>
-        </w:rPr>
-        <w:t xml:space="preserve">    </w:t>
-      </w:r>
-    </w:p>
-    <w:p>
-      <w:pPr>
-        <w:spacing w:after="0" w:line="240" w:lineRule="auto"/>
-        <w:ind w:firstLine="709"/>
-        <w:jc w:val="both"/>
+        <w:rPr>
+          <w:rFonts w:ascii="Courier New" w:eastAsia="Times New Roman" w:hAnsi="Courier New" w:cs="Courier New"/>
+          <w:i/>
+          <w:iCs/>
+          <w:color w:val="000000"/>
+          <w:sz w:val="24"/>
+          <w:szCs w:val="24"/>
+          <w:lang w:val="en-US"/>
+        </w:rPr>
+      </w:pPr>
+    </w:p>
+    <w:p>
+      <w:pPr>
+        <w:spacing w:after="0" w:line="240" w:lineRule="auto"/>
+        <w:ind w:firstLine="709"/>
+        <w:rPr>
+          <w:rFonts w:ascii="Courier New" w:eastAsia="Times New Roman" w:hAnsi="Courier New" w:cs="Courier New"/>
+          <w:i/>
+          <w:iCs/>
+          <w:color w:val="000000"/>
+          <w:sz w:val="24"/>
+          <w:szCs w:val="24"/>
+          <w:lang w:val="en-US"/>
+        </w:rPr>
+      </w:pPr>
+      <w:r>
+        <w:rPr>
+          <w:rFonts w:ascii="Courier New" w:eastAsia="Times New Roman" w:hAnsi="Courier New" w:cs="Courier New"/>
+          <w:i/>
+          <w:iCs/>
+          <w:color w:val="000000"/>
+          <w:sz w:val="24"/>
+          <w:szCs w:val="24"/>
+          <w:lang w:val="en-US"/>
+        </w:rPr>
+        <w:t xml:space="preserve">    print("Sum: \(sum), Status: \(status), Result: \(result)")</w:t>
+      </w:r>
+    </w:p>
+    <w:p>
+      <w:pPr>
+        <w:spacing w:after="0" w:line="240" w:lineRule="auto"/>
+        <w:ind w:firstLine="709"/>
         <w:rPr>
           <w:rFonts w:ascii="Courier New" w:eastAsia="Times New Roman" w:hAnsi="Courier New" w:cs="Courier New"/>
           <w:i/>
@@ -6425,2517 +7844,29 @@
         </w:rPr>
         <w:t xml:space="preserve">    // </w:t>
       </w:r>
-      <w:proofErr w:type="spellStart"/>
-      <w:r>
-        <w:rPr>
-          <w:rFonts w:ascii="Courier New" w:eastAsia="Times New Roman" w:hAnsi="Courier New" w:cs="Courier New"/>
-          <w:i/>
-          <w:iCs/>
-          <w:color w:val="000000"/>
-          <w:sz w:val="24"/>
-          <w:szCs w:val="24"/>
-          <w:lang w:val="en-US"/>
-        </w:rPr>
-        <w:t>второй</w:t>
-      </w:r>
-      <w:proofErr w:type="spellEnd"/>
-      <w:r>
-        <w:rPr>
-          <w:rFonts w:ascii="Courier New" w:eastAsia="Times New Roman" w:hAnsi="Courier New" w:cs="Courier New"/>
-          <w:i/>
-          <w:iCs/>
-          <w:color w:val="000000"/>
-          <w:sz w:val="24"/>
-          <w:szCs w:val="24"/>
-          <w:lang w:val="en-US"/>
-        </w:rPr>
-        <w:t xml:space="preserve"> switch (code) </w:t>
-      </w:r>
-      <w:proofErr w:type="spellStart"/>
-      <w:r>
-        <w:rPr>
-          <w:rFonts w:ascii="Courier New" w:eastAsia="Times New Roman" w:hAnsi="Courier New" w:cs="Courier New"/>
-          <w:i/>
-          <w:iCs/>
-          <w:color w:val="000000"/>
-          <w:sz w:val="24"/>
-          <w:szCs w:val="24"/>
-          <w:lang w:val="en-US"/>
-        </w:rPr>
-        <w:t>представлен</w:t>
-      </w:r>
-      <w:proofErr w:type="spellEnd"/>
-      <w:r>
-        <w:rPr>
-          <w:rFonts w:ascii="Courier New" w:eastAsia="Times New Roman" w:hAnsi="Courier New" w:cs="Courier New"/>
-          <w:i/>
-          <w:iCs/>
-          <w:color w:val="000000"/>
-          <w:sz w:val="24"/>
-          <w:szCs w:val="24"/>
-          <w:lang w:val="en-US"/>
-        </w:rPr>
-        <w:t xml:space="preserve"> </w:t>
-      </w:r>
-      <w:proofErr w:type="spellStart"/>
-      <w:r>
-        <w:rPr>
-          <w:rFonts w:ascii="Courier New" w:eastAsia="Times New Roman" w:hAnsi="Courier New" w:cs="Courier New"/>
-          <w:i/>
-          <w:iCs/>
-          <w:color w:val="000000"/>
-          <w:sz w:val="24"/>
-          <w:szCs w:val="24"/>
-          <w:lang w:val="en-US"/>
-        </w:rPr>
-        <w:t>через</w:t>
-      </w:r>
-      <w:proofErr w:type="spellEnd"/>
-      <w:r>
-        <w:rPr>
-          <w:rFonts w:ascii="Courier New" w:eastAsia="Times New Roman" w:hAnsi="Courier New" w:cs="Courier New"/>
-          <w:i/>
-          <w:iCs/>
-          <w:color w:val="000000"/>
-          <w:sz w:val="24"/>
-          <w:szCs w:val="24"/>
-          <w:lang w:val="en-US"/>
-        </w:rPr>
-        <w:t xml:space="preserve"> </w:t>
-      </w:r>
-      <w:proofErr w:type="spellStart"/>
-      <w:r>
-        <w:rPr>
-          <w:rFonts w:ascii="Courier New" w:eastAsia="Times New Roman" w:hAnsi="Courier New" w:cs="Courier New"/>
-          <w:i/>
-          <w:iCs/>
-          <w:color w:val="000000"/>
-          <w:sz w:val="24"/>
-          <w:szCs w:val="24"/>
-          <w:lang w:val="en-US"/>
-        </w:rPr>
-        <w:t>вложенные</w:t>
-      </w:r>
-      <w:proofErr w:type="spellEnd"/>
-      <w:r>
-        <w:rPr>
-          <w:rFonts w:ascii="Courier New" w:eastAsia="Times New Roman" w:hAnsi="Courier New" w:cs="Courier New"/>
-          <w:i/>
-          <w:iCs/>
-          <w:color w:val="000000"/>
-          <w:sz w:val="24"/>
-          <w:szCs w:val="24"/>
-          <w:lang w:val="en-US"/>
-        </w:rPr>
-        <w:t xml:space="preserve"> if (6 </w:t>
-      </w:r>
-      <w:proofErr w:type="spellStart"/>
-      <w:r>
-        <w:rPr>
-          <w:rFonts w:ascii="Courier New" w:eastAsia="Times New Roman" w:hAnsi="Courier New" w:cs="Courier New"/>
-          <w:i/>
-          <w:iCs/>
-          <w:color w:val="000000"/>
-          <w:sz w:val="24"/>
-          <w:szCs w:val="24"/>
-          <w:lang w:val="en-US"/>
-        </w:rPr>
-        <w:t>веток</w:t>
-      </w:r>
-      <w:proofErr w:type="spellEnd"/>
-      <w:r>
-        <w:rPr>
-          <w:rFonts w:ascii="Courier New" w:eastAsia="Times New Roman" w:hAnsi="Courier New" w:cs="Courier New"/>
-          <w:i/>
-          <w:iCs/>
-          <w:color w:val="000000"/>
-          <w:sz w:val="24"/>
-          <w:szCs w:val="24"/>
-          <w:lang w:val="en-US"/>
-        </w:rPr>
-        <w:t xml:space="preserve"> -&gt; 5 </w:t>
-      </w:r>
-      <w:proofErr w:type="spellStart"/>
-      <w:r>
-        <w:rPr>
-          <w:rFonts w:ascii="Courier New" w:eastAsia="Times New Roman" w:hAnsi="Courier New" w:cs="Courier New"/>
-          <w:i/>
-          <w:iCs/>
-          <w:color w:val="000000"/>
-          <w:sz w:val="24"/>
-          <w:szCs w:val="24"/>
-          <w:lang w:val="en-US"/>
-        </w:rPr>
-        <w:t>проверок</w:t>
-      </w:r>
-      <w:proofErr w:type="spellEnd"/>
-      <w:r>
-        <w:rPr>
-          <w:rFonts w:ascii="Courier New" w:eastAsia="Times New Roman" w:hAnsi="Courier New" w:cs="Courier New"/>
-          <w:i/>
-          <w:iCs/>
-          <w:color w:val="000000"/>
-          <w:sz w:val="24"/>
-          <w:szCs w:val="24"/>
-          <w:lang w:val="en-US"/>
-        </w:rPr>
-        <w:t>)</w:t>
-      </w:r>
-    </w:p>
-    <w:p>
-      <w:pPr>
-        <w:spacing w:after="0" w:line="240" w:lineRule="auto"/>
-        <w:ind w:firstLine="709"/>
-        <w:jc w:val="both"/>
-        <w:rPr>
-          <w:rFonts w:ascii="Courier New" w:eastAsia="Times New Roman" w:hAnsi="Courier New" w:cs="Courier New"/>
-          <w:i/>
-          <w:iCs/>
-          <w:color w:val="000000"/>
-          <w:sz w:val="24"/>
-          <w:szCs w:val="24"/>
-          <w:lang w:val="en-US"/>
-        </w:rPr>
-      </w:pPr>
-      <w:r>
-        <w:rPr>
-          <w:rFonts w:ascii="Courier New" w:eastAsia="Times New Roman" w:hAnsi="Courier New" w:cs="Courier New"/>
-          <w:i/>
-          <w:iCs/>
-          <w:color w:val="000000"/>
-          <w:sz w:val="24"/>
-          <w:szCs w:val="24"/>
-          <w:lang w:val="en-US"/>
-        </w:rPr>
-        <w:t xml:space="preserve">    if code == 200 </w:t>
-      </w:r>
-      <w:proofErr w:type="gramStart"/>
-      <w:r>
-        <w:rPr>
-          <w:rFonts w:ascii="Courier New" w:eastAsia="Times New Roman" w:hAnsi="Courier New" w:cs="Courier New"/>
-          <w:i/>
-          <w:iCs/>
-          <w:color w:val="000000"/>
-          <w:sz w:val="24"/>
-          <w:szCs w:val="24"/>
-          <w:lang w:val="en-US"/>
-        </w:rPr>
-        <w:t xml:space="preserve">{  </w:t>
-      </w:r>
-      <w:proofErr w:type="gramEnd"/>
-      <w:r>
-        <w:rPr>
-          <w:rFonts w:ascii="Courier New" w:eastAsia="Times New Roman" w:hAnsi="Courier New" w:cs="Courier New"/>
-          <w:i/>
-          <w:iCs/>
-          <w:color w:val="000000"/>
-          <w:sz w:val="24"/>
-          <w:szCs w:val="24"/>
-          <w:lang w:val="en-US"/>
-        </w:rPr>
-        <w:t xml:space="preserve">               // 24</w:t>
-      </w:r>
-    </w:p>
-    <w:p>
-      <w:pPr>
-        <w:spacing w:after="0" w:line="240" w:lineRule="auto"/>
-        <w:ind w:firstLine="709"/>
-        <w:jc w:val="both"/>
-        <w:rPr>
-          <w:rFonts w:ascii="Courier New" w:eastAsia="Times New Roman" w:hAnsi="Courier New" w:cs="Courier New"/>
-          <w:i/>
-          <w:iCs/>
-          <w:color w:val="000000"/>
-          <w:sz w:val="24"/>
-          <w:szCs w:val="24"/>
-          <w:lang w:val="en-US"/>
-        </w:rPr>
-      </w:pPr>
-      <w:r>
-        <w:rPr>
-          <w:rFonts w:ascii="Courier New" w:eastAsia="Times New Roman" w:hAnsi="Courier New" w:cs="Courier New"/>
-          <w:i/>
-          <w:iCs/>
-          <w:color w:val="000000"/>
-          <w:sz w:val="24"/>
-          <w:szCs w:val="24"/>
-          <w:lang w:val="en-US"/>
-        </w:rPr>
-        <w:t xml:space="preserve">        status = "OK"                // 25</w:t>
-      </w:r>
-    </w:p>
-    <w:p>
-      <w:pPr>
-        <w:spacing w:after="0" w:line="240" w:lineRule="auto"/>
-        <w:ind w:firstLine="709"/>
-        <w:jc w:val="both"/>
-        <w:rPr>
-          <w:rFonts w:ascii="Courier New" w:eastAsia="Times New Roman" w:hAnsi="Courier New" w:cs="Courier New"/>
-          <w:i/>
-          <w:iCs/>
-          <w:color w:val="000000"/>
-          <w:sz w:val="24"/>
-          <w:szCs w:val="24"/>
-          <w:lang w:val="en-US"/>
-        </w:rPr>
-      </w:pPr>
-      <w:r>
-        <w:rPr>
-          <w:rFonts w:ascii="Courier New" w:eastAsia="Times New Roman" w:hAnsi="Courier New" w:cs="Courier New"/>
-          <w:i/>
-          <w:iCs/>
-          <w:color w:val="000000"/>
-          <w:sz w:val="24"/>
-          <w:szCs w:val="24"/>
-          <w:lang w:val="en-US"/>
-        </w:rPr>
-        <w:t xml:space="preserve">    } else {</w:t>
-      </w:r>
-    </w:p>
-    <w:p>
-      <w:pPr>
-        <w:spacing w:after="0" w:line="240" w:lineRule="auto"/>
-        <w:ind w:firstLine="709"/>
-        <w:jc w:val="both"/>
-        <w:rPr>
-          <w:rFonts w:ascii="Courier New" w:eastAsia="Times New Roman" w:hAnsi="Courier New" w:cs="Courier New"/>
-          <w:i/>
-          <w:iCs/>
-          <w:color w:val="000000"/>
-          <w:sz w:val="24"/>
-          <w:szCs w:val="24"/>
-          <w:lang w:val="en-US"/>
-        </w:rPr>
-      </w:pPr>
-      <w:r>
-        <w:rPr>
-          <w:rFonts w:ascii="Courier New" w:eastAsia="Times New Roman" w:hAnsi="Courier New" w:cs="Courier New"/>
-          <w:i/>
-          <w:iCs/>
-          <w:color w:val="000000"/>
-          <w:sz w:val="24"/>
-          <w:szCs w:val="24"/>
-          <w:lang w:val="en-US"/>
-        </w:rPr>
-        <w:t xml:space="preserve">        if code == 400 </w:t>
-      </w:r>
-      <w:proofErr w:type="gramStart"/>
-      <w:r>
-        <w:rPr>
-          <w:rFonts w:ascii="Courier New" w:eastAsia="Times New Roman" w:hAnsi="Courier New" w:cs="Courier New"/>
-          <w:i/>
-          <w:iCs/>
-          <w:color w:val="000000"/>
-          <w:sz w:val="24"/>
-          <w:szCs w:val="24"/>
-          <w:lang w:val="en-US"/>
-        </w:rPr>
-        <w:t xml:space="preserve">{  </w:t>
-      </w:r>
-      <w:proofErr w:type="gramEnd"/>
-      <w:r>
-        <w:rPr>
-          <w:rFonts w:ascii="Courier New" w:eastAsia="Times New Roman" w:hAnsi="Courier New" w:cs="Courier New"/>
-          <w:i/>
-          <w:iCs/>
-          <w:color w:val="000000"/>
-          <w:sz w:val="24"/>
-          <w:szCs w:val="24"/>
-          <w:lang w:val="en-US"/>
-        </w:rPr>
-        <w:t xml:space="preserve">           // 26</w:t>
-      </w:r>
-    </w:p>
-    <w:p>
-      <w:pPr>
-        <w:spacing w:after="0" w:line="240" w:lineRule="auto"/>
-        <w:ind w:firstLine="709"/>
-        <w:jc w:val="both"/>
-        <w:rPr>
-          <w:rFonts w:ascii="Courier New" w:eastAsia="Times New Roman" w:hAnsi="Courier New" w:cs="Courier New"/>
-          <w:i/>
-          <w:iCs/>
-          <w:color w:val="000000"/>
-          <w:sz w:val="24"/>
-          <w:szCs w:val="24"/>
-          <w:lang w:val="en-US"/>
-        </w:rPr>
-      </w:pPr>
-      <w:r>
-        <w:rPr>
-          <w:rFonts w:ascii="Courier New" w:eastAsia="Times New Roman" w:hAnsi="Courier New" w:cs="Courier New"/>
-          <w:i/>
-          <w:iCs/>
-          <w:color w:val="000000"/>
-          <w:sz w:val="24"/>
-          <w:szCs w:val="24"/>
-          <w:lang w:val="en-US"/>
-        </w:rPr>
-        <w:t xml:space="preserve">            status = "Bad Request"   // 27</w:t>
-      </w:r>
-    </w:p>
-    <w:p>
-      <w:pPr>
-        <w:spacing w:after="0" w:line="240" w:lineRule="auto"/>
-        <w:ind w:firstLine="709"/>
-        <w:jc w:val="both"/>
-        <w:rPr>
-          <w:rFonts w:ascii="Courier New" w:eastAsia="Times New Roman" w:hAnsi="Courier New" w:cs="Courier New"/>
-          <w:i/>
-          <w:iCs/>
-          <w:color w:val="000000"/>
-          <w:sz w:val="24"/>
-          <w:szCs w:val="24"/>
-          <w:lang w:val="en-US"/>
-        </w:rPr>
-      </w:pPr>
-      <w:r>
-        <w:rPr>
-          <w:rFonts w:ascii="Courier New" w:eastAsia="Times New Roman" w:hAnsi="Courier New" w:cs="Courier New"/>
-          <w:i/>
-          <w:iCs/>
-          <w:color w:val="000000"/>
-          <w:sz w:val="24"/>
-          <w:szCs w:val="24"/>
-          <w:lang w:val="en-US"/>
-        </w:rPr>
-        <w:t xml:space="preserve">        } else {</w:t>
-      </w:r>
-    </w:p>
-    <w:p>
-      <w:pPr>
-        <w:spacing w:after="0" w:line="240" w:lineRule="auto"/>
-        <w:ind w:firstLine="709"/>
-        <w:jc w:val="both"/>
-        <w:rPr>
-          <w:rFonts w:ascii="Courier New" w:eastAsia="Times New Roman" w:hAnsi="Courier New" w:cs="Courier New"/>
-          <w:i/>
-          <w:iCs/>
-          <w:color w:val="000000"/>
-          <w:sz w:val="24"/>
-          <w:szCs w:val="24"/>
-          <w:lang w:val="en-US"/>
-        </w:rPr>
-      </w:pPr>
-      <w:r>
-        <w:rPr>
-          <w:rFonts w:ascii="Courier New" w:eastAsia="Times New Roman" w:hAnsi="Courier New" w:cs="Courier New"/>
-          <w:i/>
-          <w:iCs/>
-          <w:color w:val="000000"/>
-          <w:sz w:val="24"/>
-          <w:szCs w:val="24"/>
-          <w:lang w:val="en-US"/>
-        </w:rPr>
-        <w:t xml:space="preserve">            if code == 403 </w:t>
-      </w:r>
-      <w:proofErr w:type="gramStart"/>
-      <w:r>
-        <w:rPr>
-          <w:rFonts w:ascii="Courier New" w:eastAsia="Times New Roman" w:hAnsi="Courier New" w:cs="Courier New"/>
-          <w:i/>
-          <w:iCs/>
-          <w:color w:val="000000"/>
-          <w:sz w:val="24"/>
-          <w:szCs w:val="24"/>
-          <w:lang w:val="en-US"/>
-        </w:rPr>
-        <w:t xml:space="preserve">{  </w:t>
-      </w:r>
-      <w:proofErr w:type="gramEnd"/>
-      <w:r>
-        <w:rPr>
-          <w:rFonts w:ascii="Courier New" w:eastAsia="Times New Roman" w:hAnsi="Courier New" w:cs="Courier New"/>
-          <w:i/>
-          <w:iCs/>
-          <w:color w:val="000000"/>
-          <w:sz w:val="24"/>
-          <w:szCs w:val="24"/>
-          <w:lang w:val="en-US"/>
-        </w:rPr>
-        <w:t xml:space="preserve">       // 28</w:t>
-      </w:r>
-    </w:p>
-    <w:p>
-      <w:pPr>
-        <w:spacing w:after="0" w:line="240" w:lineRule="auto"/>
-        <w:ind w:firstLine="709"/>
-        <w:jc w:val="both"/>
-        <w:rPr>
-          <w:rFonts w:ascii="Courier New" w:eastAsia="Times New Roman" w:hAnsi="Courier New" w:cs="Courier New"/>
-          <w:i/>
-          <w:iCs/>
-          <w:color w:val="000000"/>
-          <w:sz w:val="24"/>
-          <w:szCs w:val="24"/>
-          <w:lang w:val="en-US"/>
-        </w:rPr>
-      </w:pPr>
-      <w:r>
-        <w:rPr>
-          <w:rFonts w:ascii="Courier New" w:eastAsia="Times New Roman" w:hAnsi="Courier New" w:cs="Courier New"/>
-          <w:i/>
-          <w:iCs/>
-          <w:color w:val="000000"/>
-          <w:sz w:val="24"/>
-          <w:szCs w:val="24"/>
-          <w:lang w:val="en-US"/>
-        </w:rPr>
-        <w:t xml:space="preserve">                status = "Forbidden" // 29</w:t>
-      </w:r>
-    </w:p>
-    <w:p>
-      <w:pPr>
-        <w:spacing w:after="0" w:line="240" w:lineRule="auto"/>
-        <w:ind w:firstLine="709"/>
-        <w:jc w:val="both"/>
-        <w:rPr>
-          <w:rFonts w:ascii="Courier New" w:eastAsia="Times New Roman" w:hAnsi="Courier New" w:cs="Courier New"/>
-          <w:i/>
-          <w:iCs/>
-          <w:color w:val="000000"/>
-          <w:sz w:val="24"/>
-          <w:szCs w:val="24"/>
-          <w:lang w:val="en-US"/>
-        </w:rPr>
-      </w:pPr>
-      <w:r>
-        <w:rPr>
-          <w:rFonts w:ascii="Courier New" w:eastAsia="Times New Roman" w:hAnsi="Courier New" w:cs="Courier New"/>
-          <w:i/>
-          <w:iCs/>
-          <w:color w:val="000000"/>
-          <w:sz w:val="24"/>
-          <w:szCs w:val="24"/>
-          <w:lang w:val="en-US"/>
-        </w:rPr>
-        <w:t xml:space="preserve">            } else {</w:t>
-      </w:r>
-    </w:p>
-    <w:p>
-      <w:pPr>
-        <w:spacing w:after="0" w:line="240" w:lineRule="auto"/>
-        <w:ind w:firstLine="709"/>
-        <w:jc w:val="both"/>
-        <w:rPr>
-          <w:rFonts w:ascii="Courier New" w:eastAsia="Times New Roman" w:hAnsi="Courier New" w:cs="Courier New"/>
-          <w:i/>
-          <w:iCs/>
-          <w:color w:val="000000"/>
-          <w:sz w:val="24"/>
-          <w:szCs w:val="24"/>
-          <w:lang w:val="en-US"/>
-        </w:rPr>
-      </w:pPr>
-      <w:r>
-        <w:rPr>
-          <w:rFonts w:ascii="Courier New" w:eastAsia="Times New Roman" w:hAnsi="Courier New" w:cs="Courier New"/>
-          <w:i/>
-          <w:iCs/>
-          <w:color w:val="000000"/>
-          <w:sz w:val="24"/>
-          <w:szCs w:val="24"/>
-          <w:lang w:val="en-US"/>
-        </w:rPr>
-        <w:t xml:space="preserve">                if code == 404 </w:t>
-      </w:r>
-      <w:proofErr w:type="gramStart"/>
-      <w:r>
-        <w:rPr>
-          <w:rFonts w:ascii="Courier New" w:eastAsia="Times New Roman" w:hAnsi="Courier New" w:cs="Courier New"/>
-          <w:i/>
-          <w:iCs/>
-          <w:color w:val="000000"/>
-          <w:sz w:val="24"/>
-          <w:szCs w:val="24"/>
-          <w:lang w:val="en-US"/>
-        </w:rPr>
-        <w:t xml:space="preserve">{  </w:t>
-      </w:r>
-      <w:proofErr w:type="gramEnd"/>
-      <w:r>
-        <w:rPr>
-          <w:rFonts w:ascii="Courier New" w:eastAsia="Times New Roman" w:hAnsi="Courier New" w:cs="Courier New"/>
-          <w:i/>
-          <w:iCs/>
-          <w:color w:val="000000"/>
-          <w:sz w:val="24"/>
-          <w:szCs w:val="24"/>
-          <w:lang w:val="en-US"/>
-        </w:rPr>
-        <w:t xml:space="preserve">   // 30</w:t>
-      </w:r>
-    </w:p>
-    <w:p>
-      <w:pPr>
-        <w:spacing w:after="0" w:line="240" w:lineRule="auto"/>
-        <w:ind w:firstLine="709"/>
-        <w:jc w:val="both"/>
-        <w:rPr>
-          <w:rFonts w:ascii="Courier New" w:eastAsia="Times New Roman" w:hAnsi="Courier New" w:cs="Courier New"/>
-          <w:i/>
-          <w:iCs/>
-          <w:color w:val="000000"/>
-          <w:sz w:val="24"/>
-          <w:szCs w:val="24"/>
-          <w:lang w:val="en-US"/>
-        </w:rPr>
-      </w:pPr>
-      <w:r>
-        <w:rPr>
-          <w:rFonts w:ascii="Courier New" w:eastAsia="Times New Roman" w:hAnsi="Courier New" w:cs="Courier New"/>
-          <w:i/>
-          <w:iCs/>
-          <w:color w:val="000000"/>
-          <w:sz w:val="24"/>
-          <w:szCs w:val="24"/>
-          <w:lang w:val="en-US"/>
-        </w:rPr>
-        <w:t xml:space="preserve">                    status = "Not Found" // 31</w:t>
-      </w:r>
-    </w:p>
-    <w:p>
-      <w:pPr>
-        <w:spacing w:after="0" w:line="240" w:lineRule="auto"/>
-        <w:ind w:firstLine="709"/>
-        <w:jc w:val="both"/>
-        <w:rPr>
-          <w:rFonts w:ascii="Courier New" w:eastAsia="Times New Roman" w:hAnsi="Courier New" w:cs="Courier New"/>
-          <w:i/>
-          <w:iCs/>
-          <w:color w:val="000000"/>
-          <w:sz w:val="24"/>
-          <w:szCs w:val="24"/>
-          <w:lang w:val="en-US"/>
-        </w:rPr>
-      </w:pPr>
-      <w:r>
-        <w:rPr>
-          <w:rFonts w:ascii="Courier New" w:eastAsia="Times New Roman" w:hAnsi="Courier New" w:cs="Courier New"/>
-          <w:i/>
-          <w:iCs/>
-          <w:color w:val="000000"/>
-          <w:sz w:val="24"/>
-          <w:szCs w:val="24"/>
-          <w:lang w:val="en-US"/>
-        </w:rPr>
-        <w:t xml:space="preserve">                } else {</w:t>
-      </w:r>
-    </w:p>
-    <w:p>
-      <w:pPr>
-        <w:spacing w:after="0" w:line="240" w:lineRule="auto"/>
-        <w:ind w:firstLine="709"/>
-        <w:jc w:val="both"/>
-        <w:rPr>
-          <w:rFonts w:ascii="Courier New" w:eastAsia="Times New Roman" w:hAnsi="Courier New" w:cs="Courier New"/>
-          <w:i/>
-          <w:iCs/>
-          <w:color w:val="000000"/>
-          <w:sz w:val="24"/>
-          <w:szCs w:val="24"/>
-          <w:lang w:val="en-US"/>
-        </w:rPr>
-      </w:pPr>
-      <w:r>
-        <w:rPr>
-          <w:rFonts w:ascii="Courier New" w:eastAsia="Times New Roman" w:hAnsi="Courier New" w:cs="Courier New"/>
-          <w:i/>
-          <w:iCs/>
-          <w:color w:val="000000"/>
-          <w:sz w:val="24"/>
-          <w:szCs w:val="24"/>
-          <w:lang w:val="en-US"/>
-        </w:rPr>
-        <w:t xml:space="preserve">                    if code == 500 </w:t>
-      </w:r>
-      <w:proofErr w:type="gramStart"/>
-      <w:r>
-        <w:rPr>
-          <w:rFonts w:ascii="Courier New" w:eastAsia="Times New Roman" w:hAnsi="Courier New" w:cs="Courier New"/>
-          <w:i/>
-          <w:iCs/>
-          <w:color w:val="000000"/>
-          <w:sz w:val="24"/>
-          <w:szCs w:val="24"/>
-          <w:lang w:val="en-US"/>
-        </w:rPr>
-        <w:t>{ /</w:t>
-      </w:r>
-      <w:proofErr w:type="gramEnd"/>
-      <w:r>
-        <w:rPr>
-          <w:rFonts w:ascii="Courier New" w:eastAsia="Times New Roman" w:hAnsi="Courier New" w:cs="Courier New"/>
-          <w:i/>
-          <w:iCs/>
-          <w:color w:val="000000"/>
-          <w:sz w:val="24"/>
-          <w:szCs w:val="24"/>
-          <w:lang w:val="en-US"/>
-        </w:rPr>
-        <w:t>/ 32</w:t>
-      </w:r>
-    </w:p>
-    <w:p>
-      <w:pPr>
-        <w:spacing w:after="0" w:line="240" w:lineRule="auto"/>
-        <w:ind w:firstLine="709"/>
-        <w:jc w:val="both"/>
-        <w:rPr>
-          <w:rFonts w:ascii="Courier New" w:eastAsia="Times New Roman" w:hAnsi="Courier New" w:cs="Courier New"/>
-          <w:i/>
-          <w:iCs/>
-          <w:color w:val="000000"/>
-          <w:sz w:val="24"/>
-          <w:szCs w:val="24"/>
-          <w:lang w:val="en-US"/>
-        </w:rPr>
-      </w:pPr>
-      <w:r>
-        <w:rPr>
-          <w:rFonts w:ascii="Courier New" w:eastAsia="Times New Roman" w:hAnsi="Courier New" w:cs="Courier New"/>
-          <w:i/>
-          <w:iCs/>
-          <w:color w:val="000000"/>
-          <w:sz w:val="24"/>
-          <w:szCs w:val="24"/>
-          <w:lang w:val="en-US"/>
-        </w:rPr>
-        <w:t xml:space="preserve">                        status = "Server Error" // 33</w:t>
-      </w:r>
-    </w:p>
-    <w:p>
-      <w:pPr>
-        <w:spacing w:after="0" w:line="240" w:lineRule="auto"/>
-        <w:ind w:firstLine="709"/>
-        <w:jc w:val="both"/>
-        <w:rPr>
-          <w:rFonts w:ascii="Courier New" w:eastAsia="Times New Roman" w:hAnsi="Courier New" w:cs="Courier New"/>
-          <w:i/>
-          <w:iCs/>
-          <w:color w:val="000000"/>
-          <w:sz w:val="24"/>
-          <w:szCs w:val="24"/>
-          <w:lang w:val="en-US"/>
-        </w:rPr>
-      </w:pPr>
-      <w:r>
-        <w:rPr>
-          <w:rFonts w:ascii="Courier New" w:eastAsia="Times New Roman" w:hAnsi="Courier New" w:cs="Courier New"/>
-          <w:i/>
-          <w:iCs/>
-          <w:color w:val="000000"/>
-          <w:sz w:val="24"/>
-          <w:szCs w:val="24"/>
-          <w:lang w:val="en-US"/>
-        </w:rPr>
-        <w:t xml:space="preserve">                    } else {</w:t>
-      </w:r>
-    </w:p>
-    <w:p>
-      <w:pPr>
-        <w:spacing w:after="0" w:line="240" w:lineRule="auto"/>
-        <w:ind w:firstLine="709"/>
-        <w:jc w:val="both"/>
-        <w:rPr>
-          <w:rFonts w:ascii="Courier New" w:eastAsia="Times New Roman" w:hAnsi="Courier New" w:cs="Courier New"/>
-          <w:i/>
-          <w:iCs/>
-          <w:color w:val="000000"/>
-          <w:sz w:val="24"/>
-          <w:szCs w:val="24"/>
-          <w:lang w:val="en-US"/>
-        </w:rPr>
-      </w:pPr>
-      <w:r>
-        <w:rPr>
-          <w:rFonts w:ascii="Courier New" w:eastAsia="Times New Roman" w:hAnsi="Courier New" w:cs="Courier New"/>
-          <w:i/>
-          <w:iCs/>
-          <w:color w:val="000000"/>
-          <w:sz w:val="24"/>
-          <w:szCs w:val="24"/>
-          <w:lang w:val="en-US"/>
-        </w:rPr>
-        <w:t xml:space="preserve">                        status = "Unknown Error" // 34</w:t>
-      </w:r>
-    </w:p>
-    <w:p>
-      <w:pPr>
-        <w:spacing w:after="0" w:line="240" w:lineRule="auto"/>
-        <w:ind w:firstLine="709"/>
-        <w:jc w:val="both"/>
-        <w:rPr>
-          <w:rFonts w:ascii="Courier New" w:eastAsia="Times New Roman" w:hAnsi="Courier New" w:cs="Courier New"/>
-          <w:i/>
-          <w:iCs/>
-          <w:color w:val="000000"/>
-          <w:sz w:val="24"/>
-          <w:szCs w:val="24"/>
-          <w:lang w:val="en-US"/>
-        </w:rPr>
-      </w:pPr>
-      <w:r>
-        <w:rPr>
-          <w:rFonts w:ascii="Courier New" w:eastAsia="Times New Roman" w:hAnsi="Courier New" w:cs="Courier New"/>
-          <w:i/>
-          <w:iCs/>
-          <w:color w:val="000000"/>
-          <w:sz w:val="24"/>
-          <w:szCs w:val="24"/>
-          <w:lang w:val="en-US"/>
-        </w:rPr>
-        <w:t xml:space="preserve">                    }</w:t>
-      </w:r>
-    </w:p>
-    <w:p>
-      <w:pPr>
-        <w:spacing w:after="0" w:line="240" w:lineRule="auto"/>
-        <w:ind w:firstLine="709"/>
-        <w:jc w:val="both"/>
-        <w:rPr>
-          <w:rFonts w:ascii="Courier New" w:eastAsia="Times New Roman" w:hAnsi="Courier New" w:cs="Courier New"/>
-          <w:i/>
-          <w:iCs/>
-          <w:color w:val="000000"/>
-          <w:sz w:val="24"/>
-          <w:szCs w:val="24"/>
-          <w:lang w:val="en-US"/>
-        </w:rPr>
-      </w:pPr>
-      <w:r>
-        <w:rPr>
-          <w:rFonts w:ascii="Courier New" w:eastAsia="Times New Roman" w:hAnsi="Courier New" w:cs="Courier New"/>
-          <w:i/>
-          <w:iCs/>
-          <w:color w:val="000000"/>
-          <w:sz w:val="24"/>
-          <w:szCs w:val="24"/>
-          <w:lang w:val="en-US"/>
-        </w:rPr>
-        <w:t xml:space="preserve">                }</w:t>
-      </w:r>
-    </w:p>
-    <w:p>
-      <w:pPr>
-        <w:spacing w:after="0" w:line="240" w:lineRule="auto"/>
-        <w:ind w:firstLine="709"/>
-        <w:jc w:val="both"/>
-        <w:rPr>
-          <w:rFonts w:ascii="Courier New" w:eastAsia="Times New Roman" w:hAnsi="Courier New" w:cs="Courier New"/>
-          <w:i/>
-          <w:iCs/>
-          <w:color w:val="000000"/>
-          <w:sz w:val="24"/>
-          <w:szCs w:val="24"/>
-          <w:lang w:val="en-US"/>
-        </w:rPr>
-      </w:pPr>
-      <w:r>
-        <w:rPr>
-          <w:rFonts w:ascii="Courier New" w:eastAsia="Times New Roman" w:hAnsi="Courier New" w:cs="Courier New"/>
-          <w:i/>
-          <w:iCs/>
-          <w:color w:val="000000"/>
-          <w:sz w:val="24"/>
-          <w:szCs w:val="24"/>
-          <w:lang w:val="en-US"/>
-        </w:rPr>
-        <w:t xml:space="preserve">            }</w:t>
-      </w:r>
-    </w:p>
-    <w:p>
-      <w:pPr>
-        <w:spacing w:after="0" w:line="240" w:lineRule="auto"/>
-        <w:ind w:firstLine="709"/>
-        <w:jc w:val="both"/>
-        <w:rPr>
-          <w:rFonts w:ascii="Courier New" w:eastAsia="Times New Roman" w:hAnsi="Courier New" w:cs="Courier New"/>
-          <w:i/>
-          <w:iCs/>
-          <w:color w:val="000000"/>
-          <w:sz w:val="24"/>
-          <w:szCs w:val="24"/>
-          <w:lang w:val="en-US"/>
-        </w:rPr>
-      </w:pPr>
-      <w:r>
-        <w:rPr>
-          <w:rFonts w:ascii="Courier New" w:eastAsia="Times New Roman" w:hAnsi="Courier New" w:cs="Courier New"/>
-          <w:i/>
-          <w:iCs/>
-          <w:color w:val="000000"/>
-          <w:sz w:val="24"/>
-          <w:szCs w:val="24"/>
-          <w:lang w:val="en-US"/>
-        </w:rPr>
-        <w:t xml:space="preserve">        }</w:t>
-      </w:r>
-    </w:p>
-    <w:p>
-      <w:pPr>
-        <w:spacing w:after="0" w:line="240" w:lineRule="auto"/>
-        <w:ind w:firstLine="709"/>
-        <w:jc w:val="both"/>
-        <w:rPr>
-          <w:rFonts w:ascii="Courier New" w:eastAsia="Times New Roman" w:hAnsi="Courier New" w:cs="Courier New"/>
-          <w:i/>
-          <w:iCs/>
-          <w:color w:val="000000"/>
-          <w:sz w:val="24"/>
-          <w:szCs w:val="24"/>
-          <w:lang w:val="en-US"/>
-        </w:rPr>
-      </w:pPr>
-      <w:r>
-        <w:rPr>
-          <w:rFonts w:ascii="Courier New" w:eastAsia="Times New Roman" w:hAnsi="Courier New" w:cs="Courier New"/>
-          <w:i/>
-          <w:iCs/>
-          <w:color w:val="000000"/>
-          <w:sz w:val="24"/>
-          <w:szCs w:val="24"/>
-          <w:lang w:val="en-US"/>
-        </w:rPr>
-        <w:t xml:space="preserve">    }</w:t>
-      </w:r>
-    </w:p>
-    <w:p>
-      <w:pPr>
-        <w:spacing w:after="0" w:line="240" w:lineRule="auto"/>
-        <w:ind w:firstLine="709"/>
-        <w:jc w:val="both"/>
-        <w:rPr>
-          <w:rFonts w:ascii="Courier New" w:eastAsia="Times New Roman" w:hAnsi="Courier New" w:cs="Courier New"/>
-          <w:i/>
-          <w:iCs/>
-          <w:color w:val="000000"/>
-          <w:sz w:val="24"/>
-          <w:szCs w:val="24"/>
-          <w:lang w:val="en-US"/>
-        </w:rPr>
-      </w:pPr>
-    </w:p>
-    <w:p>
-      <w:pPr>
-        <w:spacing w:after="0" w:line="240" w:lineRule="auto"/>
-        <w:ind w:firstLine="709"/>
-        <w:jc w:val="both"/>
-        <w:rPr>
-          <w:rFonts w:ascii="Courier New" w:eastAsia="Times New Roman" w:hAnsi="Courier New" w:cs="Courier New"/>
-          <w:i/>
-          <w:iCs/>
-          <w:color w:val="000000"/>
-          <w:sz w:val="24"/>
-          <w:szCs w:val="24"/>
-          <w:lang w:val="en-US"/>
-        </w:rPr>
-      </w:pPr>
-      <w:r>
-        <w:rPr>
-          <w:rFonts w:ascii="Courier New" w:eastAsia="Times New Roman" w:hAnsi="Courier New" w:cs="Courier New"/>
-          <w:i/>
-          <w:iCs/>
-          <w:color w:val="000000"/>
-          <w:sz w:val="24"/>
-          <w:szCs w:val="24"/>
-          <w:lang w:val="en-US"/>
-        </w:rPr>
-        <w:t xml:space="preserve">    let numbers = [3, -2, 4, 0]      // 35</w:t>
-      </w:r>
-    </w:p>
-    <w:p>
-      <w:pPr>
-        <w:spacing w:after="0" w:line="240" w:lineRule="auto"/>
-        <w:ind w:firstLine="709"/>
-        <w:jc w:val="both"/>
-        <w:rPr>
-          <w:rFonts w:ascii="Courier New" w:eastAsia="Times New Roman" w:hAnsi="Courier New" w:cs="Courier New"/>
-          <w:i/>
-          <w:iCs/>
-          <w:color w:val="000000"/>
-          <w:sz w:val="24"/>
-          <w:szCs w:val="24"/>
-          <w:lang w:val="en-US"/>
-        </w:rPr>
-      </w:pPr>
-      <w:r>
-        <w:rPr>
-          <w:rFonts w:ascii="Courier New" w:eastAsia="Times New Roman" w:hAnsi="Courier New" w:cs="Courier New"/>
-          <w:i/>
-          <w:iCs/>
-          <w:color w:val="000000"/>
-          <w:sz w:val="24"/>
-          <w:szCs w:val="24"/>
-          <w:lang w:val="en-US"/>
-        </w:rPr>
-        <w:t xml:space="preserve">    var result = 0                   // 36</w:t>
-      </w:r>
-    </w:p>
-    <w:p>
-      <w:pPr>
-        <w:spacing w:after="0" w:line="240" w:lineRule="auto"/>
-        <w:ind w:firstLine="709"/>
-        <w:jc w:val="both"/>
-        <w:rPr>
-          <w:rFonts w:ascii="Courier New" w:eastAsia="Times New Roman" w:hAnsi="Courier New" w:cs="Courier New"/>
-          <w:i/>
-          <w:iCs/>
-          <w:color w:val="000000"/>
-          <w:sz w:val="24"/>
-          <w:szCs w:val="24"/>
-          <w:lang w:val="en-US"/>
-        </w:rPr>
-      </w:pPr>
-      <w:r>
-        <w:rPr>
-          <w:rFonts w:ascii="Courier New" w:eastAsia="Times New Roman" w:hAnsi="Courier New" w:cs="Courier New"/>
-          <w:i/>
-          <w:iCs/>
-          <w:color w:val="000000"/>
-          <w:sz w:val="24"/>
-          <w:szCs w:val="24"/>
-          <w:lang w:val="en-US"/>
-        </w:rPr>
-        <w:t xml:space="preserve">    </w:t>
-      </w:r>
-    </w:p>
-    <w:p>
-      <w:pPr>
-        <w:spacing w:after="0" w:line="240" w:lineRule="auto"/>
-        <w:ind w:firstLine="709"/>
-        <w:jc w:val="both"/>
-        <w:rPr>
-          <w:rFonts w:ascii="Courier New" w:eastAsia="Times New Roman" w:hAnsi="Courier New" w:cs="Courier New"/>
-          <w:i/>
-          <w:iCs/>
-          <w:color w:val="000000"/>
-          <w:sz w:val="24"/>
-          <w:szCs w:val="24"/>
-          <w:lang w:val="en-US"/>
-        </w:rPr>
-      </w:pPr>
-      <w:r>
-        <w:rPr>
-          <w:rFonts w:ascii="Courier New" w:eastAsia="Times New Roman" w:hAnsi="Courier New" w:cs="Courier New"/>
-          <w:i/>
-          <w:iCs/>
-          <w:color w:val="000000"/>
-          <w:sz w:val="24"/>
-          <w:szCs w:val="24"/>
-          <w:lang w:val="en-US"/>
-        </w:rPr>
-        <w:t xml:space="preserve">    </w:t>
-      </w:r>
-      <w:proofErr w:type="spellStart"/>
-      <w:proofErr w:type="gramStart"/>
-      <w:r>
-        <w:rPr>
-          <w:rFonts w:ascii="Courier New" w:eastAsia="Times New Roman" w:hAnsi="Courier New" w:cs="Courier New"/>
-          <w:i/>
-          <w:iCs/>
-          <w:color w:val="000000"/>
-          <w:sz w:val="24"/>
-          <w:szCs w:val="24"/>
-          <w:lang w:val="en-US"/>
-        </w:rPr>
-        <w:t>numbers.forEach</w:t>
-      </w:r>
-      <w:proofErr w:type="spellEnd"/>
-      <w:proofErr w:type="gramEnd"/>
-      <w:r>
-        <w:rPr>
-          <w:rFonts w:ascii="Courier New" w:eastAsia="Times New Roman" w:hAnsi="Courier New" w:cs="Courier New"/>
-          <w:i/>
-          <w:iCs/>
-          <w:color w:val="000000"/>
-          <w:sz w:val="24"/>
-          <w:szCs w:val="24"/>
-          <w:lang w:val="en-US"/>
-        </w:rPr>
-        <w:t xml:space="preserve"> </w:t>
-      </w:r>
-      <w:proofErr w:type="gramStart"/>
-      <w:r>
-        <w:rPr>
-          <w:rFonts w:ascii="Courier New" w:eastAsia="Times New Roman" w:hAnsi="Courier New" w:cs="Courier New"/>
-          <w:i/>
-          <w:iCs/>
-          <w:color w:val="000000"/>
-          <w:sz w:val="24"/>
-          <w:szCs w:val="24"/>
-          <w:lang w:val="en-US"/>
-        </w:rPr>
-        <w:t>{ num</w:t>
-      </w:r>
-      <w:proofErr w:type="gramEnd"/>
-      <w:r>
-        <w:rPr>
-          <w:rFonts w:ascii="Courier New" w:eastAsia="Times New Roman" w:hAnsi="Courier New" w:cs="Courier New"/>
-          <w:i/>
-          <w:iCs/>
-          <w:color w:val="000000"/>
-          <w:sz w:val="24"/>
-          <w:szCs w:val="24"/>
-          <w:lang w:val="en-US"/>
-        </w:rPr>
-        <w:t xml:space="preserve"> in         // 37</w:t>
-      </w:r>
-    </w:p>
-    <w:p>
-      <w:pPr>
-        <w:spacing w:after="0" w:line="240" w:lineRule="auto"/>
-        <w:ind w:firstLine="709"/>
-        <w:jc w:val="both"/>
-        <w:rPr>
-          <w:rFonts w:ascii="Courier New" w:eastAsia="Times New Roman" w:hAnsi="Courier New" w:cs="Courier New"/>
-          <w:i/>
-          <w:iCs/>
-          <w:color w:val="000000"/>
-          <w:sz w:val="24"/>
-          <w:szCs w:val="24"/>
-        </w:rPr>
-      </w:pPr>
-      <w:r>
-        <w:rPr>
-          <w:rFonts w:ascii="Courier New" w:eastAsia="Times New Roman" w:hAnsi="Courier New" w:cs="Courier New"/>
-          <w:i/>
-          <w:iCs/>
-          <w:color w:val="000000"/>
-          <w:sz w:val="24"/>
-          <w:szCs w:val="24"/>
-          <w:lang w:val="en-US"/>
-        </w:rPr>
-        <w:t xml:space="preserve">        let</w:t>
-      </w:r>
-      <w:r>
-        <w:rPr>
-          <w:rFonts w:ascii="Courier New" w:eastAsia="Times New Roman" w:hAnsi="Courier New" w:cs="Courier New"/>
-          <w:i/>
-          <w:iCs/>
-          <w:color w:val="000000"/>
-          <w:sz w:val="24"/>
-          <w:szCs w:val="24"/>
-        </w:rPr>
-        <w:t xml:space="preserve"> </w:t>
-      </w:r>
-      <w:r>
-        <w:rPr>
-          <w:rFonts w:ascii="Courier New" w:eastAsia="Times New Roman" w:hAnsi="Courier New" w:cs="Courier New"/>
-          <w:i/>
-          <w:iCs/>
-          <w:color w:val="000000"/>
-          <w:sz w:val="24"/>
-          <w:szCs w:val="24"/>
-          <w:lang w:val="en-US"/>
-        </w:rPr>
-        <w:t>multiplier</w:t>
-      </w:r>
-      <w:r>
-        <w:rPr>
-          <w:rFonts w:ascii="Courier New" w:eastAsia="Times New Roman" w:hAnsi="Courier New" w:cs="Courier New"/>
-          <w:i/>
-          <w:iCs/>
-          <w:color w:val="000000"/>
-          <w:sz w:val="24"/>
-          <w:szCs w:val="24"/>
-        </w:rPr>
-        <w:t xml:space="preserve"> = (</w:t>
-      </w:r>
-      <w:r>
-        <w:rPr>
-          <w:rFonts w:ascii="Courier New" w:eastAsia="Times New Roman" w:hAnsi="Courier New" w:cs="Courier New"/>
-          <w:i/>
-          <w:iCs/>
-          <w:color w:val="000000"/>
-          <w:sz w:val="24"/>
-          <w:szCs w:val="24"/>
-          <w:lang w:val="en-US"/>
-        </w:rPr>
-        <w:t>num</w:t>
-      </w:r>
-      <w:r>
-        <w:rPr>
-          <w:rFonts w:ascii="Courier New" w:eastAsia="Times New Roman" w:hAnsi="Courier New" w:cs="Courier New"/>
-          <w:i/>
-          <w:iCs/>
-          <w:color w:val="000000"/>
-          <w:sz w:val="24"/>
-          <w:szCs w:val="24"/>
-        </w:rPr>
-        <w:t xml:space="preserve"> &gt; 0</w:t>
-      </w:r>
-      <w:proofErr w:type="gramStart"/>
-      <w:r>
-        <w:rPr>
-          <w:rFonts w:ascii="Courier New" w:eastAsia="Times New Roman" w:hAnsi="Courier New" w:cs="Courier New"/>
-          <w:i/>
-          <w:iCs/>
-          <w:color w:val="000000"/>
-          <w:sz w:val="24"/>
-          <w:szCs w:val="24"/>
-        </w:rPr>
-        <w:t>) ?</w:t>
-      </w:r>
-      <w:proofErr w:type="gramEnd"/>
-      <w:r>
-        <w:rPr>
-          <w:rFonts w:ascii="Courier New" w:eastAsia="Times New Roman" w:hAnsi="Courier New" w:cs="Courier New"/>
-          <w:i/>
-          <w:iCs/>
-          <w:color w:val="000000"/>
-          <w:sz w:val="24"/>
-          <w:szCs w:val="24"/>
-        </w:rPr>
-        <w:t xml:space="preserve"> </w:t>
-      </w:r>
-      <w:proofErr w:type="gramStart"/>
-      <w:r>
-        <w:rPr>
-          <w:rFonts w:ascii="Courier New" w:eastAsia="Times New Roman" w:hAnsi="Courier New" w:cs="Courier New"/>
-          <w:i/>
-          <w:iCs/>
-          <w:color w:val="000000"/>
-          <w:sz w:val="24"/>
-          <w:szCs w:val="24"/>
-        </w:rPr>
-        <w:t>2 :</w:t>
-      </w:r>
-      <w:proofErr w:type="gramEnd"/>
-      <w:r>
-        <w:rPr>
-          <w:rFonts w:ascii="Courier New" w:eastAsia="Times New Roman" w:hAnsi="Courier New" w:cs="Courier New"/>
-          <w:i/>
-          <w:iCs/>
-          <w:color w:val="000000"/>
-          <w:sz w:val="24"/>
-          <w:szCs w:val="24"/>
-        </w:rPr>
-        <w:t xml:space="preserve"> 1 // 38 (включает тернарный оператор)</w:t>
-      </w:r>
-    </w:p>
-    <w:p>
-      <w:pPr>
-        <w:spacing w:after="0" w:line="240" w:lineRule="auto"/>
-        <w:ind w:firstLine="709"/>
-        <w:jc w:val="both"/>
-        <w:rPr>
-          <w:rFonts w:ascii="Courier New" w:eastAsia="Times New Roman" w:hAnsi="Courier New" w:cs="Courier New"/>
-          <w:i/>
-          <w:iCs/>
-          <w:color w:val="000000"/>
-          <w:sz w:val="24"/>
-          <w:szCs w:val="24"/>
-        </w:rPr>
-      </w:pPr>
-      <w:r>
-        <w:rPr>
-          <w:rFonts w:ascii="Courier New" w:eastAsia="Times New Roman" w:hAnsi="Courier New" w:cs="Courier New"/>
-          <w:i/>
-          <w:iCs/>
-          <w:color w:val="000000"/>
-          <w:sz w:val="24"/>
-          <w:szCs w:val="24"/>
-        </w:rPr>
-        <w:t xml:space="preserve">         </w:t>
-      </w:r>
-    </w:p>
-    <w:p>
-      <w:pPr>
-        <w:spacing w:after="0" w:line="240" w:lineRule="auto"/>
-        <w:ind w:firstLine="709"/>
-        <w:jc w:val="both"/>
-        <w:rPr>
-          <w:rFonts w:ascii="Courier New" w:eastAsia="Times New Roman" w:hAnsi="Courier New" w:cs="Courier New"/>
-          <w:i/>
-          <w:iCs/>
-          <w:color w:val="000000"/>
-          <w:sz w:val="24"/>
-          <w:szCs w:val="24"/>
-          <w:lang w:val="en-US"/>
-        </w:rPr>
-      </w:pPr>
-      <w:r>
-        <w:rPr>
-          <w:rFonts w:ascii="Courier New" w:eastAsia="Times New Roman" w:hAnsi="Courier New" w:cs="Courier New"/>
-          <w:i/>
-          <w:iCs/>
-          <w:color w:val="000000"/>
-          <w:sz w:val="24"/>
-          <w:szCs w:val="24"/>
-        </w:rPr>
-        <w:t xml:space="preserve">        </w:t>
-      </w:r>
-      <w:r>
-        <w:rPr>
-          <w:rFonts w:ascii="Courier New" w:eastAsia="Times New Roman" w:hAnsi="Courier New" w:cs="Courier New"/>
-          <w:i/>
-          <w:iCs/>
-          <w:color w:val="000000"/>
-          <w:sz w:val="24"/>
-          <w:szCs w:val="24"/>
-          <w:lang w:val="en-US"/>
-        </w:rPr>
-        <w:t xml:space="preserve">for </w:t>
-      </w:r>
-      <w:proofErr w:type="spellStart"/>
-      <w:r>
-        <w:rPr>
-          <w:rFonts w:ascii="Courier New" w:eastAsia="Times New Roman" w:hAnsi="Courier New" w:cs="Courier New"/>
-          <w:i/>
-          <w:iCs/>
-          <w:color w:val="000000"/>
-          <w:sz w:val="24"/>
-          <w:szCs w:val="24"/>
-          <w:lang w:val="en-US"/>
-        </w:rPr>
-        <w:t>i</w:t>
-      </w:r>
-      <w:proofErr w:type="spellEnd"/>
-      <w:r>
-        <w:rPr>
-          <w:rFonts w:ascii="Courier New" w:eastAsia="Times New Roman" w:hAnsi="Courier New" w:cs="Courier New"/>
-          <w:i/>
-          <w:iCs/>
-          <w:color w:val="000000"/>
-          <w:sz w:val="24"/>
-          <w:szCs w:val="24"/>
-          <w:lang w:val="en-US"/>
-        </w:rPr>
-        <w:t xml:space="preserve"> in 0..&lt;abs(num) </w:t>
-      </w:r>
-      <w:proofErr w:type="gramStart"/>
-      <w:r>
-        <w:rPr>
-          <w:rFonts w:ascii="Courier New" w:eastAsia="Times New Roman" w:hAnsi="Courier New" w:cs="Courier New"/>
-          <w:i/>
-          <w:iCs/>
-          <w:color w:val="000000"/>
-          <w:sz w:val="24"/>
-          <w:szCs w:val="24"/>
-          <w:lang w:val="en-US"/>
-        </w:rPr>
-        <w:t xml:space="preserve">{  </w:t>
-      </w:r>
-      <w:proofErr w:type="gramEnd"/>
-      <w:r>
-        <w:rPr>
-          <w:rFonts w:ascii="Courier New" w:eastAsia="Times New Roman" w:hAnsi="Courier New" w:cs="Courier New"/>
-          <w:i/>
-          <w:iCs/>
-          <w:color w:val="000000"/>
-          <w:sz w:val="24"/>
-          <w:szCs w:val="24"/>
-          <w:lang w:val="en-US"/>
-        </w:rPr>
-        <w:t xml:space="preserve">    // 39</w:t>
-      </w:r>
-    </w:p>
-    <w:p>
-      <w:pPr>
-        <w:spacing w:after="0" w:line="240" w:lineRule="auto"/>
-        <w:ind w:firstLine="709"/>
-        <w:jc w:val="both"/>
-        <w:rPr>
-          <w:rFonts w:ascii="Courier New" w:eastAsia="Times New Roman" w:hAnsi="Courier New" w:cs="Courier New"/>
-          <w:i/>
-          <w:iCs/>
-          <w:color w:val="000000"/>
-          <w:sz w:val="24"/>
-          <w:szCs w:val="24"/>
-          <w:lang w:val="en-US"/>
-        </w:rPr>
-      </w:pPr>
-      <w:r>
-        <w:rPr>
-          <w:rFonts w:ascii="Courier New" w:eastAsia="Times New Roman" w:hAnsi="Courier New" w:cs="Courier New"/>
-          <w:i/>
-          <w:iCs/>
-          <w:color w:val="000000"/>
-          <w:sz w:val="24"/>
-          <w:szCs w:val="24"/>
-          <w:lang w:val="en-US"/>
-        </w:rPr>
-        <w:t xml:space="preserve">            if </w:t>
-      </w:r>
-      <w:proofErr w:type="spellStart"/>
-      <w:r>
-        <w:rPr>
-          <w:rFonts w:ascii="Courier New" w:eastAsia="Times New Roman" w:hAnsi="Courier New" w:cs="Courier New"/>
-          <w:i/>
-          <w:iCs/>
-          <w:color w:val="000000"/>
-          <w:sz w:val="24"/>
-          <w:szCs w:val="24"/>
-          <w:lang w:val="en-US"/>
-        </w:rPr>
-        <w:t>i</w:t>
-      </w:r>
-      <w:proofErr w:type="spellEnd"/>
-      <w:r>
-        <w:rPr>
-          <w:rFonts w:ascii="Courier New" w:eastAsia="Times New Roman" w:hAnsi="Courier New" w:cs="Courier New"/>
-          <w:i/>
-          <w:iCs/>
-          <w:color w:val="000000"/>
-          <w:sz w:val="24"/>
-          <w:szCs w:val="24"/>
-          <w:lang w:val="en-US"/>
-        </w:rPr>
-        <w:t xml:space="preserve"> % 2 == 0 </w:t>
-      </w:r>
-      <w:proofErr w:type="gramStart"/>
-      <w:r>
-        <w:rPr>
-          <w:rFonts w:ascii="Courier New" w:eastAsia="Times New Roman" w:hAnsi="Courier New" w:cs="Courier New"/>
-          <w:i/>
-          <w:iCs/>
-          <w:color w:val="000000"/>
-          <w:sz w:val="24"/>
-          <w:szCs w:val="24"/>
-          <w:lang w:val="en-US"/>
-        </w:rPr>
-        <w:t xml:space="preserve">{  </w:t>
-      </w:r>
-      <w:proofErr w:type="gramEnd"/>
-      <w:r>
-        <w:rPr>
-          <w:rFonts w:ascii="Courier New" w:eastAsia="Times New Roman" w:hAnsi="Courier New" w:cs="Courier New"/>
-          <w:i/>
-          <w:iCs/>
-          <w:color w:val="000000"/>
-          <w:sz w:val="24"/>
-          <w:szCs w:val="24"/>
-          <w:lang w:val="en-US"/>
-        </w:rPr>
-        <w:t xml:space="preserve">        // 40</w:t>
-      </w:r>
-    </w:p>
-    <w:p>
-      <w:pPr>
-        <w:spacing w:after="0" w:line="240" w:lineRule="auto"/>
-        <w:ind w:firstLine="709"/>
-        <w:jc w:val="both"/>
-        <w:rPr>
-          <w:rFonts w:ascii="Courier New" w:eastAsia="Times New Roman" w:hAnsi="Courier New" w:cs="Courier New"/>
-          <w:i/>
-          <w:iCs/>
-          <w:color w:val="000000"/>
-          <w:sz w:val="24"/>
-          <w:szCs w:val="24"/>
-          <w:lang w:val="en-US"/>
-        </w:rPr>
-      </w:pPr>
-      <w:r>
-        <w:rPr>
-          <w:rFonts w:ascii="Courier New" w:eastAsia="Times New Roman" w:hAnsi="Courier New" w:cs="Courier New"/>
-          <w:i/>
-          <w:iCs/>
-          <w:color w:val="000000"/>
-          <w:sz w:val="24"/>
-          <w:szCs w:val="24"/>
-          <w:lang w:val="en-US"/>
-        </w:rPr>
-        <w:t xml:space="preserve">                var count = </w:t>
-      </w:r>
-      <w:proofErr w:type="spellStart"/>
-      <w:r>
-        <w:rPr>
-          <w:rFonts w:ascii="Courier New" w:eastAsia="Times New Roman" w:hAnsi="Courier New" w:cs="Courier New"/>
-          <w:i/>
-          <w:iCs/>
-          <w:color w:val="000000"/>
-          <w:sz w:val="24"/>
-          <w:szCs w:val="24"/>
-          <w:lang w:val="en-US"/>
-        </w:rPr>
-        <w:t>i</w:t>
-      </w:r>
-      <w:proofErr w:type="spellEnd"/>
-      <w:r>
-        <w:rPr>
-          <w:rFonts w:ascii="Courier New" w:eastAsia="Times New Roman" w:hAnsi="Courier New" w:cs="Courier New"/>
-          <w:i/>
-          <w:iCs/>
-          <w:color w:val="000000"/>
-          <w:sz w:val="24"/>
-          <w:szCs w:val="24"/>
-          <w:lang w:val="en-US"/>
-        </w:rPr>
-        <w:t xml:space="preserve">        // 41</w:t>
-      </w:r>
-    </w:p>
-    <w:p>
-      <w:pPr>
-        <w:spacing w:after="0" w:line="240" w:lineRule="auto"/>
-        <w:ind w:firstLine="709"/>
-        <w:jc w:val="both"/>
-        <w:rPr>
-          <w:rFonts w:ascii="Courier New" w:eastAsia="Times New Roman" w:hAnsi="Courier New" w:cs="Courier New"/>
-          <w:i/>
-          <w:iCs/>
-          <w:color w:val="000000"/>
-          <w:sz w:val="24"/>
-          <w:szCs w:val="24"/>
-          <w:lang w:val="en-US"/>
-        </w:rPr>
-      </w:pPr>
-      <w:r>
-        <w:rPr>
-          <w:rFonts w:ascii="Courier New" w:eastAsia="Times New Roman" w:hAnsi="Courier New" w:cs="Courier New"/>
-          <w:i/>
-          <w:iCs/>
-          <w:color w:val="000000"/>
-          <w:sz w:val="24"/>
-          <w:szCs w:val="24"/>
-          <w:lang w:val="en-US"/>
-        </w:rPr>
-        <w:t xml:space="preserve">                 </w:t>
-      </w:r>
-    </w:p>
-    <w:p>
-      <w:pPr>
-        <w:spacing w:after="0" w:line="240" w:lineRule="auto"/>
-        <w:ind w:firstLine="709"/>
-        <w:jc w:val="both"/>
-        <w:rPr>
-          <w:rFonts w:ascii="Courier New" w:eastAsia="Times New Roman" w:hAnsi="Courier New" w:cs="Courier New"/>
-          <w:i/>
-          <w:iCs/>
-          <w:color w:val="000000"/>
-          <w:sz w:val="24"/>
-          <w:szCs w:val="24"/>
-        </w:rPr>
-      </w:pPr>
-      <w:r>
-        <w:rPr>
-          <w:rFonts w:ascii="Courier New" w:eastAsia="Times New Roman" w:hAnsi="Courier New" w:cs="Courier New"/>
-          <w:i/>
-          <w:iCs/>
-          <w:color w:val="000000"/>
-          <w:sz w:val="24"/>
-          <w:szCs w:val="24"/>
-          <w:lang w:val="en-US"/>
-        </w:rPr>
-        <w:t xml:space="preserve">                while</w:t>
-      </w:r>
-      <w:r>
-        <w:rPr>
-          <w:rFonts w:ascii="Courier New" w:eastAsia="Times New Roman" w:hAnsi="Courier New" w:cs="Courier New"/>
-          <w:i/>
-          <w:iCs/>
-          <w:color w:val="000000"/>
-          <w:sz w:val="24"/>
-          <w:szCs w:val="24"/>
-        </w:rPr>
-        <w:t xml:space="preserve"> </w:t>
-      </w:r>
-      <w:r>
-        <w:rPr>
-          <w:rFonts w:ascii="Courier New" w:eastAsia="Times New Roman" w:hAnsi="Courier New" w:cs="Courier New"/>
-          <w:i/>
-          <w:iCs/>
-          <w:color w:val="000000"/>
-          <w:sz w:val="24"/>
-          <w:szCs w:val="24"/>
-          <w:lang w:val="en-US"/>
-        </w:rPr>
-        <w:t>count</w:t>
-      </w:r>
-      <w:r>
-        <w:rPr>
-          <w:rFonts w:ascii="Courier New" w:eastAsia="Times New Roman" w:hAnsi="Courier New" w:cs="Courier New"/>
-          <w:i/>
-          <w:iCs/>
-          <w:color w:val="000000"/>
-          <w:sz w:val="24"/>
-          <w:szCs w:val="24"/>
-        </w:rPr>
-        <w:t xml:space="preserve"> &lt; 3 </w:t>
-      </w:r>
-      <w:proofErr w:type="gramStart"/>
-      <w:r>
-        <w:rPr>
-          <w:rFonts w:ascii="Courier New" w:eastAsia="Times New Roman" w:hAnsi="Courier New" w:cs="Courier New"/>
-          <w:i/>
-          <w:iCs/>
-          <w:color w:val="000000"/>
-          <w:sz w:val="24"/>
-          <w:szCs w:val="24"/>
-        </w:rPr>
-        <w:t xml:space="preserve">{  </w:t>
-      </w:r>
-      <w:proofErr w:type="gramEnd"/>
-      <w:r>
-        <w:rPr>
-          <w:rFonts w:ascii="Courier New" w:eastAsia="Times New Roman" w:hAnsi="Courier New" w:cs="Courier New"/>
-          <w:i/>
-          <w:iCs/>
-          <w:color w:val="000000"/>
-          <w:sz w:val="24"/>
-          <w:szCs w:val="24"/>
-        </w:rPr>
-        <w:t xml:space="preserve">  // 42</w:t>
-      </w:r>
-    </w:p>
-    <w:p>
-      <w:pPr>
-        <w:spacing w:after="0" w:line="240" w:lineRule="auto"/>
-        <w:ind w:firstLine="709"/>
-        <w:jc w:val="both"/>
-        <w:rPr>
-          <w:rFonts w:ascii="Courier New" w:eastAsia="Times New Roman" w:hAnsi="Courier New" w:cs="Courier New"/>
-          <w:i/>
-          <w:iCs/>
-          <w:color w:val="000000"/>
-          <w:sz w:val="24"/>
-          <w:szCs w:val="24"/>
-        </w:rPr>
-      </w:pPr>
-      <w:r>
-        <w:rPr>
-          <w:rFonts w:ascii="Courier New" w:eastAsia="Times New Roman" w:hAnsi="Courier New" w:cs="Courier New"/>
-          <w:i/>
-          <w:iCs/>
-          <w:color w:val="000000"/>
-          <w:sz w:val="24"/>
-          <w:szCs w:val="24"/>
-        </w:rPr>
-        <w:t xml:space="preserve">                    // третий </w:t>
-      </w:r>
-      <w:r>
-        <w:rPr>
-          <w:rFonts w:ascii="Courier New" w:eastAsia="Times New Roman" w:hAnsi="Courier New" w:cs="Courier New"/>
-          <w:i/>
-          <w:iCs/>
-          <w:color w:val="000000"/>
-          <w:sz w:val="24"/>
-          <w:szCs w:val="24"/>
-          <w:lang w:val="en-US"/>
-        </w:rPr>
-        <w:t>switch</w:t>
-      </w:r>
-      <w:r>
-        <w:rPr>
-          <w:rFonts w:ascii="Courier New" w:eastAsia="Times New Roman" w:hAnsi="Courier New" w:cs="Courier New"/>
-          <w:i/>
-          <w:iCs/>
-          <w:color w:val="000000"/>
-          <w:sz w:val="24"/>
-          <w:szCs w:val="24"/>
-        </w:rPr>
-        <w:t xml:space="preserve"> (</w:t>
-      </w:r>
-      <w:r>
-        <w:rPr>
-          <w:rFonts w:ascii="Courier New" w:eastAsia="Times New Roman" w:hAnsi="Courier New" w:cs="Courier New"/>
-          <w:i/>
-          <w:iCs/>
-          <w:color w:val="000000"/>
-          <w:sz w:val="24"/>
-          <w:szCs w:val="24"/>
-          <w:lang w:val="en-US"/>
-        </w:rPr>
-        <w:t>count</w:t>
-      </w:r>
-      <w:r>
-        <w:rPr>
-          <w:rFonts w:ascii="Courier New" w:eastAsia="Times New Roman" w:hAnsi="Courier New" w:cs="Courier New"/>
-          <w:i/>
-          <w:iCs/>
-          <w:color w:val="000000"/>
-          <w:sz w:val="24"/>
-          <w:szCs w:val="24"/>
-        </w:rPr>
-        <w:t xml:space="preserve">) представлен через вложенные </w:t>
-      </w:r>
-      <w:r>
-        <w:rPr>
-          <w:rFonts w:ascii="Courier New" w:eastAsia="Times New Roman" w:hAnsi="Courier New" w:cs="Courier New"/>
-          <w:i/>
-          <w:iCs/>
-          <w:color w:val="000000"/>
-          <w:sz w:val="24"/>
-          <w:szCs w:val="24"/>
-          <w:lang w:val="en-US"/>
-        </w:rPr>
-        <w:t>if</w:t>
-      </w:r>
-      <w:r>
-        <w:rPr>
-          <w:rFonts w:ascii="Courier New" w:eastAsia="Times New Roman" w:hAnsi="Courier New" w:cs="Courier New"/>
-          <w:i/>
-          <w:iCs/>
-          <w:color w:val="000000"/>
-          <w:sz w:val="24"/>
-          <w:szCs w:val="24"/>
-        </w:rPr>
-        <w:t xml:space="preserve"> (4 ветки -&gt; 3 проверки)</w:t>
-      </w:r>
-    </w:p>
-    <w:p>
-      <w:pPr>
-        <w:spacing w:after="0" w:line="240" w:lineRule="auto"/>
-        <w:ind w:firstLine="709"/>
-        <w:jc w:val="both"/>
-        <w:rPr>
-          <w:rFonts w:ascii="Courier New" w:eastAsia="Times New Roman" w:hAnsi="Courier New" w:cs="Courier New"/>
-          <w:i/>
-          <w:iCs/>
-          <w:color w:val="000000"/>
-          <w:sz w:val="24"/>
-          <w:szCs w:val="24"/>
-          <w:lang w:val="en-US"/>
-        </w:rPr>
-      </w:pPr>
-      <w:r>
-        <w:rPr>
-          <w:rFonts w:ascii="Courier New" w:eastAsia="Times New Roman" w:hAnsi="Courier New" w:cs="Courier New"/>
-          <w:i/>
-          <w:iCs/>
-          <w:color w:val="000000"/>
-          <w:sz w:val="24"/>
-          <w:szCs w:val="24"/>
-        </w:rPr>
-        <w:t xml:space="preserve">                    </w:t>
-      </w:r>
-      <w:r>
-        <w:rPr>
-          <w:rFonts w:ascii="Courier New" w:eastAsia="Times New Roman" w:hAnsi="Courier New" w:cs="Courier New"/>
-          <w:i/>
-          <w:iCs/>
-          <w:color w:val="000000"/>
-          <w:sz w:val="24"/>
-          <w:szCs w:val="24"/>
-          <w:lang w:val="en-US"/>
-        </w:rPr>
-        <w:t xml:space="preserve">if count == 0 </w:t>
-      </w:r>
-      <w:proofErr w:type="gramStart"/>
-      <w:r>
-        <w:rPr>
-          <w:rFonts w:ascii="Courier New" w:eastAsia="Times New Roman" w:hAnsi="Courier New" w:cs="Courier New"/>
-          <w:i/>
-          <w:iCs/>
-          <w:color w:val="000000"/>
-          <w:sz w:val="24"/>
-          <w:szCs w:val="24"/>
-          <w:lang w:val="en-US"/>
-        </w:rPr>
-        <w:t>{  /</w:t>
-      </w:r>
-      <w:proofErr w:type="gramEnd"/>
-      <w:r>
-        <w:rPr>
-          <w:rFonts w:ascii="Courier New" w:eastAsia="Times New Roman" w:hAnsi="Courier New" w:cs="Courier New"/>
-          <w:i/>
-          <w:iCs/>
-          <w:color w:val="000000"/>
-          <w:sz w:val="24"/>
-          <w:szCs w:val="24"/>
-          <w:lang w:val="en-US"/>
-        </w:rPr>
-        <w:t>/ 43</w:t>
-      </w:r>
-    </w:p>
-    <w:p>
-      <w:pPr>
-        <w:spacing w:after="0" w:line="240" w:lineRule="auto"/>
-        <w:ind w:firstLine="709"/>
-        <w:jc w:val="both"/>
-        <w:rPr>
-          <w:rFonts w:ascii="Courier New" w:eastAsia="Times New Roman" w:hAnsi="Courier New" w:cs="Courier New"/>
-          <w:i/>
-          <w:iCs/>
-          <w:color w:val="000000"/>
-          <w:sz w:val="24"/>
-          <w:szCs w:val="24"/>
-          <w:lang w:val="en-US"/>
-        </w:rPr>
-      </w:pPr>
-      <w:r>
-        <w:rPr>
-          <w:rFonts w:ascii="Courier New" w:eastAsia="Times New Roman" w:hAnsi="Courier New" w:cs="Courier New"/>
-          <w:i/>
-          <w:iCs/>
-          <w:color w:val="000000"/>
-          <w:sz w:val="24"/>
-          <w:szCs w:val="24"/>
-          <w:lang w:val="en-US"/>
-        </w:rPr>
-        <w:t xml:space="preserve">                        result += 1 * multiplier // 44</w:t>
-      </w:r>
-    </w:p>
-    <w:p>
-      <w:pPr>
-        <w:spacing w:after="0" w:line="240" w:lineRule="auto"/>
-        <w:ind w:firstLine="709"/>
-        <w:jc w:val="both"/>
-        <w:rPr>
-          <w:rFonts w:ascii="Courier New" w:eastAsia="Times New Roman" w:hAnsi="Courier New" w:cs="Courier New"/>
-          <w:i/>
-          <w:iCs/>
-          <w:color w:val="000000"/>
-          <w:sz w:val="24"/>
-          <w:szCs w:val="24"/>
-          <w:lang w:val="en-US"/>
-        </w:rPr>
-      </w:pPr>
-      <w:r>
-        <w:rPr>
-          <w:rFonts w:ascii="Courier New" w:eastAsia="Times New Roman" w:hAnsi="Courier New" w:cs="Courier New"/>
-          <w:i/>
-          <w:iCs/>
-          <w:color w:val="000000"/>
-          <w:sz w:val="24"/>
-          <w:szCs w:val="24"/>
-          <w:lang w:val="en-US"/>
-        </w:rPr>
-        <w:t xml:space="preserve">                    } else {</w:t>
-      </w:r>
-    </w:p>
-    <w:p>
-      <w:pPr>
-        <w:spacing w:after="0" w:line="240" w:lineRule="auto"/>
-        <w:ind w:firstLine="709"/>
-        <w:jc w:val="both"/>
-        <w:rPr>
-          <w:rFonts w:ascii="Courier New" w:eastAsia="Times New Roman" w:hAnsi="Courier New" w:cs="Courier New"/>
-          <w:i/>
-          <w:iCs/>
-          <w:color w:val="000000"/>
-          <w:sz w:val="24"/>
-          <w:szCs w:val="24"/>
-          <w:lang w:val="en-US"/>
-        </w:rPr>
-      </w:pPr>
-      <w:r>
-        <w:rPr>
-          <w:rFonts w:ascii="Courier New" w:eastAsia="Times New Roman" w:hAnsi="Courier New" w:cs="Courier New"/>
-          <w:i/>
-          <w:iCs/>
-          <w:color w:val="000000"/>
-          <w:sz w:val="24"/>
-          <w:szCs w:val="24"/>
-          <w:lang w:val="en-US"/>
-        </w:rPr>
-        <w:t xml:space="preserve">                        if count == 1 </w:t>
-      </w:r>
-      <w:proofErr w:type="gramStart"/>
-      <w:r>
-        <w:rPr>
-          <w:rFonts w:ascii="Courier New" w:eastAsia="Times New Roman" w:hAnsi="Courier New" w:cs="Courier New"/>
-          <w:i/>
-          <w:iCs/>
-          <w:color w:val="000000"/>
-          <w:sz w:val="24"/>
-          <w:szCs w:val="24"/>
-          <w:lang w:val="en-US"/>
-        </w:rPr>
-        <w:t>{ /</w:t>
-      </w:r>
-      <w:proofErr w:type="gramEnd"/>
-      <w:r>
-        <w:rPr>
-          <w:rFonts w:ascii="Courier New" w:eastAsia="Times New Roman" w:hAnsi="Courier New" w:cs="Courier New"/>
-          <w:i/>
-          <w:iCs/>
-          <w:color w:val="000000"/>
-          <w:sz w:val="24"/>
-          <w:szCs w:val="24"/>
-          <w:lang w:val="en-US"/>
-        </w:rPr>
-        <w:t>/ 45</w:t>
-      </w:r>
-    </w:p>
-    <w:p>
-      <w:pPr>
-        <w:spacing w:after="0" w:line="240" w:lineRule="auto"/>
-        <w:ind w:firstLine="709"/>
-        <w:jc w:val="both"/>
-        <w:rPr>
-          <w:rFonts w:ascii="Courier New" w:eastAsia="Times New Roman" w:hAnsi="Courier New" w:cs="Courier New"/>
-          <w:i/>
-          <w:iCs/>
-          <w:color w:val="000000"/>
-          <w:sz w:val="24"/>
-          <w:szCs w:val="24"/>
-          <w:lang w:val="en-US"/>
-        </w:rPr>
-      </w:pPr>
-      <w:r>
-        <w:rPr>
-          <w:rFonts w:ascii="Courier New" w:eastAsia="Times New Roman" w:hAnsi="Courier New" w:cs="Courier New"/>
-          <w:i/>
-          <w:iCs/>
-          <w:color w:val="000000"/>
-          <w:sz w:val="24"/>
-          <w:szCs w:val="24"/>
-          <w:lang w:val="en-US"/>
-        </w:rPr>
-        <w:t xml:space="preserve">                            result += 2 * multiplier // 46</w:t>
-      </w:r>
-    </w:p>
-    <w:p>
-      <w:pPr>
-        <w:spacing w:after="0" w:line="240" w:lineRule="auto"/>
-        <w:ind w:firstLine="709"/>
-        <w:jc w:val="both"/>
-        <w:rPr>
-          <w:rFonts w:ascii="Courier New" w:eastAsia="Times New Roman" w:hAnsi="Courier New" w:cs="Courier New"/>
-          <w:i/>
-          <w:iCs/>
-          <w:color w:val="000000"/>
-          <w:sz w:val="24"/>
-          <w:szCs w:val="24"/>
-          <w:lang w:val="en-US"/>
-        </w:rPr>
-      </w:pPr>
-      <w:r>
-        <w:rPr>
-          <w:rFonts w:ascii="Courier New" w:eastAsia="Times New Roman" w:hAnsi="Courier New" w:cs="Courier New"/>
-          <w:i/>
-          <w:iCs/>
-          <w:color w:val="000000"/>
-          <w:sz w:val="24"/>
-          <w:szCs w:val="24"/>
-          <w:lang w:val="en-US"/>
-        </w:rPr>
-        <w:t xml:space="preserve">                        } else {</w:t>
-      </w:r>
-    </w:p>
-    <w:p>
-      <w:pPr>
-        <w:spacing w:after="0" w:line="240" w:lineRule="auto"/>
-        <w:ind w:firstLine="709"/>
-        <w:jc w:val="both"/>
-        <w:rPr>
-          <w:rFonts w:ascii="Courier New" w:eastAsia="Times New Roman" w:hAnsi="Courier New" w:cs="Courier New"/>
-          <w:i/>
-          <w:iCs/>
-          <w:color w:val="000000"/>
-          <w:sz w:val="24"/>
-          <w:szCs w:val="24"/>
-          <w:lang w:val="en-US"/>
-        </w:rPr>
-      </w:pPr>
-      <w:r>
-        <w:rPr>
-          <w:rFonts w:ascii="Courier New" w:eastAsia="Times New Roman" w:hAnsi="Courier New" w:cs="Courier New"/>
-          <w:i/>
-          <w:iCs/>
-          <w:color w:val="000000"/>
-          <w:sz w:val="24"/>
-          <w:szCs w:val="24"/>
-          <w:lang w:val="en-US"/>
-        </w:rPr>
-        <w:t xml:space="preserve">                            if count == 2 </w:t>
-      </w:r>
-      <w:proofErr w:type="gramStart"/>
-      <w:r>
-        <w:rPr>
-          <w:rFonts w:ascii="Courier New" w:eastAsia="Times New Roman" w:hAnsi="Courier New" w:cs="Courier New"/>
-          <w:i/>
-          <w:iCs/>
-          <w:color w:val="000000"/>
-          <w:sz w:val="24"/>
-          <w:szCs w:val="24"/>
-          <w:lang w:val="en-US"/>
-        </w:rPr>
-        <w:t>{ /</w:t>
-      </w:r>
-      <w:proofErr w:type="gramEnd"/>
-      <w:r>
-        <w:rPr>
-          <w:rFonts w:ascii="Courier New" w:eastAsia="Times New Roman" w:hAnsi="Courier New" w:cs="Courier New"/>
-          <w:i/>
-          <w:iCs/>
-          <w:color w:val="000000"/>
-          <w:sz w:val="24"/>
-          <w:szCs w:val="24"/>
-          <w:lang w:val="en-US"/>
-        </w:rPr>
-        <w:t>/ 47</w:t>
-      </w:r>
-    </w:p>
-    <w:p>
-      <w:pPr>
-        <w:spacing w:after="0" w:line="240" w:lineRule="auto"/>
-        <w:ind w:firstLine="709"/>
-        <w:jc w:val="both"/>
-        <w:rPr>
-          <w:rFonts w:ascii="Courier New" w:eastAsia="Times New Roman" w:hAnsi="Courier New" w:cs="Courier New"/>
-          <w:i/>
-          <w:iCs/>
-          <w:color w:val="000000"/>
-          <w:sz w:val="24"/>
-          <w:szCs w:val="24"/>
-          <w:lang w:val="en-US"/>
-        </w:rPr>
-      </w:pPr>
-      <w:r>
-        <w:rPr>
-          <w:rFonts w:ascii="Courier New" w:eastAsia="Times New Roman" w:hAnsi="Courier New" w:cs="Courier New"/>
-          <w:i/>
-          <w:iCs/>
-          <w:color w:val="000000"/>
-          <w:sz w:val="24"/>
-          <w:szCs w:val="24"/>
-          <w:lang w:val="en-US"/>
-        </w:rPr>
-        <w:t xml:space="preserve">                                result += 3 * multiplier // 48</w:t>
-      </w:r>
-    </w:p>
-    <w:p>
-      <w:pPr>
-        <w:spacing w:after="0" w:line="240" w:lineRule="auto"/>
-        <w:ind w:firstLine="709"/>
-        <w:jc w:val="both"/>
-        <w:rPr>
-          <w:rFonts w:ascii="Courier New" w:eastAsia="Times New Roman" w:hAnsi="Courier New" w:cs="Courier New"/>
-          <w:i/>
-          <w:iCs/>
-          <w:color w:val="000000"/>
-          <w:sz w:val="24"/>
-          <w:szCs w:val="24"/>
-          <w:lang w:val="en-US"/>
-        </w:rPr>
-      </w:pPr>
-      <w:r>
-        <w:rPr>
-          <w:rFonts w:ascii="Courier New" w:eastAsia="Times New Roman" w:hAnsi="Courier New" w:cs="Courier New"/>
-          <w:i/>
-          <w:iCs/>
-          <w:color w:val="000000"/>
-          <w:sz w:val="24"/>
-          <w:szCs w:val="24"/>
-          <w:lang w:val="en-US"/>
-        </w:rPr>
-        <w:t xml:space="preserve">                            } else {</w:t>
-      </w:r>
-    </w:p>
-    <w:p>
-      <w:pPr>
-        <w:spacing w:after="0" w:line="240" w:lineRule="auto"/>
-        <w:ind w:firstLine="709"/>
-        <w:jc w:val="both"/>
-        <w:rPr>
-          <w:rFonts w:ascii="Courier New" w:eastAsia="Times New Roman" w:hAnsi="Courier New" w:cs="Courier New"/>
-          <w:i/>
-          <w:iCs/>
-          <w:color w:val="000000"/>
-          <w:sz w:val="24"/>
-          <w:szCs w:val="24"/>
-          <w:lang w:val="en-US"/>
-        </w:rPr>
-      </w:pPr>
-      <w:r>
-        <w:rPr>
-          <w:rFonts w:ascii="Courier New" w:eastAsia="Times New Roman" w:hAnsi="Courier New" w:cs="Courier New"/>
-          <w:i/>
-          <w:iCs/>
-          <w:color w:val="000000"/>
-          <w:sz w:val="24"/>
-          <w:szCs w:val="24"/>
-          <w:lang w:val="en-US"/>
-        </w:rPr>
-        <w:t xml:space="preserve">                                var k = 0 // 49</w:t>
-      </w:r>
-    </w:p>
-    <w:p>
-      <w:pPr>
-        <w:spacing w:after="0" w:line="240" w:lineRule="auto"/>
-        <w:ind w:firstLine="709"/>
-        <w:jc w:val="both"/>
-        <w:rPr>
-          <w:rFonts w:ascii="Courier New" w:eastAsia="Times New Roman" w:hAnsi="Courier New" w:cs="Courier New"/>
-          <w:i/>
-          <w:iCs/>
-          <w:color w:val="000000"/>
-          <w:sz w:val="24"/>
-          <w:szCs w:val="24"/>
-          <w:lang w:val="en-US"/>
-        </w:rPr>
-      </w:pPr>
-      <w:r>
-        <w:rPr>
-          <w:rFonts w:ascii="Courier New" w:eastAsia="Times New Roman" w:hAnsi="Courier New" w:cs="Courier New"/>
-          <w:i/>
-          <w:iCs/>
-          <w:color w:val="000000"/>
-          <w:sz w:val="24"/>
-          <w:szCs w:val="24"/>
-          <w:lang w:val="en-US"/>
-        </w:rPr>
-        <w:t xml:space="preserve">                                 </w:t>
-      </w:r>
-    </w:p>
-    <w:p>
-      <w:pPr>
-        <w:spacing w:after="0" w:line="240" w:lineRule="auto"/>
-        <w:ind w:firstLine="709"/>
-        <w:jc w:val="both"/>
-        <w:rPr>
-          <w:rFonts w:ascii="Courier New" w:eastAsia="Times New Roman" w:hAnsi="Courier New" w:cs="Courier New"/>
-          <w:i/>
-          <w:iCs/>
-          <w:color w:val="000000"/>
-          <w:sz w:val="24"/>
-          <w:szCs w:val="24"/>
-          <w:lang w:val="en-US"/>
-        </w:rPr>
-      </w:pPr>
-      <w:r>
-        <w:rPr>
-          <w:rFonts w:ascii="Courier New" w:eastAsia="Times New Roman" w:hAnsi="Courier New" w:cs="Courier New"/>
-          <w:i/>
-          <w:iCs/>
-          <w:color w:val="000000"/>
-          <w:sz w:val="24"/>
-          <w:szCs w:val="24"/>
-          <w:lang w:val="en-US"/>
-        </w:rPr>
-        <w:t xml:space="preserve">                                repeat </w:t>
-      </w:r>
-      <w:proofErr w:type="gramStart"/>
-      <w:r>
-        <w:rPr>
-          <w:rFonts w:ascii="Courier New" w:eastAsia="Times New Roman" w:hAnsi="Courier New" w:cs="Courier New"/>
-          <w:i/>
-          <w:iCs/>
-          <w:color w:val="000000"/>
-          <w:sz w:val="24"/>
-          <w:szCs w:val="24"/>
-          <w:lang w:val="en-US"/>
-        </w:rPr>
-        <w:t>{ /</w:t>
-      </w:r>
-      <w:proofErr w:type="gramEnd"/>
-      <w:r>
-        <w:rPr>
-          <w:rFonts w:ascii="Courier New" w:eastAsia="Times New Roman" w:hAnsi="Courier New" w:cs="Courier New"/>
-          <w:i/>
-          <w:iCs/>
-          <w:color w:val="000000"/>
-          <w:sz w:val="24"/>
-          <w:szCs w:val="24"/>
-          <w:lang w:val="en-US"/>
-        </w:rPr>
-        <w:t>/ 50</w:t>
-      </w:r>
-    </w:p>
-    <w:p>
-      <w:pPr>
-        <w:spacing w:after="0" w:line="240" w:lineRule="auto"/>
-        <w:ind w:firstLine="709"/>
-        <w:jc w:val="both"/>
-        <w:rPr>
-          <w:rFonts w:ascii="Courier New" w:eastAsia="Times New Roman" w:hAnsi="Courier New" w:cs="Courier New"/>
-          <w:i/>
-          <w:iCs/>
-          <w:color w:val="000000"/>
-          <w:sz w:val="24"/>
-          <w:szCs w:val="24"/>
-          <w:lang w:val="en-US"/>
-        </w:rPr>
-      </w:pPr>
-      <w:r>
-        <w:rPr>
-          <w:rFonts w:ascii="Courier New" w:eastAsia="Times New Roman" w:hAnsi="Courier New" w:cs="Courier New"/>
-          <w:i/>
-          <w:iCs/>
-          <w:color w:val="000000"/>
-          <w:sz w:val="24"/>
-          <w:szCs w:val="24"/>
-          <w:lang w:val="en-US"/>
-        </w:rPr>
-        <w:t xml:space="preserve">                                    result -= 1 // 51</w:t>
-      </w:r>
-    </w:p>
-    <w:p>
-      <w:pPr>
-        <w:spacing w:after="0" w:line="240" w:lineRule="auto"/>
-        <w:ind w:firstLine="709"/>
-        <w:jc w:val="both"/>
-        <w:rPr>
-          <w:rFonts w:ascii="Courier New" w:eastAsia="Times New Roman" w:hAnsi="Courier New" w:cs="Courier New"/>
-          <w:i/>
-          <w:iCs/>
-          <w:color w:val="000000"/>
-          <w:sz w:val="24"/>
-          <w:szCs w:val="24"/>
-          <w:lang w:val="en-US"/>
-        </w:rPr>
-      </w:pPr>
-      <w:r>
-        <w:rPr>
-          <w:rFonts w:ascii="Courier New" w:eastAsia="Times New Roman" w:hAnsi="Courier New" w:cs="Courier New"/>
-          <w:i/>
-          <w:iCs/>
-          <w:color w:val="000000"/>
-          <w:sz w:val="24"/>
-          <w:szCs w:val="24"/>
-          <w:lang w:val="en-US"/>
-        </w:rPr>
-        <w:t xml:space="preserve">                                    k += 1 // 52</w:t>
-      </w:r>
-    </w:p>
-    <w:p>
-      <w:pPr>
-        <w:spacing w:after="0" w:line="240" w:lineRule="auto"/>
-        <w:ind w:firstLine="709"/>
-        <w:jc w:val="both"/>
-        <w:rPr>
-          <w:rFonts w:ascii="Courier New" w:eastAsia="Times New Roman" w:hAnsi="Courier New" w:cs="Courier New"/>
-          <w:i/>
-          <w:iCs/>
-          <w:color w:val="000000"/>
-          <w:sz w:val="24"/>
-          <w:szCs w:val="24"/>
-          <w:lang w:val="en-US"/>
-        </w:rPr>
-      </w:pPr>
-      <w:r>
-        <w:rPr>
-          <w:rFonts w:ascii="Courier New" w:eastAsia="Times New Roman" w:hAnsi="Courier New" w:cs="Courier New"/>
-          <w:i/>
-          <w:iCs/>
-          <w:color w:val="000000"/>
-          <w:sz w:val="24"/>
-          <w:szCs w:val="24"/>
-          <w:lang w:val="en-US"/>
-        </w:rPr>
-        <w:t xml:space="preserve">                                } while k &lt; 2</w:t>
-      </w:r>
-    </w:p>
-    <w:p>
-      <w:pPr>
-        <w:spacing w:after="0" w:line="240" w:lineRule="auto"/>
-        <w:ind w:firstLine="709"/>
-        <w:jc w:val="both"/>
-        <w:rPr>
-          <w:rFonts w:ascii="Courier New" w:eastAsia="Times New Roman" w:hAnsi="Courier New" w:cs="Courier New"/>
-          <w:i/>
-          <w:iCs/>
-          <w:color w:val="000000"/>
-          <w:sz w:val="24"/>
-          <w:szCs w:val="24"/>
-          <w:lang w:val="en-US"/>
-        </w:rPr>
-      </w:pPr>
-      <w:r>
-        <w:rPr>
-          <w:rFonts w:ascii="Courier New" w:eastAsia="Times New Roman" w:hAnsi="Courier New" w:cs="Courier New"/>
-          <w:i/>
-          <w:iCs/>
-          <w:color w:val="000000"/>
-          <w:sz w:val="24"/>
-          <w:szCs w:val="24"/>
-          <w:lang w:val="en-US"/>
-        </w:rPr>
-        <w:t xml:space="preserve">                            }</w:t>
-      </w:r>
-    </w:p>
-    <w:p>
-      <w:pPr>
-        <w:spacing w:after="0" w:line="240" w:lineRule="auto"/>
-        <w:ind w:firstLine="709"/>
-        <w:jc w:val="both"/>
-        <w:rPr>
-          <w:rFonts w:ascii="Courier New" w:eastAsia="Times New Roman" w:hAnsi="Courier New" w:cs="Courier New"/>
-          <w:i/>
-          <w:iCs/>
-          <w:color w:val="000000"/>
-          <w:sz w:val="24"/>
-          <w:szCs w:val="24"/>
-          <w:lang w:val="en-US"/>
-        </w:rPr>
-      </w:pPr>
-      <w:r>
-        <w:rPr>
-          <w:rFonts w:ascii="Courier New" w:eastAsia="Times New Roman" w:hAnsi="Courier New" w:cs="Courier New"/>
-          <w:i/>
-          <w:iCs/>
-          <w:color w:val="000000"/>
-          <w:sz w:val="24"/>
-          <w:szCs w:val="24"/>
-          <w:lang w:val="en-US"/>
-        </w:rPr>
-        <w:t xml:space="preserve">                        }</w:t>
-      </w:r>
-    </w:p>
-    <w:p>
-      <w:pPr>
-        <w:spacing w:after="0" w:line="240" w:lineRule="auto"/>
-        <w:ind w:firstLine="709"/>
-        <w:jc w:val="both"/>
-        <w:rPr>
-          <w:rFonts w:ascii="Courier New" w:eastAsia="Times New Roman" w:hAnsi="Courier New" w:cs="Courier New"/>
-          <w:i/>
-          <w:iCs/>
-          <w:color w:val="000000"/>
-          <w:sz w:val="24"/>
-          <w:szCs w:val="24"/>
-          <w:lang w:val="en-US"/>
-        </w:rPr>
-      </w:pPr>
-      <w:r>
-        <w:rPr>
-          <w:rFonts w:ascii="Courier New" w:eastAsia="Times New Roman" w:hAnsi="Courier New" w:cs="Courier New"/>
-          <w:i/>
-          <w:iCs/>
-          <w:color w:val="000000"/>
-          <w:sz w:val="24"/>
-          <w:szCs w:val="24"/>
-          <w:lang w:val="en-US"/>
-        </w:rPr>
-        <w:t xml:space="preserve">                    }</w:t>
-      </w:r>
-    </w:p>
-    <w:p>
-      <w:pPr>
-        <w:spacing w:after="0" w:line="240" w:lineRule="auto"/>
-        <w:ind w:firstLine="709"/>
-        <w:jc w:val="both"/>
-        <w:rPr>
-          <w:rFonts w:ascii="Courier New" w:eastAsia="Times New Roman" w:hAnsi="Courier New" w:cs="Courier New"/>
-          <w:i/>
-          <w:iCs/>
-          <w:color w:val="000000"/>
-          <w:sz w:val="24"/>
-          <w:szCs w:val="24"/>
-          <w:lang w:val="en-US"/>
-        </w:rPr>
-      </w:pPr>
-      <w:r>
-        <w:rPr>
-          <w:rFonts w:ascii="Courier New" w:eastAsia="Times New Roman" w:hAnsi="Courier New" w:cs="Courier New"/>
-          <w:i/>
-          <w:iCs/>
-          <w:color w:val="000000"/>
-          <w:sz w:val="24"/>
-          <w:szCs w:val="24"/>
-          <w:lang w:val="en-US"/>
-        </w:rPr>
-        <w:t xml:space="preserve">                    count += 1       // 53</w:t>
-      </w:r>
-    </w:p>
-    <w:p>
-      <w:pPr>
-        <w:spacing w:after="0" w:line="240" w:lineRule="auto"/>
-        <w:ind w:firstLine="709"/>
-        <w:jc w:val="both"/>
-        <w:rPr>
-          <w:rFonts w:ascii="Courier New" w:eastAsia="Times New Roman" w:hAnsi="Courier New" w:cs="Courier New"/>
-          <w:i/>
-          <w:iCs/>
-          <w:color w:val="000000"/>
-          <w:sz w:val="24"/>
-          <w:szCs w:val="24"/>
-          <w:lang w:val="en-US"/>
-        </w:rPr>
-      </w:pPr>
-      <w:r>
-        <w:rPr>
-          <w:rFonts w:ascii="Courier New" w:eastAsia="Times New Roman" w:hAnsi="Courier New" w:cs="Courier New"/>
-          <w:i/>
-          <w:iCs/>
-          <w:color w:val="000000"/>
-          <w:sz w:val="24"/>
-          <w:szCs w:val="24"/>
-          <w:lang w:val="en-US"/>
-        </w:rPr>
-        <w:t xml:space="preserve">                }</w:t>
-      </w:r>
-    </w:p>
-    <w:p>
-      <w:pPr>
-        <w:spacing w:after="0" w:line="240" w:lineRule="auto"/>
-        <w:ind w:firstLine="709"/>
-        <w:jc w:val="both"/>
-        <w:rPr>
-          <w:rFonts w:ascii="Courier New" w:eastAsia="Times New Roman" w:hAnsi="Courier New" w:cs="Courier New"/>
-          <w:i/>
-          <w:iCs/>
-          <w:color w:val="000000"/>
-          <w:sz w:val="24"/>
-          <w:szCs w:val="24"/>
-          <w:lang w:val="en-US"/>
-        </w:rPr>
-      </w:pPr>
-      <w:r>
-        <w:rPr>
-          <w:rFonts w:ascii="Courier New" w:eastAsia="Times New Roman" w:hAnsi="Courier New" w:cs="Courier New"/>
-          <w:i/>
-          <w:iCs/>
-          <w:color w:val="000000"/>
-          <w:sz w:val="24"/>
-          <w:szCs w:val="24"/>
-          <w:lang w:val="en-US"/>
-        </w:rPr>
-        <w:t xml:space="preserve">            }</w:t>
-      </w:r>
-    </w:p>
-    <w:p>
-      <w:pPr>
-        <w:spacing w:after="0" w:line="240" w:lineRule="auto"/>
-        <w:ind w:firstLine="709"/>
-        <w:jc w:val="both"/>
-        <w:rPr>
-          <w:rFonts w:ascii="Courier New" w:eastAsia="Times New Roman" w:hAnsi="Courier New" w:cs="Courier New"/>
-          <w:i/>
-          <w:iCs/>
-          <w:color w:val="000000"/>
-          <w:sz w:val="24"/>
-          <w:szCs w:val="24"/>
-          <w:lang w:val="en-US"/>
-        </w:rPr>
-      </w:pPr>
-      <w:r>
-        <w:rPr>
-          <w:rFonts w:ascii="Courier New" w:eastAsia="Times New Roman" w:hAnsi="Courier New" w:cs="Courier New"/>
-          <w:i/>
-          <w:iCs/>
-          <w:color w:val="000000"/>
-          <w:sz w:val="24"/>
-          <w:szCs w:val="24"/>
-          <w:lang w:val="en-US"/>
-        </w:rPr>
-        <w:t xml:space="preserve">        }</w:t>
-      </w:r>
-    </w:p>
-    <w:p>
-      <w:pPr>
-        <w:spacing w:after="0" w:line="240" w:lineRule="auto"/>
-        <w:ind w:firstLine="709"/>
-        <w:jc w:val="both"/>
-        <w:rPr>
-          <w:rFonts w:ascii="Courier New" w:eastAsia="Times New Roman" w:hAnsi="Courier New" w:cs="Courier New"/>
-          <w:i/>
-          <w:iCs/>
-          <w:color w:val="000000"/>
-          <w:sz w:val="24"/>
-          <w:szCs w:val="24"/>
-          <w:lang w:val="en-US"/>
-        </w:rPr>
-      </w:pPr>
-      <w:r>
-        <w:rPr>
-          <w:rFonts w:ascii="Courier New" w:eastAsia="Times New Roman" w:hAnsi="Courier New" w:cs="Courier New"/>
-          <w:i/>
-          <w:iCs/>
-          <w:color w:val="000000"/>
-          <w:sz w:val="24"/>
-          <w:szCs w:val="24"/>
-          <w:lang w:val="en-US"/>
-        </w:rPr>
-        <w:t xml:space="preserve">    }</w:t>
-      </w:r>
-    </w:p>
-    <w:p>
-      <w:pPr>
-        <w:spacing w:after="0" w:line="240" w:lineRule="auto"/>
-        <w:ind w:firstLine="709"/>
-        <w:jc w:val="both"/>
-        <w:rPr>
-          <w:rFonts w:ascii="Courier New" w:eastAsia="Times New Roman" w:hAnsi="Courier New" w:cs="Courier New"/>
-          <w:i/>
-          <w:iCs/>
-          <w:color w:val="000000"/>
-          <w:sz w:val="24"/>
-          <w:szCs w:val="24"/>
-          <w:lang w:val="en-US"/>
-        </w:rPr>
-      </w:pPr>
-      <w:r>
-        <w:rPr>
-          <w:rFonts w:ascii="Courier New" w:eastAsia="Times New Roman" w:hAnsi="Courier New" w:cs="Courier New"/>
-          <w:i/>
-          <w:iCs/>
-          <w:color w:val="000000"/>
-          <w:sz w:val="24"/>
-          <w:szCs w:val="24"/>
-          <w:lang w:val="en-US"/>
-        </w:rPr>
-        <w:t xml:space="preserve">    </w:t>
-      </w:r>
-    </w:p>
-    <w:p>
-      <w:pPr>
-        <w:spacing w:after="0" w:line="240" w:lineRule="auto"/>
-        <w:ind w:firstLine="709"/>
-        <w:jc w:val="both"/>
-        <w:rPr>
-          <w:rFonts w:ascii="Courier New" w:eastAsia="Times New Roman" w:hAnsi="Courier New" w:cs="Courier New"/>
-          <w:i/>
-          <w:iCs/>
-          <w:color w:val="000000"/>
-          <w:sz w:val="24"/>
-          <w:szCs w:val="24"/>
-          <w:lang w:val="en-US"/>
-        </w:rPr>
-      </w:pPr>
-      <w:r>
-        <w:rPr>
-          <w:rFonts w:ascii="Courier New" w:eastAsia="Times New Roman" w:hAnsi="Courier New" w:cs="Courier New"/>
-          <w:i/>
-          <w:iCs/>
-          <w:color w:val="000000"/>
-          <w:sz w:val="24"/>
-          <w:szCs w:val="24"/>
-          <w:lang w:val="en-US"/>
-        </w:rPr>
-        <w:t xml:space="preserve">    </w:t>
-      </w:r>
-      <w:proofErr w:type="gramStart"/>
-      <w:r>
-        <w:rPr>
-          <w:rFonts w:ascii="Courier New" w:eastAsia="Times New Roman" w:hAnsi="Courier New" w:cs="Courier New"/>
-          <w:i/>
-          <w:iCs/>
-          <w:color w:val="000000"/>
-          <w:sz w:val="24"/>
-          <w:szCs w:val="24"/>
-          <w:lang w:val="en-US"/>
-        </w:rPr>
-        <w:t>print(</w:t>
-      </w:r>
-      <w:proofErr w:type="gramEnd"/>
-      <w:r>
-        <w:rPr>
-          <w:rFonts w:ascii="Courier New" w:eastAsia="Times New Roman" w:hAnsi="Courier New" w:cs="Courier New"/>
-          <w:i/>
-          <w:iCs/>
-          <w:color w:val="000000"/>
-          <w:sz w:val="24"/>
-          <w:szCs w:val="24"/>
-          <w:lang w:val="en-US"/>
-        </w:rPr>
-        <w:t>"Sum: \(sum), Status: \(status), Result: \(result)") // 54</w:t>
-      </w:r>
-    </w:p>
-    <w:p>
-      <w:pPr>
-        <w:spacing w:after="0" w:line="240" w:lineRule="auto"/>
-        <w:ind w:firstLine="709"/>
-        <w:jc w:val="both"/>
-        <w:rPr>
-          <w:rFonts w:ascii="Courier New" w:eastAsia="Times New Roman" w:hAnsi="Courier New" w:cs="Courier New"/>
-          <w:i/>
-          <w:iCs/>
-          <w:color w:val="000000"/>
-          <w:sz w:val="24"/>
-          <w:szCs w:val="24"/>
-        </w:rPr>
-      </w:pPr>
-      <w:r>
-        <w:rPr>
-          <w:rFonts w:ascii="Courier New" w:eastAsia="Times New Roman" w:hAnsi="Courier New" w:cs="Courier New"/>
-          <w:i/>
-          <w:iCs/>
-          <w:color w:val="000000"/>
-          <w:sz w:val="24"/>
-          <w:szCs w:val="24"/>
+    </w:p>
+    <w:p>
+      <w:pPr>
+        <w:spacing w:after="0" w:line="240" w:lineRule="auto"/>
+        <w:ind w:firstLine="709"/>
+        <w:rPr>
+          <w:rFonts w:ascii="Courier New" w:eastAsia="Times New Roman" w:hAnsi="Courier New" w:cs="Courier New"/>
+          <w:i/>
+          <w:iCs/>
+          <w:color w:val="000000"/>
+          <w:sz w:val="24"/>
+          <w:szCs w:val="24"/>
+        </w:rPr>
+      </w:pPr>
+      <w:r>
+        <w:rPr>
+          <w:rFonts w:ascii="Courier New" w:eastAsia="Times New Roman" w:hAnsi="Courier New" w:cs="Courier New"/>
+          <w:i/>
+          <w:iCs/>
+          <w:color w:val="000000"/>
+          <w:sz w:val="24"/>
+          <w:szCs w:val="24"/>
+          <w:lang w:val="en-US"/>
         </w:rPr>
         <w:t>}</w:t>
       </w:r>
@@ -9061,17 +7992,7 @@
           <w:sz w:val="28"/>
           <w:szCs w:val="28"/>
         </w:rPr>
-        <w:t xml:space="preserve">– </w:t>
-      </w:r>
-      <w:r>
-        <w:rPr>
-          <w:rFonts w:ascii="Times New Roman" w:eastAsia="Times New Roman" w:hAnsi="Times New Roman" w:cs="Times New Roman"/>
-          <w:noProof/>
-          <w:color w:val="000000"/>
-          <w:sz w:val="28"/>
-          <w:szCs w:val="28"/>
-        </w:rPr>
-        <w:t>Подсчет управлябщих конструкций</w:t>
+        <w:t>– Подсчет управлябщих конструкций</w:t>
       </w:r>
     </w:p>
     <w:p>
@@ -9399,6 +8320,7 @@
                 <w:rFonts w:ascii="Times New Roman" w:hAnsi="Times New Roman" w:cs="Times New Roman"/>
                 <w:sz w:val="28"/>
                 <w:szCs w:val="28"/>
+                <w:lang w:val="en-US"/>
               </w:rPr>
             </w:pPr>
             <w:r>
@@ -9407,7 +8329,16 @@
                 <w:sz w:val="28"/>
                 <w:szCs w:val="28"/>
               </w:rPr>
-              <w:t>Цикл for num in array</w:t>
+              <w:t>Цикл</w:t>
+            </w:r>
+            <w:r>
+              <w:rPr>
+                <w:rFonts w:ascii="Times New Roman" w:hAnsi="Times New Roman" w:cs="Times New Roman"/>
+                <w:sz w:val="28"/>
+                <w:szCs w:val="28"/>
+                <w:lang w:val="en-US"/>
+              </w:rPr>
+              <w:t xml:space="preserve"> for num in array</w:t>
             </w:r>
           </w:p>
         </w:tc>
@@ -9538,7 +8469,6 @@
               <w:t xml:space="preserve"> </w:t>
             </w:r>
             <w:proofErr w:type="spellStart"/>
-            <w:proofErr w:type="gramStart"/>
             <w:r>
               <w:rPr>
                 <w:rFonts w:ascii="Times New Roman" w:hAnsi="Times New Roman" w:cs="Times New Roman"/>
@@ -9554,16 +8484,7 @@
                 <w:sz w:val="28"/>
                 <w:szCs w:val="28"/>
               </w:rPr>
-              <w:t xml:space="preserve"> !</w:t>
-            </w:r>
-            <w:proofErr w:type="gramEnd"/>
-            <w:r>
-              <w:rPr>
-                <w:rFonts w:ascii="Times New Roman" w:hAnsi="Times New Roman" w:cs="Times New Roman"/>
-                <w:sz w:val="28"/>
-                <w:szCs w:val="28"/>
-              </w:rPr>
-              <w:t>= 0)</w:t>
+              <w:t xml:space="preserve"> != 0)</w:t>
             </w:r>
           </w:p>
         </w:tc>
@@ -9676,7 +8597,6 @@
               <w:t xml:space="preserve"> </w:t>
             </w:r>
             <w:proofErr w:type="spellStart"/>
-            <w:proofErr w:type="gramStart"/>
             <w:r>
               <w:rPr>
                 <w:rFonts w:ascii="Times New Roman" w:hAnsi="Times New Roman" w:cs="Times New Roman"/>
@@ -9692,16 +8612,7 @@
                 <w:sz w:val="28"/>
                 <w:szCs w:val="28"/>
               </w:rPr>
-              <w:t xml:space="preserve"> &gt;</w:t>
-            </w:r>
-            <w:proofErr w:type="gramEnd"/>
-            <w:r>
-              <w:rPr>
-                <w:rFonts w:ascii="Times New Roman" w:hAnsi="Times New Roman" w:cs="Times New Roman"/>
-                <w:sz w:val="28"/>
-                <w:szCs w:val="28"/>
-              </w:rPr>
-              <w:t xml:space="preserve"> 0</w:t>
+              <w:t xml:space="preserve"> &gt; 0</w:t>
             </w:r>
           </w:p>
         </w:tc>
@@ -9814,7 +8725,6 @@
               <w:t xml:space="preserve"> </w:t>
             </w:r>
             <w:proofErr w:type="spellStart"/>
-            <w:proofErr w:type="gramStart"/>
             <w:r>
               <w:rPr>
                 <w:rFonts w:ascii="Times New Roman" w:hAnsi="Times New Roman" w:cs="Times New Roman"/>
@@ -9830,16 +8740,7 @@
                 <w:sz w:val="28"/>
                 <w:szCs w:val="28"/>
               </w:rPr>
-              <w:t xml:space="preserve"> &gt;</w:t>
-            </w:r>
-            <w:proofErr w:type="gramEnd"/>
-            <w:r>
-              <w:rPr>
-                <w:rFonts w:ascii="Times New Roman" w:hAnsi="Times New Roman" w:cs="Times New Roman"/>
-                <w:sz w:val="28"/>
-                <w:szCs w:val="28"/>
-              </w:rPr>
-              <w:t xml:space="preserve"> 0</w:t>
+              <w:t xml:space="preserve"> &gt; 0</w:t>
             </w:r>
           </w:p>
         </w:tc>
@@ -10205,18 +9106,8 @@
                 <w:sz w:val="28"/>
                 <w:szCs w:val="28"/>
               </w:rPr>
-              <w:t xml:space="preserve"> </w:t>
-            </w:r>
-            <w:proofErr w:type="gramStart"/>
-            <w:r>
-              <w:rPr>
-                <w:rFonts w:ascii="Times New Roman" w:hAnsi="Times New Roman" w:cs="Times New Roman"/>
-                <w:sz w:val="28"/>
-                <w:szCs w:val="28"/>
-              </w:rPr>
-              <w:t>&lt; 0</w:t>
-            </w:r>
-            <w:proofErr w:type="gramEnd"/>
+              <w:t xml:space="preserve"> &lt; 0</w:t>
+            </w:r>
           </w:p>
         </w:tc>
         <w:tc>
@@ -10425,7 +9316,6 @@
               <w:t xml:space="preserve">Метод </w:t>
             </w:r>
             <w:proofErr w:type="spellStart"/>
-            <w:proofErr w:type="gramStart"/>
             <w:r>
               <w:rPr>
                 <w:rFonts w:ascii="Times New Roman" w:hAnsi="Times New Roman" w:cs="Times New Roman"/>
@@ -10435,7 +9325,6 @@
               <w:t>array.forEach</w:t>
             </w:r>
             <w:proofErr w:type="spellEnd"/>
-            <w:proofErr w:type="gramEnd"/>
           </w:p>
         </w:tc>
         <w:tc>
@@ -11061,7 +9950,6 @@
               <w:t xml:space="preserve">Метод </w:t>
             </w:r>
             <w:proofErr w:type="spellStart"/>
-            <w:proofErr w:type="gramStart"/>
             <w:r>
               <w:rPr>
                 <w:rFonts w:ascii="Times New Roman" w:hAnsi="Times New Roman" w:cs="Times New Roman"/>
@@ -11071,7 +9959,6 @@
               <w:t>numbers.forEach</w:t>
             </w:r>
             <w:proofErr w:type="spellEnd"/>
-            <w:proofErr w:type="gramEnd"/>
           </w:p>
         </w:tc>
         <w:tc>
@@ -11253,6 +10140,7 @@
                 <w:rFonts w:ascii="Times New Roman" w:hAnsi="Times New Roman" w:cs="Times New Roman"/>
                 <w:sz w:val="28"/>
                 <w:szCs w:val="28"/>
+                <w:lang w:val="en-US"/>
               </w:rPr>
             </w:pPr>
             <w:r>
@@ -11261,7 +10149,16 @@
                 <w:sz w:val="28"/>
                 <w:szCs w:val="28"/>
               </w:rPr>
-              <w:t xml:space="preserve">Цикл for </w:t>
+              <w:t>Цикл</w:t>
+            </w:r>
+            <w:r>
+              <w:rPr>
+                <w:rFonts w:ascii="Times New Roman" w:hAnsi="Times New Roman" w:cs="Times New Roman"/>
+                <w:sz w:val="28"/>
+                <w:szCs w:val="28"/>
+                <w:lang w:val="en-US"/>
+              </w:rPr>
+              <w:t xml:space="preserve"> for </w:t>
             </w:r>
             <w:proofErr w:type="spellStart"/>
             <w:r>
@@ -11269,6 +10166,7 @@
                 <w:rFonts w:ascii="Times New Roman" w:hAnsi="Times New Roman" w:cs="Times New Roman"/>
                 <w:sz w:val="28"/>
                 <w:szCs w:val="28"/>
+                <w:lang w:val="en-US"/>
               </w:rPr>
               <w:t>i</w:t>
             </w:r>
@@ -11278,26 +10176,9 @@
                 <w:rFonts w:ascii="Times New Roman" w:hAnsi="Times New Roman" w:cs="Times New Roman"/>
                 <w:sz w:val="28"/>
                 <w:szCs w:val="28"/>
-              </w:rPr>
-              <w:t xml:space="preserve"> in </w:t>
-            </w:r>
-            <w:proofErr w:type="gramStart"/>
-            <w:r>
-              <w:rPr>
-                <w:rFonts w:ascii="Times New Roman" w:hAnsi="Times New Roman" w:cs="Times New Roman"/>
-                <w:sz w:val="28"/>
-                <w:szCs w:val="28"/>
-              </w:rPr>
-              <w:t>0..</w:t>
-            </w:r>
-            <w:proofErr w:type="gramEnd"/>
-            <w:r>
-              <w:rPr>
-                <w:rFonts w:ascii="Times New Roman" w:hAnsi="Times New Roman" w:cs="Times New Roman"/>
-                <w:sz w:val="28"/>
-                <w:szCs w:val="28"/>
-              </w:rPr>
-              <w:t>&lt;abs(num)</w:t>
+                <w:lang w:val="en-US"/>
+              </w:rPr>
+              <w:t xml:space="preserve"> in 0..&lt;abs(num)</w:t>
             </w:r>
           </w:p>
         </w:tc>
@@ -11529,18 +10410,8 @@
                 <w:sz w:val="28"/>
                 <w:szCs w:val="28"/>
               </w:rPr>
-              <w:t xml:space="preserve"> </w:t>
-            </w:r>
-            <w:proofErr w:type="gramStart"/>
-            <w:r>
-              <w:rPr>
-                <w:rFonts w:ascii="Times New Roman" w:hAnsi="Times New Roman" w:cs="Times New Roman"/>
-                <w:sz w:val="28"/>
-                <w:szCs w:val="28"/>
-              </w:rPr>
-              <w:t>&lt; 3</w:t>
-            </w:r>
-            <w:proofErr w:type="gramEnd"/>
+              <w:t xml:space="preserve"> &lt; 3</w:t>
+            </w:r>
           </w:p>
         </w:tc>
         <w:tc>
@@ -12234,7 +11105,7 @@
           <w:sz w:val="28"/>
           <w:szCs w:val="28"/>
         </w:rPr>
-        <w:t xml:space="preserve">Таблица </w:t>
+        <w:t>Таблица 2</w:t>
       </w:r>
       <w:r>
         <w:rPr>
@@ -12244,7 +11115,7 @@
           <w:sz w:val="28"/>
           <w:szCs w:val="28"/>
         </w:rPr>
-        <w:t>2</w:t>
+        <w:t xml:space="preserve"> </w:t>
       </w:r>
       <w:r>
         <w:rPr>
@@ -12254,27 +11125,7 @@
           <w:sz w:val="28"/>
           <w:szCs w:val="28"/>
         </w:rPr>
-        <w:t xml:space="preserve"> </w:t>
-      </w:r>
-      <w:r>
-        <w:rPr>
-          <w:rFonts w:ascii="Times New Roman" w:eastAsia="Times New Roman" w:hAnsi="Times New Roman" w:cs="Times New Roman"/>
-          <w:noProof/>
-          <w:color w:val="000000"/>
-          <w:sz w:val="28"/>
-          <w:szCs w:val="28"/>
-        </w:rPr>
-        <w:t xml:space="preserve">– Подсчет </w:t>
-      </w:r>
-      <w:r>
-        <w:rPr>
-          <w:rFonts w:ascii="Times New Roman" w:eastAsia="Times New Roman" w:hAnsi="Times New Roman" w:cs="Times New Roman"/>
-          <w:noProof/>
-          <w:color w:val="000000"/>
-          <w:sz w:val="28"/>
-          <w:szCs w:val="28"/>
-        </w:rPr>
-        <w:t>операторов</w:t>
+        <w:t>– Подсчет операторов</w:t>
       </w:r>
     </w:p>
     <w:p>
@@ -12310,9 +11161,9 @@
         <w:tblLook w:val="04A0" w:firstRow="1" w:lastRow="0" w:firstColumn="1" w:lastColumn="0" w:noHBand="0" w:noVBand="1"/>
       </w:tblPr>
       <w:tblGrid>
-        <w:gridCol w:w="2851"/>
-        <w:gridCol w:w="3364"/>
-        <w:gridCol w:w="3217"/>
+        <w:gridCol w:w="2816"/>
+        <w:gridCol w:w="3425"/>
+        <w:gridCol w:w="3191"/>
       </w:tblGrid>
       <w:tr>
         <w:tc>
@@ -12496,7 +11347,7 @@
                 <w:sz w:val="28"/>
                 <w:szCs w:val="28"/>
               </w:rPr>
-              <w:t>1, 2, 3, 7, 16, 22, 23, 35, 36, 38, 41, 49</w:t>
+              <w:t>1, 2, 7, 16, 22, 23, 35, 36, 41, 49</w:t>
             </w:r>
           </w:p>
         </w:tc>
@@ -12526,7 +11377,15 @@
                 <w:sz w:val="28"/>
                 <w:szCs w:val="28"/>
               </w:rPr>
-              <w:t>12</w:t>
+              <w:t>1</w:t>
+            </w:r>
+            <w:r>
+              <w:rPr>
+                <w:rFonts w:ascii="Times New Roman" w:hAnsi="Times New Roman" w:cs="Times New Roman"/>
+                <w:sz w:val="28"/>
+                <w:szCs w:val="28"/>
+              </w:rPr>
+              <w:t>0</w:t>
             </w:r>
           </w:p>
         </w:tc>
@@ -12588,7 +11447,7 @@
                 <w:sz w:val="28"/>
                 <w:szCs w:val="28"/>
               </w:rPr>
-              <w:t>4, 5, 6, 8, 9, 11, 15, 17, 20, 24, 26, 28, 30, 32, 37, 39, 40, 42, 43, 45, 47, 50</w:t>
+              <w:t>3, 4, 5, 6, 8, 9, 11, 15, 17, 20, 24, 26, 28, 30, 32, 37, 38, 39, 40, 42, 43, 45, 47, 50</w:t>
             </w:r>
           </w:p>
         </w:tc>
@@ -12618,7 +11477,23 @@
                 <w:sz w:val="28"/>
                 <w:szCs w:val="28"/>
               </w:rPr>
-              <w:t>22 (включая ветвления/проверки)</w:t>
+              <w:t>2</w:t>
+            </w:r>
+            <w:r>
+              <w:rPr>
+                <w:rFonts w:ascii="Times New Roman" w:hAnsi="Times New Roman" w:cs="Times New Roman"/>
+                <w:sz w:val="28"/>
+                <w:szCs w:val="28"/>
+              </w:rPr>
+              <w:t>4</w:t>
+            </w:r>
+            <w:r>
+              <w:rPr>
+                <w:rFonts w:ascii="Times New Roman" w:hAnsi="Times New Roman" w:cs="Times New Roman"/>
+                <w:sz w:val="28"/>
+                <w:szCs w:val="28"/>
+              </w:rPr>
+              <w:t xml:space="preserve"> (включая ветвления/проверки)</w:t>
             </w:r>
           </w:p>
         </w:tc>
@@ -12732,98 +11607,6 @@
               <w:spacing w:after="0" w:line="240" w:lineRule="auto"/>
               <w:rPr>
                 <w:rFonts w:ascii="Times New Roman" w:hAnsi="Times New Roman" w:cs="Times New Roman"/>
-                <w:sz w:val="28"/>
-                <w:szCs w:val="28"/>
-              </w:rPr>
-            </w:pPr>
-            <w:r>
-              <w:rPr>
-                <w:rFonts w:ascii="Times New Roman" w:hAnsi="Times New Roman" w:cs="Times New Roman"/>
-                <w:sz w:val="28"/>
-                <w:szCs w:val="28"/>
-              </w:rPr>
-              <w:t>Вывод результата</w:t>
-            </w:r>
-          </w:p>
-        </w:tc>
-        <w:tc>
-          <w:tcPr>
-            <w:tcW w:w="0" w:type="auto"/>
-            <w:tcMar>
-              <w:top w:w="90" w:type="dxa"/>
-              <w:left w:w="150" w:type="dxa"/>
-              <w:bottom w:w="90" w:type="dxa"/>
-              <w:right w:w="150" w:type="dxa"/>
-            </w:tcMar>
-            <w:hideMark/>
-          </w:tcPr>
-          <w:p>
-            <w:pPr>
-              <w:spacing w:after="0" w:line="240" w:lineRule="auto"/>
-              <w:rPr>
-                <w:rFonts w:ascii="Times New Roman" w:hAnsi="Times New Roman" w:cs="Times New Roman"/>
-                <w:sz w:val="28"/>
-                <w:szCs w:val="28"/>
-              </w:rPr>
-            </w:pPr>
-            <w:r>
-              <w:rPr>
-                <w:rFonts w:ascii="Times New Roman" w:hAnsi="Times New Roman" w:cs="Times New Roman"/>
-                <w:sz w:val="28"/>
-                <w:szCs w:val="28"/>
-              </w:rPr>
-              <w:t>54</w:t>
-            </w:r>
-          </w:p>
-        </w:tc>
-        <w:tc>
-          <w:tcPr>
-            <w:tcW w:w="0" w:type="auto"/>
-            <w:tcMar>
-              <w:top w:w="90" w:type="dxa"/>
-              <w:left w:w="150" w:type="dxa"/>
-              <w:bottom w:w="90" w:type="dxa"/>
-              <w:right w:w="150" w:type="dxa"/>
-            </w:tcMar>
-            <w:hideMark/>
-          </w:tcPr>
-          <w:p>
-            <w:pPr>
-              <w:spacing w:after="0" w:line="240" w:lineRule="auto"/>
-              <w:rPr>
-                <w:rFonts w:ascii="Times New Roman" w:hAnsi="Times New Roman" w:cs="Times New Roman"/>
-                <w:sz w:val="28"/>
-                <w:szCs w:val="28"/>
-              </w:rPr>
-            </w:pPr>
-            <w:r>
-              <w:rPr>
-                <w:rFonts w:ascii="Times New Roman" w:hAnsi="Times New Roman" w:cs="Times New Roman"/>
-                <w:sz w:val="28"/>
-                <w:szCs w:val="28"/>
-              </w:rPr>
-              <w:t>1</w:t>
-            </w:r>
-          </w:p>
-        </w:tc>
-      </w:tr>
-      <w:tr>
-        <w:tc>
-          <w:tcPr>
-            <w:tcW w:w="0" w:type="auto"/>
-            <w:tcMar>
-              <w:top w:w="90" w:type="dxa"/>
-              <w:left w:w="150" w:type="dxa"/>
-              <w:bottom w:w="90" w:type="dxa"/>
-              <w:right w:w="150" w:type="dxa"/>
-            </w:tcMar>
-            <w:hideMark/>
-          </w:tcPr>
-          <w:p>
-            <w:pPr>
-              <w:spacing w:after="0" w:line="240" w:lineRule="auto"/>
-              <w:rPr>
-                <w:rFonts w:ascii="Times New Roman" w:hAnsi="Times New Roman" w:cs="Times New Roman"/>
                 <w:b/>
                 <w:bCs/>
                 <w:sz w:val="28"/>
@@ -12896,7 +11679,17 @@
                 <w:sz w:val="28"/>
                 <w:szCs w:val="28"/>
               </w:rPr>
-              <w:t>54</w:t>
+              <w:t>5</w:t>
+            </w:r>
+            <w:r>
+              <w:rPr>
+                <w:rFonts w:ascii="Times New Roman" w:hAnsi="Times New Roman" w:cs="Times New Roman"/>
+                <w:b/>
+                <w:bCs/>
+                <w:sz w:val="28"/>
+                <w:szCs w:val="28"/>
+              </w:rPr>
+              <w:t>3</w:t>
             </w:r>
           </w:p>
         </w:tc>
@@ -12936,7 +11729,7 @@
           <w:sz w:val="28"/>
           <w:szCs w:val="28"/>
         </w:rPr>
-        <w:t>Т</w:t>
+        <w:t>В</w:t>
       </w:r>
       <w:r>
         <w:rPr>
@@ -12946,7 +11739,7 @@
           <w:sz w:val="28"/>
           <w:szCs w:val="28"/>
         </w:rPr>
-        <w:t>очное количество операторов N может варьироваться в зависимости от выбранного правила подсчета вспомоганых строк, в автоматическом анализаторе зафиксировано значение 53.</w:t>
+        <w:t xml:space="preserve"> автоматическом анализаторе зафиксировано значение 53.</w:t>
       </w:r>
     </w:p>
     <w:p>
@@ -13166,17 +11959,7 @@
           <w:sz w:val="28"/>
           <w:szCs w:val="28"/>
         </w:rPr>
-        <w:t xml:space="preserve">Таблица </w:t>
-      </w:r>
-      <w:r>
-        <w:rPr>
-          <w:rFonts w:ascii="Times New Roman" w:eastAsia="Times New Roman" w:hAnsi="Times New Roman" w:cs="Times New Roman"/>
-          <w:noProof/>
-          <w:color w:val="000000"/>
-          <w:sz w:val="28"/>
-          <w:szCs w:val="28"/>
-        </w:rPr>
-        <w:t>3</w:t>
+        <w:t>Таблица 3</w:t>
       </w:r>
       <w:r>
         <w:rPr>
@@ -13351,7 +12134,6 @@
               </w:rPr>
             </w:pPr>
             <w:proofErr w:type="spellStart"/>
-            <w:proofErr w:type="gramStart"/>
             <w:r>
               <w:rPr>
                 <w:rFonts w:ascii="Times New Roman" w:hAnsi="Times New Roman" w:cs="Times New Roman"/>
@@ -13361,7 +12143,6 @@
               <w:t>numbers.forEach</w:t>
             </w:r>
             <w:proofErr w:type="spellEnd"/>
-            <w:proofErr w:type="gramEnd"/>
           </w:p>
         </w:tc>
         <w:tc>
@@ -13414,6 +12195,7 @@
                 <w:rFonts w:ascii="Times New Roman" w:hAnsi="Times New Roman" w:cs="Times New Roman"/>
                 <w:sz w:val="28"/>
                 <w:szCs w:val="28"/>
+                <w:lang w:val="en-US"/>
               </w:rPr>
             </w:pPr>
             <w:r>
@@ -13421,6 +12203,7 @@
                 <w:rFonts w:ascii="Times New Roman" w:hAnsi="Times New Roman" w:cs="Times New Roman"/>
                 <w:sz w:val="28"/>
                 <w:szCs w:val="28"/>
+                <w:lang w:val="en-US"/>
               </w:rPr>
               <w:t xml:space="preserve">for </w:t>
             </w:r>
@@ -13430,6 +12213,7 @@
                 <w:rFonts w:ascii="Times New Roman" w:hAnsi="Times New Roman" w:cs="Times New Roman"/>
                 <w:sz w:val="28"/>
                 <w:szCs w:val="28"/>
+                <w:lang w:val="en-US"/>
               </w:rPr>
               <w:t>i</w:t>
             </w:r>
@@ -13439,26 +12223,9 @@
                 <w:rFonts w:ascii="Times New Roman" w:hAnsi="Times New Roman" w:cs="Times New Roman"/>
                 <w:sz w:val="28"/>
                 <w:szCs w:val="28"/>
-              </w:rPr>
-              <w:t xml:space="preserve"> in </w:t>
-            </w:r>
-            <w:proofErr w:type="gramStart"/>
-            <w:r>
-              <w:rPr>
-                <w:rFonts w:ascii="Times New Roman" w:hAnsi="Times New Roman" w:cs="Times New Roman"/>
-                <w:sz w:val="28"/>
-                <w:szCs w:val="28"/>
-              </w:rPr>
-              <w:t>0..</w:t>
-            </w:r>
-            <w:proofErr w:type="gramEnd"/>
-            <w:r>
-              <w:rPr>
-                <w:rFonts w:ascii="Times New Roman" w:hAnsi="Times New Roman" w:cs="Times New Roman"/>
-                <w:sz w:val="28"/>
-                <w:szCs w:val="28"/>
-              </w:rPr>
-              <w:t>&lt;abs(num)</w:t>
+                <w:lang w:val="en-US"/>
+              </w:rPr>
+              <w:t xml:space="preserve"> in 0..&lt;abs(num)</w:t>
             </w:r>
           </w:p>
         </w:tc>
@@ -13620,18 +12387,8 @@
                 <w:sz w:val="28"/>
                 <w:szCs w:val="28"/>
               </w:rPr>
-              <w:t xml:space="preserve"> </w:t>
-            </w:r>
-            <w:proofErr w:type="gramStart"/>
-            <w:r>
-              <w:rPr>
-                <w:rFonts w:ascii="Times New Roman" w:hAnsi="Times New Roman" w:cs="Times New Roman"/>
-                <w:sz w:val="28"/>
-                <w:szCs w:val="28"/>
-              </w:rPr>
-              <w:t>&lt; 3</w:t>
-            </w:r>
-            <w:proofErr w:type="gramEnd"/>
+              <w:t xml:space="preserve"> &lt; 3</w:t>
+            </w:r>
           </w:p>
         </w:tc>
         <w:tc>
@@ -13684,6 +12441,7 @@
                 <w:rFonts w:ascii="Times New Roman" w:hAnsi="Times New Roman" w:cs="Times New Roman"/>
                 <w:sz w:val="28"/>
                 <w:szCs w:val="28"/>
+                <w:lang w:val="en-US"/>
               </w:rPr>
             </w:pPr>
             <w:r>
@@ -13692,7 +12450,33 @@
                 <w:sz w:val="28"/>
                 <w:szCs w:val="28"/>
               </w:rPr>
-              <w:t>Эквивалентный if-else от switch count</w:t>
+              <w:t>Эквивалентный</w:t>
+            </w:r>
+            <w:r>
+              <w:rPr>
+                <w:rFonts w:ascii="Times New Roman" w:hAnsi="Times New Roman" w:cs="Times New Roman"/>
+                <w:sz w:val="28"/>
+                <w:szCs w:val="28"/>
+                <w:lang w:val="en-US"/>
+              </w:rPr>
+              <w:t xml:space="preserve"> if-else </w:t>
+            </w:r>
+            <w:r>
+              <w:rPr>
+                <w:rFonts w:ascii="Times New Roman" w:hAnsi="Times New Roman" w:cs="Times New Roman"/>
+                <w:sz w:val="28"/>
+                <w:szCs w:val="28"/>
+              </w:rPr>
+              <w:t>от</w:t>
+            </w:r>
+            <w:r>
+              <w:rPr>
+                <w:rFonts w:ascii="Times New Roman" w:hAnsi="Times New Roman" w:cs="Times New Roman"/>
+                <w:sz w:val="28"/>
+                <w:szCs w:val="28"/>
+                <w:lang w:val="en-US"/>
+              </w:rPr>
+              <w:t xml:space="preserve"> switch count</w:t>
             </w:r>
           </w:p>
         </w:tc>
@@ -13951,37 +12735,7 @@
           <w:sz w:val="28"/>
           <w:szCs w:val="28"/>
         </w:rPr>
-        <w:t xml:space="preserve">Таблица </w:t>
-      </w:r>
-      <w:r>
-        <w:rPr>
-          <w:rFonts w:ascii="Times New Roman" w:eastAsia="Times New Roman" w:hAnsi="Times New Roman" w:cs="Times New Roman"/>
-          <w:noProof/>
-          <w:color w:val="000000"/>
-          <w:sz w:val="28"/>
-          <w:szCs w:val="28"/>
-        </w:rPr>
-        <w:t xml:space="preserve">4 </w:t>
-      </w:r>
-      <w:r>
-        <w:rPr>
-          <w:rFonts w:ascii="Times New Roman" w:eastAsia="Times New Roman" w:hAnsi="Times New Roman" w:cs="Times New Roman"/>
-          <w:noProof/>
-          <w:color w:val="000000"/>
-          <w:sz w:val="28"/>
-          <w:szCs w:val="28"/>
-        </w:rPr>
-        <w:t xml:space="preserve">– </w:t>
-      </w:r>
-      <w:r>
-        <w:rPr>
-          <w:rFonts w:ascii="Times New Roman" w:eastAsia="Times New Roman" w:hAnsi="Times New Roman" w:cs="Times New Roman"/>
-          <w:noProof/>
-          <w:color w:val="000000"/>
-          <w:sz w:val="28"/>
-          <w:szCs w:val="28"/>
-        </w:rPr>
-        <w:t>Итоговая таблица подсчетов</w:t>
+        <w:t>Таблица 4 – Итоговая таблица подсчетов</w:t>
       </w:r>
     </w:p>
     <w:p>
@@ -18666,6 +17420,7 @@
   <w:style w:type="character" w:default="1" w:styleId="a0">
     <w:name w:val="Default Paragraph Font"/>
     <w:uiPriority w:val="1"/>
+    <w:semiHidden/>
     <w:unhideWhenUsed/>
   </w:style>
   <w:style w:type="table" w:default="1" w:styleId="a1">
